--- a/05-数字电路/01-组合逻辑电路/奇偶校验电路/奇偶校验电路.docx
+++ b/05-数字电路/01-组合逻辑电路/奇偶校验电路/奇偶校验电路.docx
@@ -1921,6 +1921,20 @@
     </w:p>
     <w:bookmarkEnd w:id="26"/>
     <w:bookmarkEnd w:id="27"/>
+    <w:p>
+      <w:pPr>
+        <w:spacing w:before="360"/>
+        <w:jc w:val="center"/>
+      </w:pPr>
+      <w:r>
+        <w:rPr>
+          <w:rFonts w:ascii="Times New Roman" w:hAnsi="Times New Roman"/>
+          <w:color w:val="555555"/>
+          <w:sz w:val="21"/>
+        </w:rPr>
+        <w:t>材料收集者：杜文杰</w:t>
+      </w:r>
+    </w:p>
     <w:sectPr>
       <w:headerReference r:id="rId9" w:type="default"/>
       <w:footerReference r:id="rId10" w:type="default"/>

--- a/05-数字电路/01-组合逻辑电路/奇偶校验电路/奇偶校验电路.docx
+++ b/05-数字电路/01-组合逻辑电路/奇偶校验电路/奇偶校验电路.docx
@@ -1,6 +1,6 @@
 
 <file path=word/document.xml><?xml version="1.0" encoding="utf-8"?>
-<w:document xmlns:w="http://schemas.openxmlformats.org/wordprocessingml/2006/main" xmlns:m="http://schemas.openxmlformats.org/officeDocument/2006/math" xmlns:r="http://schemas.openxmlformats.org/officeDocument/2006/relationships" xmlns:o="urn:schemas-microsoft-com:office:office" xmlns:v="urn:schemas-microsoft-com:vml" xmlns:w10="urn:schemas-microsoft-com:office:word" xmlns:a="http://schemas.openxmlformats.org/drawingml/2006/main" xmlns:pic="http://schemas.openxmlformats.org/drawingml/2006/picture" xmlns:wp="http://schemas.openxmlformats.org/drawingml/2006/wordprocessingDrawing">
+<w:document xmlns:m="http://schemas.openxmlformats.org/officeDocument/2006/math" xmlns:r="http://schemas.openxmlformats.org/officeDocument/2006/relationships" xmlns:w="http://schemas.openxmlformats.org/wordprocessingml/2006/main" xmlns:o="urn:schemas-microsoft-com:office:office" xmlns:v="urn:schemas-microsoft-com:vml" xmlns:w10="urn:schemas-microsoft-com:office:word" xmlns:a="http://schemas.openxmlformats.org/drawingml/2006/main" xmlns:pic="http://schemas.openxmlformats.org/drawingml/2006/picture" xmlns:wp="http://schemas.openxmlformats.org/drawingml/2006/wordprocessingDrawing">
   <w:body>
     <w:bookmarkStart w:id="27" w:name="奇偶校验电路"/>
     <w:p>
@@ -9,7 +9,7 @@
       </w:pPr>
       <w:r>
         <w:rPr>
-          <w:rFonts w:hint="eastAsia"/>
+          <w:rFonts w:hint="eastAsia" w:eastAsia="黑体"/>
         </w:rPr>
         <w:t xml:space="preserve">奇偶校验电路</w:t>
       </w:r>
@@ -21,7 +21,7 @@
       </w:pPr>
       <w:r>
         <w:rPr>
-          <w:rFonts w:hint="eastAsia"/>
+          <w:rFonts w:hint="eastAsia" w:eastAsia="黑体"/>
         </w:rPr>
         <w:t xml:space="preserve">拓扑描述</w:t>
       </w:r>
@@ -32,12 +32,13 @@
       </w:pPr>
       <w:r>
         <w:rPr>
-          <w:rFonts w:hint="eastAsia"/>
+          <w:rFonts w:hint="eastAsia" w:eastAsia="黑体"/>
         </w:rPr>
         <w:t xml:space="preserve">由</w:t>
       </w:r>
       <w:r>
         <w:rPr>
+          <w:rFonts w:eastAsia="黑体"/>
           <w:b/>
           <w:bCs/>
         </w:rPr>
@@ -45,7 +46,7 @@
       </w:r>
       <w:r>
         <w:rPr>
-          <w:rFonts w:hint="eastAsia"/>
+          <w:rFonts w:hint="eastAsia" w:eastAsia="黑体"/>
           <w:b/>
           <w:bCs/>
         </w:rPr>
@@ -53,30 +54,40 @@
       </w:r>
       <w:r>
         <w:rPr>
+          <w:rFonts w:eastAsia="黑体"/>
           <w:b/>
           <w:bCs/>
         </w:rPr>
         <w:t xml:space="preserve"> A1~A7</w:t>
       </w:r>
       <w:r>
+        <w:rPr>
+          <w:rFonts w:eastAsia="黑体"/>
+        </w:rPr>
         <w:t xml:space="preserve"> </w:t>
       </w:r>
       <w:r>
         <w:rPr>
-          <w:rFonts w:hint="eastAsia"/>
+          <w:rFonts w:hint="eastAsia" w:eastAsia="黑体"/>
         </w:rPr>
         <w:t xml:space="preserve">构成一个</w:t>
       </w:r>
       <w:r>
+        <w:rPr>
+          <w:rFonts w:eastAsia="黑体"/>
+        </w:rPr>
         <w:t xml:space="preserve"> 8 </w:t>
       </w:r>
       <w:r>
         <w:rPr>
-          <w:rFonts w:hint="eastAsia"/>
+          <w:rFonts w:hint="eastAsia" w:eastAsia="黑体"/>
         </w:rPr>
         <w:t xml:space="preserve">位奇偶发生器/校验器（异或门树），输入数据为</w:t>
       </w:r>
       <w:r>
+        <w:rPr>
+          <w:rFonts w:eastAsia="黑体"/>
+        </w:rPr>
         <w:t xml:space="preserve"> </w:t>
       </w:r>
       <m:oMath>
@@ -113,22 +124,25 @@
       </m:oMath>
       <w:r>
         <w:rPr>
-          <w:rFonts w:hint="eastAsia"/>
+          <w:rFonts w:hint="eastAsia" w:eastAsia="黑体"/>
         </w:rPr>
         <w:t xml:space="preserve">。电路共有</w:t>
       </w:r>
       <w:r>
+        <w:rPr>
+          <w:rFonts w:eastAsia="黑体"/>
+        </w:rPr>
         <w:t xml:space="preserve"> 9 </w:t>
       </w:r>
       <w:r>
         <w:rPr>
-          <w:rFonts w:hint="eastAsia"/>
+          <w:rFonts w:hint="eastAsia" w:eastAsia="黑体"/>
         </w:rPr>
         <w:t xml:space="preserve">个关键节点：</w:t>
       </w:r>
       <w:r>
         <w:rPr>
-          <w:rFonts w:hint="eastAsia"/>
+          <w:rFonts w:hint="eastAsia" w:eastAsia="黑体"/>
           <w:b/>
           <w:bCs/>
         </w:rPr>
@@ -136,6 +150,7 @@
       </w:r>
       <w:r>
         <w:rPr>
+          <w:rFonts w:eastAsia="黑体"/>
           <w:b/>
           <w:bCs/>
         </w:rPr>
@@ -143,7 +158,7 @@
       </w:r>
       <w:r>
         <w:rPr>
-          <w:rFonts w:hint="eastAsia"/>
+          <w:rFonts w:hint="eastAsia" w:eastAsia="黑体"/>
           <w:b/>
           <w:bCs/>
         </w:rPr>
@@ -151,6 +166,7 @@
       </w:r>
       <w:r>
         <w:rPr>
+          <w:rFonts w:eastAsia="黑体"/>
           <w:b/>
           <w:bCs/>
         </w:rPr>
@@ -190,22 +206,25 @@
       </m:oMath>
       <w:r>
         <w:rPr>
-          <w:rFonts w:hint="eastAsia"/>
+          <w:rFonts w:hint="eastAsia" w:eastAsia="黑体"/>
         </w:rPr>
         <w:t xml:space="preserve">（8</w:t>
       </w:r>
       <w:r>
+        <w:rPr>
+          <w:rFonts w:eastAsia="黑体"/>
+        </w:rPr>
         <w:t xml:space="preserve"> </w:t>
       </w:r>
       <w:r>
         <w:rPr>
-          <w:rFonts w:hint="eastAsia"/>
+          <w:rFonts w:hint="eastAsia" w:eastAsia="黑体"/>
         </w:rPr>
         <w:t xml:space="preserve">位待校验数据）；</w:t>
       </w:r>
       <w:r>
         <w:rPr>
-          <w:rFonts w:hint="eastAsia"/>
+          <w:rFonts w:hint="eastAsia" w:eastAsia="黑体"/>
           <w:b/>
           <w:bCs/>
         </w:rPr>
@@ -213,6 +232,7 @@
       </w:r>
       <w:r>
         <w:rPr>
+          <w:rFonts w:eastAsia="黑体"/>
           <w:b/>
           <w:bCs/>
         </w:rPr>
@@ -220,7 +240,7 @@
       </w:r>
       <w:r>
         <w:rPr>
-          <w:rFonts w:hint="eastAsia"/>
+          <w:rFonts w:hint="eastAsia" w:eastAsia="黑体"/>
           <w:b/>
           <w:bCs/>
         </w:rPr>
@@ -228,6 +248,7 @@
       </w:r>
       <w:r>
         <w:rPr>
+          <w:rFonts w:eastAsia="黑体"/>
           <w:b/>
           <w:bCs/>
         </w:rPr>
@@ -235,11 +256,14 @@
       </w:r>
       <w:r>
         <w:rPr>
-          <w:rFonts w:hint="eastAsia"/>
+          <w:rFonts w:hint="eastAsia" w:eastAsia="黑体"/>
         </w:rPr>
         <w:t xml:space="preserve">（异或累加结果，携带</w:t>
       </w:r>
       <w:r>
+        <w:rPr>
+          <w:rFonts w:eastAsia="黑体"/>
+        </w:rPr>
         <w:t xml:space="preserve"> </w:t>
       </w:r>
       <m:oMath>
@@ -315,7 +339,7 @@
       </m:oMath>
       <w:r>
         <w:rPr>
-          <w:rFonts w:hint="eastAsia"/>
+          <w:rFonts w:hint="eastAsia" w:eastAsia="黑体"/>
         </w:rPr>
         <w:t xml:space="preserve">）。</w:t>
       </w:r>
@@ -324,39 +348,52 @@
       <w:pPr/>
       <w:r>
         <w:rPr>
-          <w:rFonts w:hint="eastAsia"/>
+          <w:rFonts w:hint="eastAsia" w:eastAsia="黑体"/>
         </w:rPr>
         <w:t xml:space="preserve">各门管脚连接（树形分三级）：第一级</w:t>
       </w:r>
       <w:r>
+        <w:rPr>
+          <w:rFonts w:eastAsia="黑体"/>
+        </w:rPr>
         <w:t xml:space="preserve"> </w:t>
       </w:r>
       <w:r>
         <w:rPr>
+          <w:rFonts w:eastAsia="黑体"/>
           <w:b/>
           <w:bCs/>
         </w:rPr>
         <w:t xml:space="preserve">A1</w:t>
       </w:r>
       <w:r>
+        <w:rPr>
+          <w:rFonts w:eastAsia="黑体"/>
+        </w:rPr>
         <w:t xml:space="preserve"> </w:t>
       </w:r>
       <w:r>
         <w:rPr>
-          <w:rFonts w:hint="eastAsia"/>
+          <w:rFonts w:hint="eastAsia" w:eastAsia="黑体"/>
         </w:rPr>
         <w:t xml:space="preserve">的</w:t>
       </w:r>
       <w:r>
+        <w:rPr>
+          <w:rFonts w:eastAsia="黑体"/>
+        </w:rPr>
         <w:t xml:space="preserve"> A、B </w:t>
       </w:r>
       <w:r>
         <w:rPr>
-          <w:rFonts w:hint="eastAsia"/>
+          <w:rFonts w:hint="eastAsia" w:eastAsia="黑体"/>
         </w:rPr>
         <w:t xml:space="preserve">两端分别接数据节点</w:t>
       </w:r>
       <w:r>
+        <w:rPr>
+          <w:rFonts w:eastAsia="黑体"/>
+        </w:rPr>
         <w:t xml:space="preserve"> </w:t>
       </w:r>
       <m:oMath>
@@ -374,6 +411,9 @@
         </m:sSub>
       </m:oMath>
       <w:r>
+        <w:rPr>
+          <w:rFonts w:eastAsia="黑体"/>
+        </w:rPr>
         <w:t xml:space="preserve">、</w:t>
       </w:r>
       <m:oMath>
@@ -392,27 +432,34 @@
       </m:oMath>
       <w:r>
         <w:rPr>
-          <w:rFonts w:hint="eastAsia"/>
+          <w:rFonts w:hint="eastAsia" w:eastAsia="黑体"/>
         </w:rPr>
         <w:t xml:space="preserve">；</w:t>
       </w:r>
       <w:r>
         <w:rPr>
+          <w:rFonts w:eastAsia="黑体"/>
           <w:b/>
           <w:bCs/>
         </w:rPr>
         <w:t xml:space="preserve">A2</w:t>
       </w:r>
       <w:r>
+        <w:rPr>
+          <w:rFonts w:eastAsia="黑体"/>
+        </w:rPr>
         <w:t xml:space="preserve"> </w:t>
       </w:r>
       <w:r>
         <w:rPr>
-          <w:rFonts w:hint="eastAsia"/>
+          <w:rFonts w:hint="eastAsia" w:eastAsia="黑体"/>
         </w:rPr>
         <w:t xml:space="preserve">接</w:t>
       </w:r>
       <w:r>
+        <w:rPr>
+          <w:rFonts w:eastAsia="黑体"/>
+        </w:rPr>
         <w:t xml:space="preserve"> </w:t>
       </w:r>
       <m:oMath>
@@ -430,6 +477,9 @@
         </m:sSub>
       </m:oMath>
       <w:r>
+        <w:rPr>
+          <w:rFonts w:eastAsia="黑体"/>
+        </w:rPr>
         <w:t xml:space="preserve">、</w:t>
       </w:r>
       <m:oMath>
@@ -448,27 +498,34 @@
       </m:oMath>
       <w:r>
         <w:rPr>
-          <w:rFonts w:hint="eastAsia"/>
+          <w:rFonts w:hint="eastAsia" w:eastAsia="黑体"/>
         </w:rPr>
         <w:t xml:space="preserve">；</w:t>
       </w:r>
       <w:r>
         <w:rPr>
+          <w:rFonts w:eastAsia="黑体"/>
           <w:b/>
           <w:bCs/>
         </w:rPr>
         <w:t xml:space="preserve">A3</w:t>
       </w:r>
       <w:r>
+        <w:rPr>
+          <w:rFonts w:eastAsia="黑体"/>
+        </w:rPr>
         <w:t xml:space="preserve"> </w:t>
       </w:r>
       <w:r>
         <w:rPr>
-          <w:rFonts w:hint="eastAsia"/>
+          <w:rFonts w:hint="eastAsia" w:eastAsia="黑体"/>
         </w:rPr>
         <w:t xml:space="preserve">接</w:t>
       </w:r>
       <w:r>
+        <w:rPr>
+          <w:rFonts w:eastAsia="黑体"/>
+        </w:rPr>
         <w:t xml:space="preserve"> </w:t>
       </w:r>
       <m:oMath>
@@ -486,6 +543,9 @@
         </m:sSub>
       </m:oMath>
       <w:r>
+        <w:rPr>
+          <w:rFonts w:eastAsia="黑体"/>
+        </w:rPr>
         <w:t xml:space="preserve">、</w:t>
       </w:r>
       <m:oMath>
@@ -504,27 +564,34 @@
       </m:oMath>
       <w:r>
         <w:rPr>
-          <w:rFonts w:hint="eastAsia"/>
+          <w:rFonts w:hint="eastAsia" w:eastAsia="黑体"/>
         </w:rPr>
         <w:t xml:space="preserve">；</w:t>
       </w:r>
       <w:r>
         <w:rPr>
+          <w:rFonts w:eastAsia="黑体"/>
           <w:b/>
           <w:bCs/>
         </w:rPr>
         <w:t xml:space="preserve">A4</w:t>
       </w:r>
       <w:r>
+        <w:rPr>
+          <w:rFonts w:eastAsia="黑体"/>
+        </w:rPr>
         <w:t xml:space="preserve"> </w:t>
       </w:r>
       <w:r>
         <w:rPr>
-          <w:rFonts w:hint="eastAsia"/>
+          <w:rFonts w:hint="eastAsia" w:eastAsia="黑体"/>
         </w:rPr>
         <w:t xml:space="preserve">接</w:t>
       </w:r>
       <w:r>
+        <w:rPr>
+          <w:rFonts w:eastAsia="黑体"/>
+        </w:rPr>
         <w:t xml:space="preserve"> </w:t>
       </w:r>
       <m:oMath>
@@ -542,6 +609,9 @@
         </m:sSub>
       </m:oMath>
       <w:r>
+        <w:rPr>
+          <w:rFonts w:eastAsia="黑体"/>
+        </w:rPr>
         <w:t xml:space="preserve">、</w:t>
       </w:r>
       <m:oMath>
@@ -560,173 +630,230 @@
       </m:oMath>
       <w:r>
         <w:rPr>
-          <w:rFonts w:hint="eastAsia"/>
+          <w:rFonts w:hint="eastAsia" w:eastAsia="黑体"/>
         </w:rPr>
         <w:t xml:space="preserve">；第二级</w:t>
       </w:r>
       <w:r>
+        <w:rPr>
+          <w:rFonts w:eastAsia="黑体"/>
+        </w:rPr>
         <w:t xml:space="preserve"> </w:t>
       </w:r>
       <w:r>
         <w:rPr>
+          <w:rFonts w:eastAsia="黑体"/>
           <w:b/>
           <w:bCs/>
         </w:rPr>
         <w:t xml:space="preserve">A5</w:t>
       </w:r>
       <w:r>
+        <w:rPr>
+          <w:rFonts w:eastAsia="黑体"/>
+        </w:rPr>
         <w:t xml:space="preserve"> </w:t>
       </w:r>
       <w:r>
         <w:rPr>
-          <w:rFonts w:hint="eastAsia"/>
+          <w:rFonts w:hint="eastAsia" w:eastAsia="黑体"/>
         </w:rPr>
         <w:t xml:space="preserve">的</w:t>
       </w:r>
       <w:r>
+        <w:rPr>
+          <w:rFonts w:eastAsia="黑体"/>
+        </w:rPr>
         <w:t xml:space="preserve"> A、B </w:t>
       </w:r>
       <w:r>
         <w:rPr>
-          <w:rFonts w:hint="eastAsia"/>
+          <w:rFonts w:hint="eastAsia" w:eastAsia="黑体"/>
         </w:rPr>
         <w:t xml:space="preserve">两端分别接</w:t>
       </w:r>
       <w:r>
+        <w:rPr>
+          <w:rFonts w:eastAsia="黑体"/>
+        </w:rPr>
         <w:t xml:space="preserve"> A1、A2 </w:t>
       </w:r>
       <w:r>
         <w:rPr>
-          <w:rFonts w:hint="eastAsia"/>
+          <w:rFonts w:hint="eastAsia" w:eastAsia="黑体"/>
         </w:rPr>
         <w:t xml:space="preserve">的输出</w:t>
       </w:r>
       <w:r>
+        <w:rPr>
+          <w:rFonts w:eastAsia="黑体"/>
+        </w:rPr>
         <w:t xml:space="preserve"> </w:t>
       </w:r>
       <w:r>
         <w:rPr>
-          <w:rFonts w:hint="eastAsia"/>
+          <w:rFonts w:hint="eastAsia" w:eastAsia="黑体"/>
         </w:rPr>
         <w:t xml:space="preserve">Y；</w:t>
       </w:r>
       <w:r>
         <w:rPr>
+          <w:rFonts w:eastAsia="黑体"/>
           <w:b/>
           <w:bCs/>
         </w:rPr>
         <w:t xml:space="preserve">A6</w:t>
       </w:r>
       <w:r>
+        <w:rPr>
+          <w:rFonts w:eastAsia="黑体"/>
+        </w:rPr>
         <w:t xml:space="preserve"> </w:t>
       </w:r>
       <w:r>
         <w:rPr>
-          <w:rFonts w:hint="eastAsia"/>
+          <w:rFonts w:hint="eastAsia" w:eastAsia="黑体"/>
         </w:rPr>
         <w:t xml:space="preserve">的</w:t>
       </w:r>
       <w:r>
+        <w:rPr>
+          <w:rFonts w:eastAsia="黑体"/>
+        </w:rPr>
         <w:t xml:space="preserve"> A、B </w:t>
       </w:r>
       <w:r>
         <w:rPr>
-          <w:rFonts w:hint="eastAsia"/>
+          <w:rFonts w:hint="eastAsia" w:eastAsia="黑体"/>
         </w:rPr>
         <w:t xml:space="preserve">两端分别接</w:t>
       </w:r>
       <w:r>
+        <w:rPr>
+          <w:rFonts w:eastAsia="黑体"/>
+        </w:rPr>
         <w:t xml:space="preserve"> A3、A4 </w:t>
       </w:r>
       <w:r>
         <w:rPr>
-          <w:rFonts w:hint="eastAsia"/>
+          <w:rFonts w:hint="eastAsia" w:eastAsia="黑体"/>
         </w:rPr>
         <w:t xml:space="preserve">的输出</w:t>
       </w:r>
       <w:r>
+        <w:rPr>
+          <w:rFonts w:eastAsia="黑体"/>
+        </w:rPr>
         <w:t xml:space="preserve"> </w:t>
       </w:r>
       <w:r>
         <w:rPr>
-          <w:rFonts w:hint="eastAsia"/>
+          <w:rFonts w:hint="eastAsia" w:eastAsia="黑体"/>
         </w:rPr>
         <w:t xml:space="preserve">Y；第三级</w:t>
       </w:r>
       <w:r>
+        <w:rPr>
+          <w:rFonts w:eastAsia="黑体"/>
+        </w:rPr>
         <w:t xml:space="preserve"> </w:t>
       </w:r>
       <w:r>
         <w:rPr>
+          <w:rFonts w:eastAsia="黑体"/>
           <w:b/>
           <w:bCs/>
         </w:rPr>
         <w:t xml:space="preserve">A7</w:t>
       </w:r>
       <w:r>
+        <w:rPr>
+          <w:rFonts w:eastAsia="黑体"/>
+        </w:rPr>
         <w:t xml:space="preserve"> </w:t>
       </w:r>
       <w:r>
         <w:rPr>
-          <w:rFonts w:hint="eastAsia"/>
+          <w:rFonts w:hint="eastAsia" w:eastAsia="黑体"/>
         </w:rPr>
         <w:t xml:space="preserve">的</w:t>
       </w:r>
       <w:r>
+        <w:rPr>
+          <w:rFonts w:eastAsia="黑体"/>
+        </w:rPr>
         <w:t xml:space="preserve"> A、B </w:t>
       </w:r>
       <w:r>
         <w:rPr>
-          <w:rFonts w:hint="eastAsia"/>
+          <w:rFonts w:hint="eastAsia" w:eastAsia="黑体"/>
         </w:rPr>
         <w:t xml:space="preserve">两端分别接</w:t>
       </w:r>
       <w:r>
+        <w:rPr>
+          <w:rFonts w:eastAsia="黑体"/>
+        </w:rPr>
         <w:t xml:space="preserve"> A5、A6 </w:t>
       </w:r>
       <w:r>
         <w:rPr>
-          <w:rFonts w:hint="eastAsia"/>
+          <w:rFonts w:hint="eastAsia" w:eastAsia="黑体"/>
         </w:rPr>
         <w:t xml:space="preserve">的输出</w:t>
       </w:r>
       <w:r>
+        <w:rPr>
+          <w:rFonts w:eastAsia="黑体"/>
+        </w:rPr>
         <w:t xml:space="preserve"> </w:t>
       </w:r>
       <w:r>
         <w:rPr>
-          <w:rFonts w:hint="eastAsia"/>
+          <w:rFonts w:hint="eastAsia" w:eastAsia="黑体"/>
         </w:rPr>
         <w:t xml:space="preserve">Y，其输出</w:t>
       </w:r>
       <w:r>
+        <w:rPr>
+          <w:rFonts w:eastAsia="黑体"/>
+        </w:rPr>
         <w:t xml:space="preserve"> Y </w:t>
       </w:r>
       <w:r>
         <w:rPr>
-          <w:rFonts w:hint="eastAsia"/>
+          <w:rFonts w:hint="eastAsia" w:eastAsia="黑体"/>
         </w:rPr>
         <w:t xml:space="preserve">端接校验输出节点</w:t>
       </w:r>
       <w:r>
+        <w:rPr>
+          <w:rFonts w:eastAsia="黑体"/>
+        </w:rPr>
         <w:t xml:space="preserve"> </w:t>
       </w:r>
       <w:r>
         <w:rPr>
-          <w:rFonts w:hint="eastAsia"/>
+          <w:rFonts w:hint="eastAsia" w:eastAsia="黑体"/>
         </w:rPr>
         <w:t xml:space="preserve">P。各异或门正电源脚</w:t>
       </w:r>
       <w:r>
+        <w:rPr>
+          <w:rFonts w:eastAsia="黑体"/>
+        </w:rPr>
         <w:t xml:space="preserve"> VDD </w:t>
       </w:r>
       <w:r>
         <w:rPr>
-          <w:rFonts w:hint="eastAsia"/>
+          <w:rFonts w:hint="eastAsia" w:eastAsia="黑体"/>
         </w:rPr>
         <w:t xml:space="preserve">接</w:t>
       </w:r>
       <w:r>
+        <w:rPr>
+          <w:rFonts w:eastAsia="黑体"/>
+        </w:rPr>
         <w:t xml:space="preserve"> </w:t>
       </w:r>
       <m:oMath>
@@ -754,20 +881,26 @@
       </m:oMath>
       <w:r>
         <w:rPr>
-          <w:rFonts w:hint="eastAsia"/>
+          <w:rFonts w:hint="eastAsia" w:eastAsia="黑体"/>
         </w:rPr>
         <w:t xml:space="preserve">、接地脚</w:t>
       </w:r>
       <w:r>
+        <w:rPr>
+          <w:rFonts w:eastAsia="黑体"/>
+        </w:rPr>
         <w:t xml:space="preserve"> GND </w:t>
       </w:r>
       <w:r>
         <w:rPr>
-          <w:rFonts w:hint="eastAsia"/>
+          <w:rFonts w:hint="eastAsia" w:eastAsia="黑体"/>
         </w:rPr>
         <w:t xml:space="preserve">接</w:t>
       </w:r>
       <w:r>
+        <w:rPr>
+          <w:rFonts w:eastAsia="黑体"/>
+        </w:rPr>
         <w:t xml:space="preserve"> GND。</w:t>
       </w:r>
     </w:p>
@@ -775,70 +908,91 @@
       <w:pPr/>
       <w:r>
         <w:rPr>
-          <w:rFonts w:hint="eastAsia"/>
+          <w:rFonts w:hint="eastAsia" w:eastAsia="黑体"/>
         </w:rPr>
         <w:t xml:space="preserve">由此构成”逐级异或累加”的奇偶校验组态，输出</w:t>
       </w:r>
       <w:r>
+        <w:rPr>
+          <w:rFonts w:eastAsia="黑体"/>
+        </w:rPr>
         <w:t xml:space="preserve"> P </w:t>
       </w:r>
       <w:r>
         <w:rPr>
-          <w:rFonts w:hint="eastAsia"/>
+          <w:rFonts w:hint="eastAsia" w:eastAsia="黑体"/>
         </w:rPr>
         <w:t xml:space="preserve">为</w:t>
       </w:r>
       <w:r>
+        <w:rPr>
+          <w:rFonts w:eastAsia="黑体"/>
+        </w:rPr>
         <w:t xml:space="preserve"> 1 </w:t>
       </w:r>
       <w:r>
         <w:rPr>
-          <w:rFonts w:hint="eastAsia"/>
+          <w:rFonts w:hint="eastAsia" w:eastAsia="黑体"/>
         </w:rPr>
         <w:t xml:space="preserve">表示</w:t>
       </w:r>
       <w:r>
+        <w:rPr>
+          <w:rFonts w:eastAsia="黑体"/>
+        </w:rPr>
         <w:t xml:space="preserve"> 1 </w:t>
       </w:r>
       <w:r>
         <w:rPr>
-          <w:rFonts w:hint="eastAsia"/>
+          <w:rFonts w:hint="eastAsia" w:eastAsia="黑体"/>
         </w:rPr>
         <w:t xml:space="preserve">的个数为奇数、为</w:t>
       </w:r>
       <w:r>
+        <w:rPr>
+          <w:rFonts w:eastAsia="黑体"/>
+        </w:rPr>
         <w:t xml:space="preserve"> 0 </w:t>
       </w:r>
       <w:r>
         <w:rPr>
-          <w:rFonts w:hint="eastAsia"/>
+          <w:rFonts w:hint="eastAsia" w:eastAsia="黑体"/>
         </w:rPr>
         <w:t xml:space="preserve">表示偶数；将校验位</w:t>
       </w:r>
       <w:r>
+        <w:rPr>
+          <w:rFonts w:eastAsia="黑体"/>
+        </w:rPr>
         <w:t xml:space="preserve"> P </w:t>
       </w:r>
       <w:r>
         <w:rPr>
-          <w:rFonts w:hint="eastAsia"/>
+          <w:rFonts w:hint="eastAsia" w:eastAsia="黑体"/>
         </w:rPr>
         <w:t xml:space="preserve">与原数据一并异或可得接收端校验结果（偶校验为</w:t>
       </w:r>
       <w:r>
+        <w:rPr>
+          <w:rFonts w:eastAsia="黑体"/>
+        </w:rPr>
         <w:t xml:space="preserve"> </w:t>
       </w:r>
       <w:r>
         <w:rPr>
-          <w:rFonts w:hint="eastAsia"/>
+          <w:rFonts w:hint="eastAsia" w:eastAsia="黑体"/>
         </w:rPr>
         <w:t xml:space="preserve">0），用于检测单比特及任意奇数个比特错误，常用于串行通信（如</w:t>
       </w:r>
       <w:r>
+        <w:rPr>
+          <w:rFonts w:eastAsia="黑体"/>
+        </w:rPr>
         <w:t xml:space="preserve"> </w:t>
       </w:r>
       <w:r>
         <w:rPr>
-          <w:rFonts w:hint="eastAsia"/>
+          <w:rFonts w:hint="eastAsia" w:eastAsia="黑体"/>
         </w:rPr>
         <w:t xml:space="preserve">UART）与存储器的错误检测。</w:t>
       </w:r>
@@ -851,7 +1005,7 @@
       </w:pPr>
       <w:r>
         <w:rPr>
-          <w:rFonts w:hint="eastAsia"/>
+          <w:rFonts w:hint="eastAsia" w:eastAsia="黑体"/>
         </w:rPr>
         <w:t xml:space="preserve">工作原理</w:t>
       </w:r>
@@ -862,52 +1016,67 @@
       </w:pPr>
       <w:r>
         <w:rPr>
-          <w:rFonts w:hint="eastAsia"/>
+          <w:rFonts w:hint="eastAsia" w:eastAsia="黑体"/>
         </w:rPr>
         <w:t xml:space="preserve">将数据所有位经异或运算累加，若结果为</w:t>
       </w:r>
       <w:r>
+        <w:rPr>
+          <w:rFonts w:eastAsia="黑体"/>
+        </w:rPr>
         <w:t xml:space="preserve"> 1 </w:t>
       </w:r>
       <w:r>
         <w:rPr>
-          <w:rFonts w:hint="eastAsia"/>
+          <w:rFonts w:hint="eastAsia" w:eastAsia="黑体"/>
         </w:rPr>
         <w:t xml:space="preserve">表示</w:t>
       </w:r>
       <w:r>
+        <w:rPr>
+          <w:rFonts w:eastAsia="黑体"/>
+        </w:rPr>
         <w:t xml:space="preserve"> 1 </w:t>
       </w:r>
       <w:r>
         <w:rPr>
-          <w:rFonts w:hint="eastAsia"/>
+          <w:rFonts w:hint="eastAsia" w:eastAsia="黑体"/>
         </w:rPr>
         <w:t xml:space="preserve">的个数为奇数、为</w:t>
       </w:r>
       <w:r>
+        <w:rPr>
+          <w:rFonts w:eastAsia="黑体"/>
+        </w:rPr>
         <w:t xml:space="preserve"> 0 </w:t>
       </w:r>
       <w:r>
         <w:rPr>
-          <w:rFonts w:hint="eastAsia"/>
+          <w:rFonts w:hint="eastAsia" w:eastAsia="黑体"/>
         </w:rPr>
         <w:t xml:space="preserve">表示为偶数。偶校验使数据位</w:t>
       </w:r>
       <w:r>
+        <w:rPr>
+          <w:rFonts w:eastAsia="黑体"/>
+        </w:rPr>
         <w:t xml:space="preserve"> + </w:t>
       </w:r>
       <w:r>
         <w:rPr>
-          <w:rFonts w:hint="eastAsia"/>
+          <w:rFonts w:hint="eastAsia" w:eastAsia="黑体"/>
         </w:rPr>
         <w:t xml:space="preserve">校验位中</w:t>
       </w:r>
       <w:r>
+        <w:rPr>
+          <w:rFonts w:eastAsia="黑体"/>
+        </w:rPr>
         <w:t xml:space="preserve"> 1 </w:t>
       </w:r>
       <w:r>
         <w:rPr>
-          <w:rFonts w:hint="eastAsia"/>
+          <w:rFonts w:hint="eastAsia" w:eastAsia="黑体"/>
         </w:rPr>
         <w:t xml:space="preserve">的总数为偶数，奇校验则为奇数，接收端据此判断传输过程中是否发生单比特错误。</w:t>
       </w:r>
@@ -920,7 +1089,7 @@
       </w:pPr>
       <w:r>
         <w:rPr>
-          <w:rFonts w:hint="eastAsia"/>
+          <w:rFonts w:hint="eastAsia" w:eastAsia="黑体"/>
         </w:rPr>
         <w:t xml:space="preserve">关键计算公式</w:t>
       </w:r>
@@ -933,29 +1102,38 @@
         </w:numPr>
       </w:pPr>
       <w:r>
+        <w:rPr>
+          <w:rFonts w:eastAsia="黑体"/>
+        </w:rPr>
         <w:t xml:space="preserve">n </w:t>
       </w:r>
       <w:r>
         <w:rPr>
-          <w:rFonts w:hint="eastAsia"/>
+          <w:rFonts w:hint="eastAsia" w:eastAsia="黑体"/>
         </w:rPr>
         <w:t xml:space="preserve">位数据的奇偶（偶校验，1</w:t>
       </w:r>
       <w:r>
+        <w:rPr>
+          <w:rFonts w:eastAsia="黑体"/>
+        </w:rPr>
         <w:t xml:space="preserve"> </w:t>
       </w:r>
       <w:r>
         <w:rPr>
-          <w:rFonts w:hint="eastAsia"/>
+          <w:rFonts w:hint="eastAsia" w:eastAsia="黑体"/>
         </w:rPr>
         <w:t xml:space="preserve">的总数为偶时输出</w:t>
       </w:r>
       <w:r>
+        <w:rPr>
+          <w:rFonts w:eastAsia="黑体"/>
+        </w:rPr>
         <w:t xml:space="preserve"> </w:t>
       </w:r>
       <w:r>
         <w:rPr>
-          <w:rFonts w:hint="eastAsia"/>
+          <w:rFonts w:hint="eastAsia" w:eastAsia="黑体"/>
         </w:rPr>
         <w:t xml:space="preserve">0）：</w:t>
       </w:r>
@@ -1060,16 +1238,19 @@
       </w:pPr>
       <w:r>
         <w:rPr>
-          <w:rFonts w:hint="eastAsia"/>
+          <w:rFonts w:hint="eastAsia" w:eastAsia="黑体"/>
         </w:rPr>
         <w:t xml:space="preserve">带校验位的偶校验整体检查（含校验位时结果应为</w:t>
       </w:r>
       <w:r>
+        <w:rPr>
+          <w:rFonts w:eastAsia="黑体"/>
+        </w:rPr>
         <w:t xml:space="preserve"> </w:t>
       </w:r>
       <w:r>
         <w:rPr>
-          <w:rFonts w:hint="eastAsia"/>
+          <w:rFonts w:hint="eastAsia" w:eastAsia="黑体"/>
         </w:rPr>
         <w:t xml:space="preserve">0）：</w:t>
       </w:r>
@@ -1192,7 +1373,7 @@
       </w:pPr>
       <w:r>
         <w:rPr>
-          <w:rFonts w:hint="eastAsia"/>
+          <w:rFonts w:hint="eastAsia" w:eastAsia="黑体"/>
         </w:rPr>
         <w:t xml:space="preserve">可检测错误为奇数个比特翻转：</w:t>
       </w:r>
@@ -1261,7 +1442,7 @@
             </w:pPr>
             <w:r>
               <w:rPr>
-                <w:rFonts w:hint="eastAsia"/>
+                <w:rFonts w:hint="eastAsia" w:eastAsia="黑体"/>
               </w:rPr>
               <w:t xml:space="preserve">符号</w:t>
             </w:r>
@@ -1275,7 +1456,7 @@
             </w:pPr>
             <w:r>
               <w:rPr>
-                <w:rFonts w:hint="eastAsia"/>
+                <w:rFonts w:hint="eastAsia" w:eastAsia="黑体"/>
               </w:rPr>
               <w:t xml:space="preserve">含义</w:t>
             </w:r>
@@ -1289,7 +1470,7 @@
             </w:pPr>
             <w:r>
               <w:rPr>
-                <w:rFonts w:hint="eastAsia"/>
+                <w:rFonts w:hint="eastAsia" w:eastAsia="黑体"/>
               </w:rPr>
               <w:t xml:space="preserve">单位</w:t>
             </w:r>
@@ -1318,6 +1499,9 @@
               </m:sSub>
             </m:oMath>
             <w:r>
+              <w:rPr>
+                <w:rFonts w:eastAsia="黑体"/>
+              </w:rPr>
               <w:t xml:space="preserve">​</w:t>
             </w:r>
           </w:p>
@@ -1330,16 +1514,19 @@
             </w:pPr>
             <w:r>
               <w:rPr>
-                <w:rFonts w:hint="eastAsia"/>
+                <w:rFonts w:hint="eastAsia" w:eastAsia="黑体"/>
               </w:rPr>
               <w:t xml:space="preserve">第</w:t>
             </w:r>
             <w:r>
+              <w:rPr>
+                <w:rFonts w:eastAsia="黑体"/>
+              </w:rPr>
               <w:t xml:space="preserve"> i </w:t>
             </w:r>
             <w:r>
               <w:rPr>
-                <w:rFonts w:hint="eastAsia"/>
+                <w:rFonts w:hint="eastAsia" w:eastAsia="黑体"/>
               </w:rPr>
               <w:t xml:space="preserve">位数据</w:t>
             </w:r>
@@ -1352,6 +1539,9 @@
               <w:pStyle w:val="Compact"/>
             </w:pPr>
             <w:r>
+              <w:rPr>
+                <w:rFonts w:eastAsia="黑体"/>
+              </w:rPr>
               <w:t xml:space="preserve">—</w:t>
             </w:r>
           </w:p>
@@ -1370,6 +1560,9 @@
               </m:r>
             </m:oMath>
             <w:r>
+              <w:rPr>
+                <w:rFonts w:eastAsia="黑体"/>
+              </w:rPr>
               <w:t xml:space="preserve">​</w:t>
             </w:r>
           </w:p>
@@ -1382,7 +1575,7 @@
             </w:pPr>
             <w:r>
               <w:rPr>
-                <w:rFonts w:hint="eastAsia"/>
+                <w:rFonts w:hint="eastAsia" w:eastAsia="黑体"/>
               </w:rPr>
               <w:t xml:space="preserve">校验位</w:t>
             </w:r>
@@ -1395,6 +1588,9 @@
               <w:pStyle w:val="Compact"/>
             </w:pPr>
             <w:r>
+              <w:rPr>
+                <w:rFonts w:eastAsia="黑体"/>
+              </w:rPr>
               <w:t xml:space="preserve">—</w:t>
             </w:r>
           </w:p>
@@ -1413,6 +1609,9 @@
               </m:r>
             </m:oMath>
             <w:r>
+              <w:rPr>
+                <w:rFonts w:eastAsia="黑体"/>
+              </w:rPr>
               <w:t xml:space="preserve">​</w:t>
             </w:r>
           </w:p>
@@ -1425,16 +1624,19 @@
             </w:pPr>
             <w:r>
               <w:rPr>
-                <w:rFonts w:hint="eastAsia"/>
+                <w:rFonts w:hint="eastAsia" w:eastAsia="黑体"/>
               </w:rPr>
               <w:t xml:space="preserve">校验结果（0</w:t>
             </w:r>
             <w:r>
+              <w:rPr>
+                <w:rFonts w:eastAsia="黑体"/>
+              </w:rPr>
               <w:t xml:space="preserve"> </w:t>
             </w:r>
             <w:r>
               <w:rPr>
-                <w:rFonts w:hint="eastAsia"/>
+                <w:rFonts w:hint="eastAsia" w:eastAsia="黑体"/>
               </w:rPr>
               <w:t xml:space="preserve">表示正确）</w:t>
             </w:r>
@@ -1447,6 +1649,9 @@
               <w:pStyle w:val="Compact"/>
             </w:pPr>
             <w:r>
+              <w:rPr>
+                <w:rFonts w:eastAsia="黑体"/>
+              </w:rPr>
               <w:t xml:space="preserve">—</w:t>
             </w:r>
           </w:p>
@@ -1461,7 +1666,7 @@
       </w:pPr>
       <w:r>
         <w:rPr>
-          <w:rFonts w:hint="eastAsia"/>
+          <w:rFonts w:hint="eastAsia" w:eastAsia="黑体"/>
         </w:rPr>
         <w:t xml:space="preserve">元件调整影响</w:t>
       </w:r>
@@ -1476,7 +1681,7 @@
       </w:pPr>
       <w:r>
         <w:rPr>
-          <w:rFonts w:hint="eastAsia"/>
+          <w:rFonts w:hint="eastAsia" w:eastAsia="黑体"/>
         </w:rPr>
         <w:t xml:space="preserve">并联更多异或门可支持更宽数据位，但组合逻辑延迟随树深度增大。</w:t>
       </w:r>
@@ -1491,7 +1696,7 @@
       </w:pPr>
       <w:r>
         <w:rPr>
-          <w:rFonts w:hint="eastAsia"/>
+          <w:rFonts w:hint="eastAsia" w:eastAsia="黑体"/>
         </w:rPr>
         <w:t xml:space="preserve">级数（树深）增加会提高延迟，可树形并行异或以降低深度。</w:t>
       </w:r>
@@ -1506,7 +1711,7 @@
       </w:pPr>
       <w:r>
         <w:rPr>
-          <w:rFonts w:hint="eastAsia"/>
+          <w:rFonts w:hint="eastAsia" w:eastAsia="黑体"/>
         </w:rPr>
         <w:t xml:space="preserve">奇偶校验只能检错，不能纠错；如需纠错需配合汉明码等编码。</w:t>
       </w:r>
@@ -1519,7 +1724,7 @@
       </w:pPr>
       <w:r>
         <w:rPr>
-          <w:rFonts w:hint="eastAsia"/>
+          <w:rFonts w:hint="eastAsia" w:eastAsia="黑体"/>
         </w:rPr>
         <w:t xml:space="preserve">典型参数示例</w:t>
       </w:r>
@@ -1533,15 +1738,21 @@
         </w:numPr>
       </w:pPr>
       <w:r>
+        <w:rPr>
+          <w:rFonts w:eastAsia="黑体"/>
+        </w:rPr>
         <w:t xml:space="preserve">8 </w:t>
       </w:r>
       <w:r>
         <w:rPr>
-          <w:rFonts w:hint="eastAsia"/>
+          <w:rFonts w:hint="eastAsia" w:eastAsia="黑体"/>
         </w:rPr>
         <w:t xml:space="preserve">位数据</w:t>
       </w:r>
       <w:r>
+        <w:rPr>
+          <w:rFonts w:eastAsia="黑体"/>
+        </w:rPr>
         <w:t xml:space="preserve"> </w:t>
       </w:r>
       <m:oMath>
@@ -1560,16 +1771,19 @@
       </m:oMath>
       <w:r>
         <w:rPr>
-          <w:rFonts w:hint="eastAsia"/>
+          <w:rFonts w:hint="eastAsia" w:eastAsia="黑体"/>
         </w:rPr>
         <w:t xml:space="preserve">（四个</w:t>
       </w:r>
       <w:r>
+        <w:rPr>
+          <w:rFonts w:eastAsia="黑体"/>
+        </w:rPr>
         <w:t xml:space="preserve"> </w:t>
       </w:r>
       <w:r>
         <w:rPr>
-          <w:rFonts w:hint="eastAsia"/>
+          <w:rFonts w:hint="eastAsia" w:eastAsia="黑体"/>
         </w:rPr>
         <w:t xml:space="preserve">1，偶数）：</w:t>
       </w:r>
@@ -1661,11 +1875,14 @@
       </m:oMath>
       <w:r>
         <w:rPr>
-          <w:rFonts w:hint="eastAsia"/>
+          <w:rFonts w:hint="eastAsia" w:eastAsia="黑体"/>
         </w:rPr>
         <w:t xml:space="preserve">，偶校验位为</w:t>
       </w:r>
       <w:r>
+        <w:rPr>
+          <w:rFonts w:eastAsia="黑体"/>
+        </w:rPr>
         <w:t xml:space="preserve"> 0。</w:t>
       </w:r>
     </w:p>
@@ -1679,11 +1896,14 @@
       </w:pPr>
       <w:r>
         <w:rPr>
-          <w:rFonts w:hint="eastAsia"/>
+          <w:rFonts w:hint="eastAsia" w:eastAsia="黑体"/>
         </w:rPr>
         <w:t xml:space="preserve">若数据为</w:t>
       </w:r>
       <w:r>
+        <w:rPr>
+          <w:rFonts w:eastAsia="黑体"/>
+        </w:rPr>
         <w:t xml:space="preserve"> </w:t>
       </w:r>
       <m:oMath>
@@ -1693,20 +1913,26 @@
       </m:oMath>
       <w:r>
         <w:rPr>
-          <w:rFonts w:hint="eastAsia"/>
+          <w:rFonts w:hint="eastAsia" w:eastAsia="黑体"/>
         </w:rPr>
         <w:t xml:space="preserve">（五个</w:t>
       </w:r>
       <w:r>
+        <w:rPr>
+          <w:rFonts w:eastAsia="黑体"/>
+        </w:rPr>
         <w:t xml:space="preserve"> </w:t>
       </w:r>
       <w:r>
         <w:rPr>
-          <w:rFonts w:hint="eastAsia"/>
+          <w:rFonts w:hint="eastAsia" w:eastAsia="黑体"/>
         </w:rPr>
         <w:t xml:space="preserve">1，奇数），则偶校验</w:t>
       </w:r>
       <w:r>
+        <w:rPr>
+          <w:rFonts w:eastAsia="黑体"/>
+        </w:rPr>
         <w:t xml:space="preserve"> </w:t>
       </w:r>
       <m:oMath>
@@ -1725,11 +1951,14 @@
       </m:oMath>
       <w:r>
         <w:rPr>
-          <w:rFonts w:hint="eastAsia"/>
+          <w:rFonts w:hint="eastAsia" w:eastAsia="黑体"/>
         </w:rPr>
         <w:t xml:space="preserve">，用于补成偶数个</w:t>
       </w:r>
       <w:r>
+        <w:rPr>
+          <w:rFonts w:eastAsia="黑体"/>
+        </w:rPr>
         <w:t xml:space="preserve"> 1。</w:t>
       </w:r>
     </w:p>
@@ -1741,7 +1970,7 @@
       </w:pPr>
       <w:r>
         <w:rPr>
-          <w:rFonts w:hint="eastAsia"/>
+          <w:rFonts w:hint="eastAsia" w:eastAsia="黑体"/>
         </w:rPr>
         <w:t xml:space="preserve">常见器件型号</w:t>
       </w:r>
@@ -1756,25 +1985,31 @@
       </w:pPr>
       <w:r>
         <w:rPr>
-          <w:rFonts w:hint="eastAsia"/>
+          <w:rFonts w:hint="eastAsia" w:eastAsia="黑体"/>
         </w:rPr>
         <w:t xml:space="preserve">74HC280（9</w:t>
       </w:r>
       <w:r>
+        <w:rPr>
+          <w:rFonts w:eastAsia="黑体"/>
+        </w:rPr>
         <w:t xml:space="preserve"> </w:t>
       </w:r>
       <w:r>
         <w:rPr>
-          <w:rFonts w:hint="eastAsia"/>
+          <w:rFonts w:hint="eastAsia" w:eastAsia="黑体"/>
         </w:rPr>
         <w:t xml:space="preserve">位奇偶发生器</w:t>
       </w:r>
       <w:r>
+        <w:rPr>
+          <w:rFonts w:eastAsia="黑体"/>
+        </w:rPr>
         <w:t xml:space="preserve"> / </w:t>
       </w:r>
       <w:r>
         <w:rPr>
-          <w:rFonts w:hint="eastAsia"/>
+          <w:rFonts w:hint="eastAsia" w:eastAsia="黑体"/>
         </w:rPr>
         <w:t xml:space="preserve">校验器）、74LS280。</w:t>
       </w:r>
@@ -1789,7 +2024,7 @@
       </w:pPr>
       <w:r>
         <w:rPr>
-          <w:rFonts w:hint="eastAsia"/>
+          <w:rFonts w:hint="eastAsia" w:eastAsia="黑体"/>
         </w:rPr>
         <w:t xml:space="preserve">74HC86（四异或门，可自行搭树形奇偶电路）。</w:t>
       </w:r>
@@ -1802,7 +2037,7 @@
       </w:pPr>
       <w:r>
         <w:rPr>
-          <w:rFonts w:hint="eastAsia"/>
+          <w:rFonts w:hint="eastAsia" w:eastAsia="黑体"/>
         </w:rPr>
         <w:t xml:space="preserve">注意事项</w:t>
       </w:r>
@@ -1817,7 +2052,7 @@
       </w:pPr>
       <w:r>
         <w:rPr>
-          <w:rFonts w:hint="eastAsia"/>
+          <w:rFonts w:hint="eastAsia" w:eastAsia="黑体"/>
         </w:rPr>
         <w:t xml:space="preserve">奇偶校验只能检测奇数个比特错误，偶数个错误会漏检。</w:t>
       </w:r>
@@ -1832,16 +2067,19 @@
       </w:pPr>
       <w:r>
         <w:rPr>
-          <w:rFonts w:hint="eastAsia"/>
+          <w:rFonts w:hint="eastAsia" w:eastAsia="黑体"/>
         </w:rPr>
         <w:t xml:space="preserve">校验位需与数据同步传输</w:t>
       </w:r>
       <w:r>
+        <w:rPr>
+          <w:rFonts w:eastAsia="黑体"/>
+        </w:rPr>
         <w:t xml:space="preserve"> / </w:t>
       </w:r>
       <w:r>
         <w:rPr>
-          <w:rFonts w:hint="eastAsia"/>
+          <w:rFonts w:hint="eastAsia" w:eastAsia="黑体"/>
         </w:rPr>
         <w:t xml:space="preserve">存储，收发双方校验方式（奇/偶）需一致。</w:t>
       </w:r>
@@ -1856,7 +2094,7 @@
       </w:pPr>
       <w:r>
         <w:rPr>
-          <w:rFonts w:hint="eastAsia"/>
+          <w:rFonts w:hint="eastAsia" w:eastAsia="黑体"/>
         </w:rPr>
         <w:t xml:space="preserve">多路异或的延迟与扇出需评估，高速时注意时序。</w:t>
       </w:r>
@@ -1869,7 +2107,7 @@
       </w:pPr>
       <w:r>
         <w:rPr>
-          <w:rFonts w:hint="eastAsia"/>
+          <w:rFonts w:hint="eastAsia" w:eastAsia="黑体"/>
         </w:rPr>
         <w:t xml:space="preserve">参考资料</w:t>
       </w:r>
@@ -1883,6 +2121,9 @@
         </w:numPr>
       </w:pPr>
       <w:r>
+        <w:rPr>
+          <w:rFonts w:eastAsia="黑体"/>
+        </w:rPr>
         <w:t xml:space="preserve">Wikipedia: Parity bit。</w:t>
       </w:r>
     </w:p>
@@ -1896,7 +2137,7 @@
       </w:pPr>
       <w:r>
         <w:rPr>
-          <w:rFonts w:hint="eastAsia"/>
+          <w:rFonts w:hint="eastAsia" w:eastAsia="黑体"/>
         </w:rPr>
         <w:t xml:space="preserve">《数字电子技术基础》（阎石）。</w:t>
       </w:r>
@@ -1910,11 +2151,14 @@
         </w:numPr>
       </w:pPr>
       <w:r>
+        <w:rPr>
+          <w:rFonts w:eastAsia="黑体"/>
+        </w:rPr>
         <w:t xml:space="preserve">74HC280 </w:t>
       </w:r>
       <w:r>
         <w:rPr>
-          <w:rFonts w:hint="eastAsia"/>
+          <w:rFonts w:hint="eastAsia" w:eastAsia="黑体"/>
         </w:rPr>
         <w:t xml:space="preserve">数据手册。</w:t>
       </w:r>
@@ -1928,11 +2172,11 @@
       </w:pPr>
       <w:r>
         <w:rPr>
-          <w:rFonts w:ascii="Times New Roman" w:hAnsi="Times New Roman"/>
+          <w:rFonts w:ascii="Times New Roman" w:hAnsi="Times New Roman" w:eastAsia="黑体"/>
           <w:color w:val="555555"/>
           <w:sz w:val="21"/>
         </w:rPr>
-        <w:t>材料收集者：杜文杰</w:t>
+        <w:t>材料收集者：杜文杰，WX手机：19519196569，QQ:3478827729</w:t>
       </w:r>
     </w:p>
     <w:sectPr>
@@ -1952,7 +2196,7 @@
 </file>
 
 <file path=word/footer1.xml><?xml version="1.0" encoding="utf-8"?>
-<w:ftr xmlns:m="http://schemas.openxmlformats.org/officeDocument/2006/math" xmlns:mc="http://schemas.openxmlformats.org/markup-compatibility/2006" xmlns:mo="http://schemas.microsoft.com/office/mac/office/2008/main" xmlns:mv="urn:schemas-microsoft-com:mac:vml" xmlns:o="urn:schemas-microsoft-com:office:office" xmlns:r="http://schemas.openxmlformats.org/officeDocument/2006/relationships" xmlns:v="urn:schemas-microsoft-com:vml" xmlns:w10="urn:schemas-microsoft-com:office:word" xmlns:w14="http://schemas.microsoft.com/office/word/2010/wordml" xmlns:w="http://schemas.openxmlformats.org/wordprocessingml/2006/main" xmlns:wne="http://schemas.microsoft.com/office/word/2006/wordml" xmlns:wp14="http://schemas.microsoft.com/office/word/2010/wordprocessingDrawing" xmlns:wp="http://schemas.openxmlformats.org/drawingml/2006/wordprocessingDrawing" xmlns:wpc="http://schemas.microsoft.com/office/word/2010/wordprocessingCanvas" xmlns:wpg="http://schemas.microsoft.com/office/word/2010/wordprocessingGroup" xmlns:wpi="http://schemas.microsoft.com/office/word/2010/wordprocessingInk" xmlns:wps="http://schemas.microsoft.com/office/word/2010/wordprocessingShape" mc:Ignorable="w14 wp14">
+<w:ftr xmlns:mc="http://schemas.openxmlformats.org/markup-compatibility/2006" xmlns:w="http://schemas.openxmlformats.org/wordprocessingml/2006/main" xmlns:m="http://schemas.openxmlformats.org/officeDocument/2006/math" xmlns:mo="http://schemas.microsoft.com/office/mac/office/2008/main" xmlns:mv="urn:schemas-microsoft-com:mac:vml" xmlns:o="urn:schemas-microsoft-com:office:office" xmlns:r="http://schemas.openxmlformats.org/officeDocument/2006/relationships" xmlns:v="urn:schemas-microsoft-com:vml" xmlns:w10="urn:schemas-microsoft-com:office:word" xmlns:w14="http://schemas.microsoft.com/office/word/2010/wordml" xmlns:wne="http://schemas.microsoft.com/office/word/2006/wordml" xmlns:wp14="http://schemas.microsoft.com/office/word/2010/wordprocessingDrawing" xmlns:wp="http://schemas.openxmlformats.org/drawingml/2006/wordprocessingDrawing" xmlns:wpc="http://schemas.microsoft.com/office/word/2010/wordprocessingCanvas" xmlns:wpg="http://schemas.microsoft.com/office/word/2010/wordprocessingGroup" xmlns:wpi="http://schemas.microsoft.com/office/word/2010/wordprocessingInk" xmlns:wps="http://schemas.microsoft.com/office/word/2010/wordprocessingShape" mc:Ignorable="w14 wp14">
   <w:p>
     <w:pPr>
       <w:pStyle w:val="Footer"/>
@@ -1960,12 +2204,14 @@
     </w:pPr>
     <w:r>
       <w:rPr>
+        <w:rFonts w:eastAsia="黑体"/>
         <w:sz w:val="18"/>
       </w:rPr>
       <w:t xml:space="preserve">第 </w:t>
     </w:r>
     <w:r>
       <w:rPr>
+        <w:rFonts w:eastAsia="黑体"/>
         <w:sz w:val="18"/>
       </w:rPr>
       <w:fldChar w:fldCharType="begin"/>
@@ -1974,6 +2220,7 @@
     </w:r>
     <w:r>
       <w:rPr>
+        <w:rFonts w:eastAsia="黑体"/>
         <w:sz w:val="18"/>
       </w:rPr>
       <w:t xml:space="preserve"> 页</w:t>
@@ -1987,6 +2234,9 @@
   <w:footnote w:type="continuationSeparator" w:id="0">
     <w:p>
       <w:r>
+        <w:rPr>
+          <w:rFonts w:eastAsia="黑体"/>
+        </w:rPr>
         <w:continuationSeparator/>
       </w:r>
     </w:p>
@@ -1994,6 +2244,9 @@
   <w:footnote w:type="separator" w:id="-1">
     <w:p>
       <w:r>
+        <w:rPr>
+          <w:rFonts w:eastAsia="黑体"/>
+        </w:rPr>
         <w:separator/>
       </w:r>
     </w:p>
@@ -2002,7 +2255,7 @@
 </file>
 
 <file path=word/header1.xml><?xml version="1.0" encoding="utf-8"?>
-<w:hdr xmlns:m="http://schemas.openxmlformats.org/officeDocument/2006/math" xmlns:mc="http://schemas.openxmlformats.org/markup-compatibility/2006" xmlns:mo="http://schemas.microsoft.com/office/mac/office/2008/main" xmlns:mv="urn:schemas-microsoft-com:mac:vml" xmlns:o="urn:schemas-microsoft-com:office:office" xmlns:r="http://schemas.openxmlformats.org/officeDocument/2006/relationships" xmlns:v="urn:schemas-microsoft-com:vml" xmlns:w10="urn:schemas-microsoft-com:office:word" xmlns:w14="http://schemas.microsoft.com/office/word/2010/wordml" xmlns:w="http://schemas.openxmlformats.org/wordprocessingml/2006/main" xmlns:wne="http://schemas.microsoft.com/office/word/2006/wordml" xmlns:wp14="http://schemas.microsoft.com/office/word/2010/wordprocessingDrawing" xmlns:wp="http://schemas.openxmlformats.org/drawingml/2006/wordprocessingDrawing" xmlns:wpc="http://schemas.microsoft.com/office/word/2010/wordprocessingCanvas" xmlns:wpg="http://schemas.microsoft.com/office/word/2010/wordprocessingGroup" xmlns:wpi="http://schemas.microsoft.com/office/word/2010/wordprocessingInk" xmlns:wps="http://schemas.microsoft.com/office/word/2010/wordprocessingShape" mc:Ignorable="w14 wp14">
+<w:hdr xmlns:mc="http://schemas.openxmlformats.org/markup-compatibility/2006" xmlns:w="http://schemas.openxmlformats.org/wordprocessingml/2006/main" xmlns:m="http://schemas.openxmlformats.org/officeDocument/2006/math" xmlns:mo="http://schemas.microsoft.com/office/mac/office/2008/main" xmlns:mv="urn:schemas-microsoft-com:mac:vml" xmlns:o="urn:schemas-microsoft-com:office:office" xmlns:r="http://schemas.openxmlformats.org/officeDocument/2006/relationships" xmlns:v="urn:schemas-microsoft-com:vml" xmlns:w10="urn:schemas-microsoft-com:office:word" xmlns:w14="http://schemas.microsoft.com/office/word/2010/wordml" xmlns:wne="http://schemas.microsoft.com/office/word/2006/wordml" xmlns:wp14="http://schemas.microsoft.com/office/word/2010/wordprocessingDrawing" xmlns:wp="http://schemas.openxmlformats.org/drawingml/2006/wordprocessingDrawing" xmlns:wpc="http://schemas.microsoft.com/office/word/2010/wordprocessingCanvas" xmlns:wpg="http://schemas.microsoft.com/office/word/2010/wordprocessingGroup" xmlns:wpi="http://schemas.microsoft.com/office/word/2010/wordprocessingInk" xmlns:wps="http://schemas.microsoft.com/office/word/2010/wordprocessingShape" mc:Ignorable="w14 wp14">
   <w:p>
     <w:pPr>
       <w:pStyle w:val="Header"/>
@@ -2010,7 +2263,7 @@
     </w:pPr>
     <w:r>
       <w:rPr>
-        <w:rFonts w:ascii="Times New Roman" w:hAnsi="Times New Roman"/>
+        <w:rFonts w:ascii="Times New Roman" w:hAnsi="Times New Roman" w:eastAsia="黑体"/>
         <w:sz w:val="18"/>
         <w:rFonts w:eastAsia="黑体"/>
         <w:rFonts w:eastAsia="黑体"/>
@@ -2022,7 +2275,7 @@
 </file>
 
 <file path=word/numbering.xml><?xml version="1.0" encoding="utf-8"?>
-<w:numbering xmlns:m="http://schemas.openxmlformats.org/officeDocument/2006/math" xmlns:mc="http://schemas.openxmlformats.org/markup-compatibility/2006" xmlns:mo="http://schemas.microsoft.com/office/mac/office/2008/main" xmlns:mv="urn:schemas-microsoft-com:mac:vml" xmlns:o="urn:schemas-microsoft-com:office:office" xmlns:r="http://schemas.openxmlformats.org/officeDocument/2006/relationships" xmlns:v="urn:schemas-microsoft-com:vml" xmlns:w="http://schemas.openxmlformats.org/wordprocessingml/2006/main" xmlns:w10="urn:schemas-microsoft-com:office:word" xmlns:w14="http://schemas.microsoft.com/office/word/2010/wordml" xmlns:wne="http://schemas.microsoft.com/office/word/2006/wordml" xmlns:wp="http://schemas.openxmlformats.org/drawingml/2006/wordprocessingDrawing" xmlns:wp14="http://schemas.microsoft.com/office/word/2010/wordprocessingDrawing" xmlns:wpc="http://schemas.microsoft.com/office/word/2010/wordprocessingCanvas" xmlns:wpg="http://schemas.microsoft.com/office/word/2010/wordprocessingGroup" xmlns:wpi="http://schemas.microsoft.com/office/word/2010/wordprocessingInk" xmlns:wps="http://schemas.microsoft.com/office/word/2010/wordprocessingShape" mc:Ignorable="w14 wp14">
+<w:numbering xmlns:mc="http://schemas.openxmlformats.org/markup-compatibility/2006" xmlns:w="http://schemas.openxmlformats.org/wordprocessingml/2006/main" xmlns:m="http://schemas.openxmlformats.org/officeDocument/2006/math" xmlns:mo="http://schemas.microsoft.com/office/mac/office/2008/main" xmlns:mv="urn:schemas-microsoft-com:mac:vml" xmlns:o="urn:schemas-microsoft-com:office:office" xmlns:r="http://schemas.openxmlformats.org/officeDocument/2006/relationships" xmlns:v="urn:schemas-microsoft-com:vml" xmlns:w10="urn:schemas-microsoft-com:office:word" xmlns:w14="http://schemas.microsoft.com/office/word/2010/wordml" xmlns:wne="http://schemas.microsoft.com/office/word/2006/wordml" xmlns:wp="http://schemas.openxmlformats.org/drawingml/2006/wordprocessingDrawing" xmlns:wp14="http://schemas.microsoft.com/office/word/2010/wordprocessingDrawing" xmlns:wpc="http://schemas.microsoft.com/office/word/2010/wordprocessingCanvas" xmlns:wpg="http://schemas.microsoft.com/office/word/2010/wordprocessingGroup" xmlns:wpi="http://schemas.microsoft.com/office/word/2010/wordprocessingInk" xmlns:wps="http://schemas.microsoft.com/office/word/2010/wordprocessingShape" mc:Ignorable="w14 wp14">
   <w:abstractNum w:abstractNumId="0">
     <w:nsid w:val="FFFFFF7C"/>
     <w:multiLevelType w:val="singleLevel"/>
@@ -2109,7 +2362,7 @@
         <w:ind w:hanging="360" w:left="1440"/>
       </w:pPr>
       <w:rPr>
-        <w:rFonts w:ascii="Symbol" w:hAnsi="Symbol" w:hint="default"/>
+        <w:rFonts w:ascii="Symbol" w:hAnsi="Symbol" w:hint="default" w:eastAsia="黑体"/>
       </w:rPr>
     </w:lvl>
   </w:abstractNum>
@@ -2130,7 +2383,7 @@
         <w:ind w:hanging="360" w:left="1080"/>
       </w:pPr>
       <w:rPr>
-        <w:rFonts w:ascii="Symbol" w:hAnsi="Symbol" w:hint="default"/>
+        <w:rFonts w:ascii="Symbol" w:hAnsi="Symbol" w:hint="default" w:eastAsia="黑体"/>
       </w:rPr>
     </w:lvl>
   </w:abstractNum>
@@ -2151,7 +2404,7 @@
         <w:ind w:hanging="360" w:left="720"/>
       </w:pPr>
       <w:rPr>
-        <w:rFonts w:ascii="Symbol" w:hAnsi="Symbol" w:hint="default"/>
+        <w:rFonts w:ascii="Symbol" w:hAnsi="Symbol" w:hint="default" w:eastAsia="黑体"/>
       </w:rPr>
     </w:lvl>
   </w:abstractNum>
@@ -2190,7 +2443,7 @@
         <w:ind w:hanging="360" w:left="360"/>
       </w:pPr>
       <w:rPr>
-        <w:rFonts w:ascii="Symbol" w:hAnsi="Symbol" w:hint="default"/>
+        <w:rFonts w:ascii="Symbol" w:hAnsi="Symbol" w:hint="default" w:eastAsia="黑体"/>
       </w:rPr>
     </w:lvl>
   </w:abstractNum>
@@ -2281,7 +2534,7 @@
         <w:ind w:left="720" w:hanging="360"/>
       </w:pPr>
       <w:rPr>
-        <w:rFonts w:ascii="Symbol" w:hAnsi="Symbol" w:cs="Symbol" w:hint="default"/>
+        <w:rFonts w:ascii="Symbol" w:hAnsi="Symbol" w:cs="Symbol" w:hint="default" w:eastAsia="黑体"/>
       </w:rPr>
     </w:lvl>
     <w:lvl w:ilvl="1">
@@ -2292,7 +2545,7 @@
         <w:ind w:left="1440" w:hanging="360"/>
       </w:pPr>
       <w:rPr>
-        <w:rFonts w:ascii="Courier New" w:hAnsi="Courier New" w:cs="Courier New" w:hint="default"/>
+        <w:rFonts w:ascii="Courier New" w:hAnsi="Courier New" w:cs="Courier New" w:hint="default" w:eastAsia="黑体"/>
       </w:rPr>
     </w:lvl>
     <w:lvl w:ilvl="2">
@@ -2303,7 +2556,7 @@
         <w:ind w:left="2160" w:hanging="360"/>
       </w:pPr>
       <w:rPr>
-        <w:rFonts w:ascii="Wingdings" w:hAnsi="Wingdings" w:cs="Wingdings" w:hint="default"/>
+        <w:rFonts w:ascii="Wingdings" w:hAnsi="Wingdings" w:cs="Wingdings" w:hint="default" w:eastAsia="黑体"/>
       </w:rPr>
     </w:lvl>
     <w:lvl w:ilvl="3">
@@ -2314,7 +2567,7 @@
         <w:ind w:left="2880" w:hanging="360"/>
       </w:pPr>
       <w:rPr>
-        <w:rFonts w:ascii="Symbol" w:hAnsi="Symbol" w:cs="Symbol" w:hint="default"/>
+        <w:rFonts w:ascii="Symbol" w:hAnsi="Symbol" w:cs="Symbol" w:hint="default" w:eastAsia="黑体"/>
       </w:rPr>
     </w:lvl>
     <w:lvl w:ilvl="4">
@@ -2325,7 +2578,7 @@
         <w:ind w:left="3600" w:hanging="360"/>
       </w:pPr>
       <w:rPr>
-        <w:rFonts w:ascii="Courier New" w:hAnsi="Courier New" w:cs="Courier New" w:hint="default"/>
+        <w:rFonts w:ascii="Courier New" w:hAnsi="Courier New" w:cs="Courier New" w:hint="default" w:eastAsia="黑体"/>
       </w:rPr>
     </w:lvl>
     <w:lvl w:ilvl="5">
@@ -2336,7 +2589,7 @@
         <w:ind w:left="4320" w:hanging="360"/>
       </w:pPr>
       <w:rPr>
-        <w:rFonts w:ascii="Wingdings" w:hAnsi="Wingdings" w:cs="Wingdings" w:hint="default"/>
+        <w:rFonts w:ascii="Wingdings" w:hAnsi="Wingdings" w:cs="Wingdings" w:hint="default" w:eastAsia="黑体"/>
       </w:rPr>
     </w:lvl>
     <w:lvl w:ilvl="6">
@@ -2347,7 +2600,7 @@
         <w:ind w:left="5040" w:hanging="360"/>
       </w:pPr>
       <w:rPr>
-        <w:rFonts w:ascii="Symbol" w:hAnsi="Symbol" w:cs="Symbol" w:hint="default"/>
+        <w:rFonts w:ascii="Symbol" w:hAnsi="Symbol" w:cs="Symbol" w:hint="default" w:eastAsia="黑体"/>
       </w:rPr>
     </w:lvl>
     <w:lvl w:ilvl="7">
@@ -2358,7 +2611,7 @@
         <w:ind w:left="5760" w:hanging="360"/>
       </w:pPr>
       <w:rPr>
-        <w:rFonts w:ascii="Courier New" w:hAnsi="Courier New" w:cs="Courier New" w:hint="default"/>
+        <w:rFonts w:ascii="Courier New" w:hAnsi="Courier New" w:cs="Courier New" w:hint="default" w:eastAsia="黑体"/>
       </w:rPr>
     </w:lvl>
     <w:lvl w:ilvl="8">
@@ -2369,7 +2622,7 @@
         <w:ind w:left="6480" w:hanging="360"/>
       </w:pPr>
       <w:rPr>
-        <w:rFonts w:ascii="Wingdings" w:hAnsi="Wingdings" w:cs="Wingdings" w:hint="default"/>
+        <w:rFonts w:ascii="Wingdings" w:hAnsi="Wingdings" w:cs="Wingdings" w:hint="default" w:eastAsia="黑体"/>
       </w:rPr>
     </w:lvl>
   </w:abstractNum>
@@ -2425,11 +2678,11 @@
 </file>
 
 <file path=word/styles.xml><?xml version="1.0" encoding="utf-8"?>
-<w:styles xmlns:mc="http://schemas.openxmlformats.org/markup-compatibility/2006" xmlns:r="http://schemas.openxmlformats.org/officeDocument/2006/relationships" xmlns:w="http://schemas.openxmlformats.org/wordprocessingml/2006/main" xmlns:w14="http://schemas.microsoft.com/office/word/2010/wordml" mc:Ignorable="w14">
+<w:styles xmlns:mc="http://schemas.openxmlformats.org/markup-compatibility/2006" xmlns:w="http://schemas.openxmlformats.org/wordprocessingml/2006/main" xmlns:r="http://schemas.openxmlformats.org/officeDocument/2006/relationships" xmlns:w14="http://schemas.microsoft.com/office/word/2010/wordml" mc:Ignorable="w14">
   <w:docDefaults>
     <w:rPrDefault>
       <w:rPr>
-        <w:rFonts w:asciiTheme="minorHAnsi" w:cstheme="minorBidi" w:eastAsiaTheme="minorEastAsia" w:hAnsiTheme="minorHAnsi"/>
+        <w:rFonts w:asciiTheme="minorHAnsi" w:cstheme="minorBidi" w:hAnsiTheme="minorHAnsi" w:eastAsia="黑体"/>
         <w:sz w:val="22"/>
         <w:szCs w:val="22"/>
         <w:lang w:bidi="ar-SA" w:eastAsia="en-US" w:val="en-US"/>
@@ -2651,7 +2904,7 @@
       <w:outlineLvl w:val="0"/>
     </w:pPr>
     <w:rPr>
-      <w:rFonts w:ascii="Times New Roman" w:asciiTheme="majorHAnsi" w:cstheme="majorBidi" w:eastAsia="黑体" w:eastAsiaTheme="majorEastAsia" w:hAnsi="Times New Roman" w:hAnsiTheme="majorHAnsi"/>
+      <w:rFonts w:ascii="Times New Roman" w:asciiTheme="majorHAnsi" w:cstheme="majorBidi" w:eastAsia="黑体" w:hAnsi="Times New Roman" w:hAnsiTheme="majorHAnsi"/>
       <w:b/>
       <w:bCs/>
       <w:color w:val="1F3864"/>
@@ -2675,7 +2928,7 @@
       <w:outlineLvl w:val="1"/>
     </w:pPr>
     <w:rPr>
-      <w:rFonts w:ascii="Times New Roman" w:asciiTheme="majorHAnsi" w:cstheme="majorBidi" w:eastAsia="黑体" w:eastAsiaTheme="majorEastAsia" w:hAnsi="Times New Roman" w:hAnsiTheme="majorHAnsi"/>
+      <w:rFonts w:ascii="Times New Roman" w:asciiTheme="majorHAnsi" w:cstheme="majorBidi" w:eastAsia="黑体" w:hAnsi="Times New Roman" w:hAnsiTheme="majorHAnsi"/>
       <w:b/>
       <w:bCs/>
       <w:color w:val="2E4E7E"/>
@@ -2699,7 +2952,7 @@
       <w:outlineLvl w:val="2"/>
     </w:pPr>
     <w:rPr>
-      <w:rFonts w:ascii="Times New Roman" w:asciiTheme="majorHAnsi" w:cstheme="majorBidi" w:eastAsia="黑体" w:eastAsiaTheme="majorEastAsia" w:hAnsi="Times New Roman" w:hAnsiTheme="majorHAnsi"/>
+      <w:rFonts w:ascii="Times New Roman" w:asciiTheme="majorHAnsi" w:cstheme="majorBidi" w:eastAsia="黑体" w:hAnsi="Times New Roman" w:hAnsiTheme="majorHAnsi"/>
       <w:b/>
       <w:bCs/>
       <w:color w:val="2E4E7E"/>
@@ -2723,7 +2976,7 @@
       <w:outlineLvl w:val="3"/>
     </w:pPr>
     <w:rPr>
-      <w:rFonts w:ascii="Times New Roman" w:asciiTheme="majorHAnsi" w:cstheme="majorBidi" w:eastAsia="黑体" w:eastAsiaTheme="majorEastAsia" w:hAnsi="Times New Roman" w:hAnsiTheme="majorHAnsi"/>
+      <w:rFonts w:ascii="Times New Roman" w:asciiTheme="majorHAnsi" w:cstheme="majorBidi" w:eastAsia="黑体" w:hAnsi="Times New Roman" w:hAnsiTheme="majorHAnsi"/>
       <w:b/>
       <w:bCs/>
       <w:i/>
@@ -2749,7 +3002,7 @@
       <w:outlineLvl w:val="4"/>
     </w:pPr>
     <w:rPr>
-      <w:rFonts w:ascii="Times New Roman" w:asciiTheme="majorHAnsi" w:cstheme="majorBidi" w:eastAsia="黑体" w:eastAsiaTheme="majorEastAsia" w:hAnsi="Times New Roman" w:hAnsiTheme="majorHAnsi"/>
+      <w:rFonts w:ascii="Times New Roman" w:asciiTheme="majorHAnsi" w:cstheme="majorBidi" w:eastAsia="黑体" w:hAnsi="Times New Roman" w:hAnsiTheme="majorHAnsi"/>
       <w:b/>
       <w:color w:val="333333"/>
       <w:sz w:val="22"/>
@@ -2772,7 +3025,7 @@
       <w:outlineLvl w:val="5"/>
     </w:pPr>
     <w:rPr>
-      <w:rFonts w:asciiTheme="majorHAnsi" w:cstheme="majorBidi" w:eastAsiaTheme="majorEastAsia" w:hAnsiTheme="majorHAnsi"/>
+      <w:rFonts w:asciiTheme="majorHAnsi" w:cstheme="majorBidi" w:hAnsiTheme="majorHAnsi" w:eastAsia="黑体"/>
       <w:i/>
       <w:iCs/>
       <w:color w:themeColor="accent1" w:themeShade="7F" w:val="243F60"/>
@@ -2795,7 +3048,7 @@
       <w:outlineLvl w:val="6"/>
     </w:pPr>
     <w:rPr>
-      <w:rFonts w:asciiTheme="majorHAnsi" w:cstheme="majorBidi" w:eastAsiaTheme="majorEastAsia" w:hAnsiTheme="majorHAnsi"/>
+      <w:rFonts w:asciiTheme="majorHAnsi" w:cstheme="majorBidi" w:hAnsiTheme="majorHAnsi" w:eastAsia="黑体"/>
       <w:i/>
       <w:iCs/>
       <w:color w:themeColor="text1" w:themeTint="BF" w:val="404040"/>
@@ -2818,7 +3071,7 @@
       <w:outlineLvl w:val="7"/>
     </w:pPr>
     <w:rPr>
-      <w:rFonts w:asciiTheme="majorHAnsi" w:cstheme="majorBidi" w:eastAsiaTheme="majorEastAsia" w:hAnsiTheme="majorHAnsi"/>
+      <w:rFonts w:asciiTheme="majorHAnsi" w:cstheme="majorBidi" w:hAnsiTheme="majorHAnsi" w:eastAsia="黑体"/>
       <w:color w:themeColor="accent1" w:val="4F81BD"/>
       <w:sz w:val="20"/>
       <w:szCs w:val="20"/>
@@ -2841,7 +3094,7 @@
       <w:outlineLvl w:val="8"/>
     </w:pPr>
     <w:rPr>
-      <w:rFonts w:asciiTheme="majorHAnsi" w:cstheme="majorBidi" w:eastAsiaTheme="majorEastAsia" w:hAnsiTheme="majorHAnsi"/>
+      <w:rFonts w:asciiTheme="majorHAnsi" w:cstheme="majorBidi" w:hAnsiTheme="majorHAnsi" w:eastAsia="黑体"/>
       <w:i/>
       <w:iCs/>
       <w:color w:themeColor="text1" w:themeTint="BF" w:val="404040"/>
@@ -2892,7 +3145,7 @@
     <w:uiPriority w:val="9"/>
     <w:rsid w:val="00FC693F"/>
     <w:rPr>
-      <w:rFonts w:asciiTheme="majorHAnsi" w:cstheme="majorBidi" w:eastAsiaTheme="majorEastAsia" w:hAnsiTheme="majorHAnsi"/>
+      <w:rFonts w:asciiTheme="majorHAnsi" w:cstheme="majorBidi" w:hAnsiTheme="majorHAnsi" w:eastAsia="黑体"/>
       <w:b/>
       <w:bCs/>
       <w:color w:themeColor="accent1" w:themeShade="BF" w:val="365F91"/>
@@ -2907,7 +3160,7 @@
     <w:uiPriority w:val="9"/>
     <w:rsid w:val="00FC693F"/>
     <w:rPr>
-      <w:rFonts w:asciiTheme="majorHAnsi" w:cstheme="majorBidi" w:eastAsiaTheme="majorEastAsia" w:hAnsiTheme="majorHAnsi"/>
+      <w:rFonts w:asciiTheme="majorHAnsi" w:cstheme="majorBidi" w:hAnsiTheme="majorHAnsi" w:eastAsia="黑体"/>
       <w:b/>
       <w:bCs/>
       <w:color w:themeColor="accent1" w:val="4F81BD"/>
@@ -2922,7 +3175,7 @@
     <w:uiPriority w:val="9"/>
     <w:rsid w:val="00FC693F"/>
     <w:rPr>
-      <w:rFonts w:asciiTheme="majorHAnsi" w:cstheme="majorBidi" w:eastAsiaTheme="majorEastAsia" w:hAnsiTheme="majorHAnsi"/>
+      <w:rFonts w:asciiTheme="majorHAnsi" w:cstheme="majorBidi" w:hAnsiTheme="majorHAnsi" w:eastAsia="黑体"/>
       <w:b/>
       <w:bCs/>
       <w:color w:themeColor="accent1" w:val="4F81BD"/>
@@ -2945,7 +3198,7 @@
       <w:contextualSpacing/>
     </w:pPr>
     <w:rPr>
-      <w:rFonts w:ascii="Times New Roman" w:asciiTheme="majorHAnsi" w:cstheme="majorBidi" w:eastAsia="黑体" w:eastAsiaTheme="majorEastAsia" w:hAnsi="Times New Roman" w:hAnsiTheme="majorHAnsi"/>
+      <w:rFonts w:ascii="Times New Roman" w:asciiTheme="majorHAnsi" w:cstheme="majorBidi" w:eastAsia="黑体" w:hAnsi="Times New Roman" w:hAnsiTheme="majorHAnsi"/>
       <w:b/>
       <w:color w:val="1F3864"/>
       <w:spacing w:val="5"/>
@@ -2961,7 +3214,7 @@
     <w:uiPriority w:val="10"/>
     <w:rsid w:val="00FC693F"/>
     <w:rPr>
-      <w:rFonts w:asciiTheme="majorHAnsi" w:cstheme="majorBidi" w:eastAsiaTheme="majorEastAsia" w:hAnsiTheme="majorHAnsi"/>
+      <w:rFonts w:asciiTheme="majorHAnsi" w:cstheme="majorBidi" w:hAnsiTheme="majorHAnsi" w:eastAsia="黑体"/>
       <w:color w:themeColor="text2" w:themeShade="BF" w:val="17365D"/>
       <w:spacing w:val="5"/>
       <w:kern w:val="28"/>
@@ -2983,7 +3236,7 @@
       </w:numPr>
     </w:pPr>
     <w:rPr>
-      <w:rFonts w:asciiTheme="majorHAnsi" w:cstheme="majorBidi" w:eastAsiaTheme="majorEastAsia" w:hAnsiTheme="majorHAnsi"/>
+      <w:rFonts w:asciiTheme="majorHAnsi" w:cstheme="majorBidi" w:hAnsiTheme="majorHAnsi" w:eastAsia="黑体"/>
       <w:i/>
       <w:iCs/>
       <w:color w:themeColor="accent1" w:val="4F81BD"/>
@@ -2999,7 +3252,7 @@
     <w:uiPriority w:val="11"/>
     <w:rsid w:val="00FC693F"/>
     <w:rPr>
-      <w:rFonts w:asciiTheme="majorHAnsi" w:cstheme="majorBidi" w:eastAsiaTheme="majorEastAsia" w:hAnsiTheme="majorHAnsi"/>
+      <w:rFonts w:asciiTheme="majorHAnsi" w:cstheme="majorBidi" w:hAnsiTheme="majorHAnsi" w:eastAsia="黑体"/>
       <w:i/>
       <w:iCs/>
       <w:color w:themeColor="accent1" w:val="4F81BD"/>
@@ -3066,6 +3319,7 @@
       <w:spacing w:after="120"/>
     </w:pPr>
     <w:rPr>
+      <w:rFonts w:eastAsia="黑体"/>
       <w:sz w:val="16"/>
       <w:szCs w:val="16"/>
     </w:rPr>
@@ -3077,6 +3331,7 @@
     <w:uiPriority w:val="99"/>
     <w:rsid w:val="00AA1D8D"/>
     <w:rPr>
+      <w:rFonts w:eastAsia="黑体"/>
       <w:sz w:val="16"/>
       <w:szCs w:val="16"/>
     </w:rPr>
@@ -3246,7 +3501,7 @@
       </w:tabs>
     </w:pPr>
     <w:rPr>
-      <w:rFonts w:ascii="Courier" w:hAnsi="Courier"/>
+      <w:rFonts w:ascii="Courier" w:hAnsi="Courier" w:eastAsia="黑体"/>
       <w:sz w:val="20"/>
       <w:szCs w:val="20"/>
     </w:rPr>
@@ -3258,7 +3513,7 @@
     <w:uiPriority w:val="99"/>
     <w:rsid w:val="0029639D"/>
     <w:rPr>
-      <w:rFonts w:ascii="Courier" w:hAnsi="Courier"/>
+      <w:rFonts w:ascii="Courier" w:hAnsi="Courier" w:eastAsia="黑体"/>
       <w:sz w:val="20"/>
       <w:szCs w:val="20"/>
     </w:rPr>
@@ -3294,6 +3549,7 @@
     <w:uiPriority w:val="29"/>
     <w:rsid w:val="00FC693F"/>
     <w:rPr>
+      <w:rFonts w:eastAsia="黑体"/>
       <w:i/>
       <w:iCs/>
       <w:color w:themeColor="text1" w:val="000000"/>
@@ -3307,7 +3563,7 @@
     <w:semiHidden/>
     <w:rsid w:val="00FC693F"/>
     <w:rPr>
-      <w:rFonts w:asciiTheme="majorHAnsi" w:cstheme="majorBidi" w:eastAsiaTheme="majorEastAsia" w:hAnsiTheme="majorHAnsi"/>
+      <w:rFonts w:asciiTheme="majorHAnsi" w:cstheme="majorBidi" w:hAnsiTheme="majorHAnsi" w:eastAsia="黑体"/>
       <w:b/>
       <w:bCs/>
       <w:i/>
@@ -3323,7 +3579,7 @@
     <w:semiHidden/>
     <w:rsid w:val="00FC693F"/>
     <w:rPr>
-      <w:rFonts w:asciiTheme="majorHAnsi" w:cstheme="majorBidi" w:eastAsiaTheme="majorEastAsia" w:hAnsiTheme="majorHAnsi"/>
+      <w:rFonts w:asciiTheme="majorHAnsi" w:cstheme="majorBidi" w:hAnsiTheme="majorHAnsi" w:eastAsia="黑体"/>
       <w:color w:themeColor="accent1" w:themeShade="7F" w:val="243F60"/>
     </w:rPr>
   </w:style>
@@ -3335,7 +3591,7 @@
     <w:semiHidden/>
     <w:rsid w:val="00FC693F"/>
     <w:rPr>
-      <w:rFonts w:asciiTheme="majorHAnsi" w:cstheme="majorBidi" w:eastAsiaTheme="majorEastAsia" w:hAnsiTheme="majorHAnsi"/>
+      <w:rFonts w:asciiTheme="majorHAnsi" w:cstheme="majorBidi" w:hAnsiTheme="majorHAnsi" w:eastAsia="黑体"/>
       <w:i/>
       <w:iCs/>
       <w:color w:themeColor="accent1" w:themeShade="7F" w:val="243F60"/>
@@ -3349,7 +3605,7 @@
     <w:semiHidden/>
     <w:rsid w:val="00FC693F"/>
     <w:rPr>
-      <w:rFonts w:asciiTheme="majorHAnsi" w:cstheme="majorBidi" w:eastAsiaTheme="majorEastAsia" w:hAnsiTheme="majorHAnsi"/>
+      <w:rFonts w:asciiTheme="majorHAnsi" w:cstheme="majorBidi" w:hAnsiTheme="majorHAnsi" w:eastAsia="黑体"/>
       <w:i/>
       <w:iCs/>
       <w:color w:themeColor="text1" w:themeTint="BF" w:val="404040"/>
@@ -3363,7 +3619,7 @@
     <w:semiHidden/>
     <w:rsid w:val="00FC693F"/>
     <w:rPr>
-      <w:rFonts w:asciiTheme="majorHAnsi" w:cstheme="majorBidi" w:eastAsiaTheme="majorEastAsia" w:hAnsiTheme="majorHAnsi"/>
+      <w:rFonts w:asciiTheme="majorHAnsi" w:cstheme="majorBidi" w:hAnsiTheme="majorHAnsi" w:eastAsia="黑体"/>
       <w:color w:themeColor="accent1" w:val="4F81BD"/>
       <w:sz w:val="20"/>
       <w:szCs w:val="20"/>
@@ -3377,7 +3633,7 @@
     <w:semiHidden/>
     <w:rsid w:val="00FC693F"/>
     <w:rPr>
-      <w:rFonts w:asciiTheme="majorHAnsi" w:cstheme="majorBidi" w:eastAsiaTheme="majorEastAsia" w:hAnsiTheme="majorHAnsi"/>
+      <w:rFonts w:asciiTheme="majorHAnsi" w:cstheme="majorBidi" w:hAnsiTheme="majorHAnsi" w:eastAsia="黑体"/>
       <w:i/>
       <w:iCs/>
       <w:color w:themeColor="text1" w:themeTint="BF" w:val="404040"/>
@@ -3398,6 +3654,7 @@
       <w:spacing w:line="240" w:lineRule="auto"/>
     </w:pPr>
     <w:rPr>
+      <w:rFonts w:eastAsia="黑体"/>
       <w:b/>
       <w:bCs/>
       <w:color w:themeColor="accent1" w:val="4F81BD"/>
@@ -3412,6 +3669,7 @@
     <w:qFormat/>
     <w:rsid w:val="00FC693F"/>
     <w:rPr>
+      <w:rFonts w:eastAsia="黑体"/>
       <w:b/>
       <w:bCs/>
     </w:rPr>
@@ -3423,6 +3681,7 @@
     <w:qFormat/>
     <w:rsid w:val="00FC693F"/>
     <w:rPr>
+      <w:rFonts w:eastAsia="黑体"/>
       <w:i/>
       <w:iCs/>
     </w:rPr>
@@ -3443,6 +3702,7 @@
       <w:ind w:left="936" w:right="936"/>
     </w:pPr>
     <w:rPr>
+      <w:rFonts w:eastAsia="黑体"/>
       <w:b/>
       <w:bCs/>
       <w:i/>
@@ -3457,6 +3717,7 @@
     <w:uiPriority w:val="30"/>
     <w:rsid w:val="00FC693F"/>
     <w:rPr>
+      <w:rFonts w:eastAsia="黑体"/>
       <w:b/>
       <w:bCs/>
       <w:i/>
@@ -3471,6 +3732,7 @@
     <w:qFormat/>
     <w:rsid w:val="00FC693F"/>
     <w:rPr>
+      <w:rFonts w:eastAsia="黑体"/>
       <w:i/>
       <w:iCs/>
       <w:color w:themeColor="text1" w:themeTint="7F" w:val="808080"/>
@@ -3483,6 +3745,7 @@
     <w:qFormat/>
     <w:rsid w:val="00FC693F"/>
     <w:rPr>
+      <w:rFonts w:eastAsia="黑体"/>
       <w:b/>
       <w:bCs/>
       <w:i/>
@@ -3497,6 +3760,7 @@
     <w:qFormat/>
     <w:rsid w:val="00FC693F"/>
     <w:rPr>
+      <w:rFonts w:eastAsia="黑体"/>
       <w:smallCaps/>
       <w:color w:themeColor="accent2" w:val="C0504D"/>
       <w:u w:val="single"/>
@@ -3509,6 +3773,7 @@
     <w:qFormat/>
     <w:rsid w:val="00FC693F"/>
     <w:rPr>
+      <w:rFonts w:eastAsia="黑体"/>
       <w:b/>
       <w:bCs/>
       <w:smallCaps/>
@@ -3524,6 +3789,7 @@
     <w:qFormat/>
     <w:rsid w:val="00FC693F"/>
     <w:rPr>
+      <w:rFonts w:eastAsia="黑体"/>
       <w:b/>
       <w:bCs/>
       <w:smallCaps/>
@@ -3578,6 +3844,7 @@
       <w:spacing w:after="0" w:line="240" w:lineRule="auto"/>
     </w:pPr>
     <w:rPr>
+      <w:rFonts w:eastAsia="黑体"/>
       <w:color w:themeColor="text1" w:themeShade="BF" w:val="000000"/>
     </w:rPr>
     <w:tblPr>
@@ -3600,6 +3867,7 @@
         <w:spacing w:after="0" w:before="0" w:line="240" w:lineRule="auto"/>
       </w:pPr>
       <w:rPr>
+        <w:rFonts w:eastAsia="黑体"/>
         <w:b/>
         <w:bCs/>
       </w:rPr>
@@ -3620,6 +3888,7 @@
         <w:spacing w:after="0" w:before="0" w:line="240" w:lineRule="auto"/>
       </w:pPr>
       <w:rPr>
+        <w:rFonts w:eastAsia="黑体"/>
         <w:b/>
         <w:bCs/>
       </w:rPr>
@@ -3637,12 +3906,14 @@
     </w:tblStylePr>
     <w:tblStylePr w:type="firstCol">
       <w:rPr>
+        <w:rFonts w:eastAsia="黑体"/>
         <w:b/>
         <w:bCs/>
       </w:rPr>
     </w:tblStylePr>
     <w:tblStylePr w:type="lastCol">
       <w:rPr>
+        <w:rFonts w:eastAsia="黑体"/>
         <w:b/>
         <w:bCs/>
       </w:rPr>
@@ -3681,6 +3952,7 @@
       <w:spacing w:after="0" w:line="240" w:lineRule="auto"/>
     </w:pPr>
     <w:rPr>
+      <w:rFonts w:eastAsia="黑体"/>
       <w:color w:themeColor="accent1" w:themeShade="BF" w:val="365F91"/>
     </w:rPr>
     <w:tblPr>
@@ -3703,6 +3975,7 @@
         <w:spacing w:after="0" w:before="0" w:line="240" w:lineRule="auto"/>
       </w:pPr>
       <w:rPr>
+        <w:rFonts w:eastAsia="黑体"/>
         <w:b/>
         <w:bCs/>
       </w:rPr>
@@ -3723,6 +3996,7 @@
         <w:spacing w:after="0" w:before="0" w:line="240" w:lineRule="auto"/>
       </w:pPr>
       <w:rPr>
+        <w:rFonts w:eastAsia="黑体"/>
         <w:b/>
         <w:bCs/>
       </w:rPr>
@@ -3740,12 +4014,14 @@
     </w:tblStylePr>
     <w:tblStylePr w:type="firstCol">
       <w:rPr>
+        <w:rFonts w:eastAsia="黑体"/>
         <w:b/>
         <w:bCs/>
       </w:rPr>
     </w:tblStylePr>
     <w:tblStylePr w:type="lastCol">
       <w:rPr>
+        <w:rFonts w:eastAsia="黑体"/>
         <w:b/>
         <w:bCs/>
       </w:rPr>
@@ -3784,6 +4060,7 @@
       <w:spacing w:after="0" w:line="240" w:lineRule="auto"/>
     </w:pPr>
     <w:rPr>
+      <w:rFonts w:eastAsia="黑体"/>
       <w:color w:themeColor="accent2" w:themeShade="BF" w:val="943634"/>
     </w:rPr>
     <w:tblPr>
@@ -3806,6 +4083,7 @@
         <w:spacing w:after="0" w:before="0" w:line="240" w:lineRule="auto"/>
       </w:pPr>
       <w:rPr>
+        <w:rFonts w:eastAsia="黑体"/>
         <w:b/>
         <w:bCs/>
       </w:rPr>
@@ -3826,6 +4104,7 @@
         <w:spacing w:after="0" w:before="0" w:line="240" w:lineRule="auto"/>
       </w:pPr>
       <w:rPr>
+        <w:rFonts w:eastAsia="黑体"/>
         <w:b/>
         <w:bCs/>
       </w:rPr>
@@ -3843,12 +4122,14 @@
     </w:tblStylePr>
     <w:tblStylePr w:type="firstCol">
       <w:rPr>
+        <w:rFonts w:eastAsia="黑体"/>
         <w:b/>
         <w:bCs/>
       </w:rPr>
     </w:tblStylePr>
     <w:tblStylePr w:type="lastCol">
       <w:rPr>
+        <w:rFonts w:eastAsia="黑体"/>
         <w:b/>
         <w:bCs/>
       </w:rPr>
@@ -3887,6 +4168,7 @@
       <w:spacing w:after="0" w:line="240" w:lineRule="auto"/>
     </w:pPr>
     <w:rPr>
+      <w:rFonts w:eastAsia="黑体"/>
       <w:color w:themeColor="accent3" w:themeShade="BF" w:val="76923C"/>
     </w:rPr>
     <w:tblPr>
@@ -3909,6 +4191,7 @@
         <w:spacing w:after="0" w:before="0" w:line="240" w:lineRule="auto"/>
       </w:pPr>
       <w:rPr>
+        <w:rFonts w:eastAsia="黑体"/>
         <w:b/>
         <w:bCs/>
       </w:rPr>
@@ -3929,6 +4212,7 @@
         <w:spacing w:after="0" w:before="0" w:line="240" w:lineRule="auto"/>
       </w:pPr>
       <w:rPr>
+        <w:rFonts w:eastAsia="黑体"/>
         <w:b/>
         <w:bCs/>
       </w:rPr>
@@ -3946,12 +4230,14 @@
     </w:tblStylePr>
     <w:tblStylePr w:type="firstCol">
       <w:rPr>
+        <w:rFonts w:eastAsia="黑体"/>
         <w:b/>
         <w:bCs/>
       </w:rPr>
     </w:tblStylePr>
     <w:tblStylePr w:type="lastCol">
       <w:rPr>
+        <w:rFonts w:eastAsia="黑体"/>
         <w:b/>
         <w:bCs/>
       </w:rPr>
@@ -3990,6 +4276,7 @@
       <w:spacing w:after="0" w:line="240" w:lineRule="auto"/>
     </w:pPr>
     <w:rPr>
+      <w:rFonts w:eastAsia="黑体"/>
       <w:color w:themeColor="accent4" w:themeShade="BF" w:val="5F497A"/>
     </w:rPr>
     <w:tblPr>
@@ -4012,6 +4299,7 @@
         <w:spacing w:after="0" w:before="0" w:line="240" w:lineRule="auto"/>
       </w:pPr>
       <w:rPr>
+        <w:rFonts w:eastAsia="黑体"/>
         <w:b/>
         <w:bCs/>
       </w:rPr>
@@ -4032,6 +4320,7 @@
         <w:spacing w:after="0" w:before="0" w:line="240" w:lineRule="auto"/>
       </w:pPr>
       <w:rPr>
+        <w:rFonts w:eastAsia="黑体"/>
         <w:b/>
         <w:bCs/>
       </w:rPr>
@@ -4049,12 +4338,14 @@
     </w:tblStylePr>
     <w:tblStylePr w:type="firstCol">
       <w:rPr>
+        <w:rFonts w:eastAsia="黑体"/>
         <w:b/>
         <w:bCs/>
       </w:rPr>
     </w:tblStylePr>
     <w:tblStylePr w:type="lastCol">
       <w:rPr>
+        <w:rFonts w:eastAsia="黑体"/>
         <w:b/>
         <w:bCs/>
       </w:rPr>
@@ -4093,6 +4384,7 @@
       <w:spacing w:after="0" w:line="240" w:lineRule="auto"/>
     </w:pPr>
     <w:rPr>
+      <w:rFonts w:eastAsia="黑体"/>
       <w:color w:themeColor="accent5" w:themeShade="BF" w:val="31849B"/>
     </w:rPr>
     <w:tblPr>
@@ -4115,6 +4407,7 @@
         <w:spacing w:after="0" w:before="0" w:line="240" w:lineRule="auto"/>
       </w:pPr>
       <w:rPr>
+        <w:rFonts w:eastAsia="黑体"/>
         <w:b/>
         <w:bCs/>
       </w:rPr>
@@ -4135,6 +4428,7 @@
         <w:spacing w:after="0" w:before="0" w:line="240" w:lineRule="auto"/>
       </w:pPr>
       <w:rPr>
+        <w:rFonts w:eastAsia="黑体"/>
         <w:b/>
         <w:bCs/>
       </w:rPr>
@@ -4152,12 +4446,14 @@
     </w:tblStylePr>
     <w:tblStylePr w:type="firstCol">
       <w:rPr>
+        <w:rFonts w:eastAsia="黑体"/>
         <w:b/>
         <w:bCs/>
       </w:rPr>
     </w:tblStylePr>
     <w:tblStylePr w:type="lastCol">
       <w:rPr>
+        <w:rFonts w:eastAsia="黑体"/>
         <w:b/>
         <w:bCs/>
       </w:rPr>
@@ -4196,6 +4492,7 @@
       <w:spacing w:after="0" w:line="240" w:lineRule="auto"/>
     </w:pPr>
     <w:rPr>
+      <w:rFonts w:eastAsia="黑体"/>
       <w:color w:themeColor="accent6" w:themeShade="BF" w:val="E36C0A"/>
     </w:rPr>
     <w:tblPr>
@@ -4218,6 +4515,7 @@
         <w:spacing w:after="0" w:before="0" w:line="240" w:lineRule="auto"/>
       </w:pPr>
       <w:rPr>
+        <w:rFonts w:eastAsia="黑体"/>
         <w:b/>
         <w:bCs/>
       </w:rPr>
@@ -4238,6 +4536,7 @@
         <w:spacing w:after="0" w:before="0" w:line="240" w:lineRule="auto"/>
       </w:pPr>
       <w:rPr>
+        <w:rFonts w:eastAsia="黑体"/>
         <w:b/>
         <w:bCs/>
       </w:rPr>
@@ -4255,12 +4554,14 @@
     </w:tblStylePr>
     <w:tblStylePr w:type="firstCol">
       <w:rPr>
+        <w:rFonts w:eastAsia="黑体"/>
         <w:b/>
         <w:bCs/>
       </w:rPr>
     </w:tblStylePr>
     <w:tblStylePr w:type="lastCol">
       <w:rPr>
+        <w:rFonts w:eastAsia="黑体"/>
         <w:b/>
         <w:bCs/>
       </w:rPr>
@@ -4320,6 +4621,7 @@
         <w:spacing w:after="0" w:before="0" w:line="240" w:lineRule="auto"/>
       </w:pPr>
       <w:rPr>
+        <w:rFonts w:eastAsia="黑体"/>
         <w:b/>
         <w:bCs/>
         <w:color w:themeColor="background1" w:val="FFFFFF"/>
@@ -4334,6 +4636,7 @@
         <w:spacing w:after="0" w:before="0" w:line="240" w:lineRule="auto"/>
       </w:pPr>
       <w:rPr>
+        <w:rFonts w:eastAsia="黑体"/>
         <w:b/>
         <w:bCs/>
       </w:rPr>
@@ -4349,12 +4652,14 @@
     </w:tblStylePr>
     <w:tblStylePr w:type="firstCol">
       <w:rPr>
+        <w:rFonts w:eastAsia="黑体"/>
         <w:b/>
         <w:bCs/>
       </w:rPr>
     </w:tblStylePr>
     <w:tblStylePr w:type="lastCol">
       <w:rPr>
+        <w:rFonts w:eastAsia="黑体"/>
         <w:b/>
         <w:bCs/>
       </w:rPr>
@@ -4412,6 +4717,7 @@
         <w:spacing w:after="0" w:before="0" w:line="240" w:lineRule="auto"/>
       </w:pPr>
       <w:rPr>
+        <w:rFonts w:eastAsia="黑体"/>
         <w:b/>
         <w:bCs/>
         <w:color w:themeColor="background1" w:val="FFFFFF"/>
@@ -4426,6 +4732,7 @@
         <w:spacing w:after="0" w:before="0" w:line="240" w:lineRule="auto"/>
       </w:pPr>
       <w:rPr>
+        <w:rFonts w:eastAsia="黑体"/>
         <w:b/>
         <w:bCs/>
       </w:rPr>
@@ -4441,12 +4748,14 @@
     </w:tblStylePr>
     <w:tblStylePr w:type="firstCol">
       <w:rPr>
+        <w:rFonts w:eastAsia="黑体"/>
         <w:b/>
         <w:bCs/>
       </w:rPr>
     </w:tblStylePr>
     <w:tblStylePr w:type="lastCol">
       <w:rPr>
+        <w:rFonts w:eastAsia="黑体"/>
         <w:b/>
         <w:bCs/>
       </w:rPr>
@@ -4504,6 +4813,7 @@
         <w:spacing w:after="0" w:before="0" w:line="240" w:lineRule="auto"/>
       </w:pPr>
       <w:rPr>
+        <w:rFonts w:eastAsia="黑体"/>
         <w:b/>
         <w:bCs/>
         <w:color w:themeColor="background1" w:val="FFFFFF"/>
@@ -4518,6 +4828,7 @@
         <w:spacing w:after="0" w:before="0" w:line="240" w:lineRule="auto"/>
       </w:pPr>
       <w:rPr>
+        <w:rFonts w:eastAsia="黑体"/>
         <w:b/>
         <w:bCs/>
       </w:rPr>
@@ -4533,12 +4844,14 @@
     </w:tblStylePr>
     <w:tblStylePr w:type="firstCol">
       <w:rPr>
+        <w:rFonts w:eastAsia="黑体"/>
         <w:b/>
         <w:bCs/>
       </w:rPr>
     </w:tblStylePr>
     <w:tblStylePr w:type="lastCol">
       <w:rPr>
+        <w:rFonts w:eastAsia="黑体"/>
         <w:b/>
         <w:bCs/>
       </w:rPr>
@@ -4596,6 +4909,7 @@
         <w:spacing w:after="0" w:before="0" w:line="240" w:lineRule="auto"/>
       </w:pPr>
       <w:rPr>
+        <w:rFonts w:eastAsia="黑体"/>
         <w:b/>
         <w:bCs/>
         <w:color w:themeColor="background1" w:val="FFFFFF"/>
@@ -4610,6 +4924,7 @@
         <w:spacing w:after="0" w:before="0" w:line="240" w:lineRule="auto"/>
       </w:pPr>
       <w:rPr>
+        <w:rFonts w:eastAsia="黑体"/>
         <w:b/>
         <w:bCs/>
       </w:rPr>
@@ -4625,12 +4940,14 @@
     </w:tblStylePr>
     <w:tblStylePr w:type="firstCol">
       <w:rPr>
+        <w:rFonts w:eastAsia="黑体"/>
         <w:b/>
         <w:bCs/>
       </w:rPr>
     </w:tblStylePr>
     <w:tblStylePr w:type="lastCol">
       <w:rPr>
+        <w:rFonts w:eastAsia="黑体"/>
         <w:b/>
         <w:bCs/>
       </w:rPr>
@@ -4688,6 +5005,7 @@
         <w:spacing w:after="0" w:before="0" w:line="240" w:lineRule="auto"/>
       </w:pPr>
       <w:rPr>
+        <w:rFonts w:eastAsia="黑体"/>
         <w:b/>
         <w:bCs/>
         <w:color w:themeColor="background1" w:val="FFFFFF"/>
@@ -4702,6 +5020,7 @@
         <w:spacing w:after="0" w:before="0" w:line="240" w:lineRule="auto"/>
       </w:pPr>
       <w:rPr>
+        <w:rFonts w:eastAsia="黑体"/>
         <w:b/>
         <w:bCs/>
       </w:rPr>
@@ -4717,12 +5036,14 @@
     </w:tblStylePr>
     <w:tblStylePr w:type="firstCol">
       <w:rPr>
+        <w:rFonts w:eastAsia="黑体"/>
         <w:b/>
         <w:bCs/>
       </w:rPr>
     </w:tblStylePr>
     <w:tblStylePr w:type="lastCol">
       <w:rPr>
+        <w:rFonts w:eastAsia="黑体"/>
         <w:b/>
         <w:bCs/>
       </w:rPr>
@@ -4780,6 +5101,7 @@
         <w:spacing w:after="0" w:before="0" w:line="240" w:lineRule="auto"/>
       </w:pPr>
       <w:rPr>
+        <w:rFonts w:eastAsia="黑体"/>
         <w:b/>
         <w:bCs/>
         <w:color w:themeColor="background1" w:val="FFFFFF"/>
@@ -4794,6 +5116,7 @@
         <w:spacing w:after="0" w:before="0" w:line="240" w:lineRule="auto"/>
       </w:pPr>
       <w:rPr>
+        <w:rFonts w:eastAsia="黑体"/>
         <w:b/>
         <w:bCs/>
       </w:rPr>
@@ -4809,12 +5132,14 @@
     </w:tblStylePr>
     <w:tblStylePr w:type="firstCol">
       <w:rPr>
+        <w:rFonts w:eastAsia="黑体"/>
         <w:b/>
         <w:bCs/>
       </w:rPr>
     </w:tblStylePr>
     <w:tblStylePr w:type="lastCol">
       <w:rPr>
+        <w:rFonts w:eastAsia="黑体"/>
         <w:b/>
         <w:bCs/>
       </w:rPr>
@@ -4872,6 +5197,7 @@
         <w:spacing w:after="0" w:before="0" w:line="240" w:lineRule="auto"/>
       </w:pPr>
       <w:rPr>
+        <w:rFonts w:eastAsia="黑体"/>
         <w:b/>
         <w:bCs/>
         <w:color w:themeColor="background1" w:val="FFFFFF"/>
@@ -4886,6 +5212,7 @@
         <w:spacing w:after="0" w:before="0" w:line="240" w:lineRule="auto"/>
       </w:pPr>
       <w:rPr>
+        <w:rFonts w:eastAsia="黑体"/>
         <w:b/>
         <w:bCs/>
       </w:rPr>
@@ -4901,12 +5228,14 @@
     </w:tblStylePr>
     <w:tblStylePr w:type="firstCol">
       <w:rPr>
+        <w:rFonts w:eastAsia="黑体"/>
         <w:b/>
         <w:bCs/>
       </w:rPr>
     </w:tblStylePr>
     <w:tblStylePr w:type="lastCol">
       <w:rPr>
+        <w:rFonts w:eastAsia="黑体"/>
         <w:b/>
         <w:bCs/>
       </w:rPr>
@@ -4966,7 +5295,7 @@
         <w:spacing w:after="0" w:before="0" w:line="240" w:lineRule="auto"/>
       </w:pPr>
       <w:rPr>
-        <w:rFonts w:asciiTheme="majorHAnsi" w:cstheme="majorBidi" w:eastAsiaTheme="majorEastAsia" w:hAnsiTheme="majorHAnsi"/>
+        <w:rFonts w:asciiTheme="majorHAnsi" w:cstheme="majorBidi" w:hAnsiTheme="majorHAnsi" w:eastAsia="黑体"/>
         <w:b/>
         <w:bCs/>
       </w:rPr>
@@ -4987,7 +5316,7 @@
         <w:spacing w:after="0" w:before="0" w:line="240" w:lineRule="auto"/>
       </w:pPr>
       <w:rPr>
-        <w:rFonts w:asciiTheme="majorHAnsi" w:cstheme="majorBidi" w:eastAsiaTheme="majorEastAsia" w:hAnsiTheme="majorHAnsi"/>
+        <w:rFonts w:asciiTheme="majorHAnsi" w:cstheme="majorBidi" w:hAnsiTheme="majorHAnsi" w:eastAsia="黑体"/>
         <w:b/>
         <w:bCs/>
       </w:rPr>
@@ -5005,14 +5334,14 @@
     </w:tblStylePr>
     <w:tblStylePr w:type="firstCol">
       <w:rPr>
-        <w:rFonts w:asciiTheme="majorHAnsi" w:cstheme="majorBidi" w:eastAsiaTheme="majorEastAsia" w:hAnsiTheme="majorHAnsi"/>
+        <w:rFonts w:asciiTheme="majorHAnsi" w:cstheme="majorBidi" w:hAnsiTheme="majorHAnsi" w:eastAsia="黑体"/>
         <w:b/>
         <w:bCs/>
       </w:rPr>
     </w:tblStylePr>
     <w:tblStylePr w:type="lastCol">
       <w:rPr>
-        <w:rFonts w:asciiTheme="majorHAnsi" w:cstheme="majorBidi" w:eastAsiaTheme="majorEastAsia" w:hAnsiTheme="majorHAnsi"/>
+        <w:rFonts w:asciiTheme="majorHAnsi" w:cstheme="majorBidi" w:hAnsiTheme="majorHAnsi" w:eastAsia="黑体"/>
         <w:b/>
         <w:bCs/>
       </w:rPr>
@@ -5096,7 +5425,7 @@
         <w:spacing w:after="0" w:before="0" w:line="240" w:lineRule="auto"/>
       </w:pPr>
       <w:rPr>
-        <w:rFonts w:asciiTheme="majorHAnsi" w:cstheme="majorBidi" w:eastAsiaTheme="majorEastAsia" w:hAnsiTheme="majorHAnsi"/>
+        <w:rFonts w:asciiTheme="majorHAnsi" w:cstheme="majorBidi" w:hAnsiTheme="majorHAnsi" w:eastAsia="黑体"/>
         <w:b/>
         <w:bCs/>
       </w:rPr>
@@ -5117,7 +5446,7 @@
         <w:spacing w:after="0" w:before="0" w:line="240" w:lineRule="auto"/>
       </w:pPr>
       <w:rPr>
-        <w:rFonts w:asciiTheme="majorHAnsi" w:cstheme="majorBidi" w:eastAsiaTheme="majorEastAsia" w:hAnsiTheme="majorHAnsi"/>
+        <w:rFonts w:asciiTheme="majorHAnsi" w:cstheme="majorBidi" w:hAnsiTheme="majorHAnsi" w:eastAsia="黑体"/>
         <w:b/>
         <w:bCs/>
       </w:rPr>
@@ -5135,14 +5464,14 @@
     </w:tblStylePr>
     <w:tblStylePr w:type="firstCol">
       <w:rPr>
-        <w:rFonts w:asciiTheme="majorHAnsi" w:cstheme="majorBidi" w:eastAsiaTheme="majorEastAsia" w:hAnsiTheme="majorHAnsi"/>
+        <w:rFonts w:asciiTheme="majorHAnsi" w:cstheme="majorBidi" w:hAnsiTheme="majorHAnsi" w:eastAsia="黑体"/>
         <w:b/>
         <w:bCs/>
       </w:rPr>
     </w:tblStylePr>
     <w:tblStylePr w:type="lastCol">
       <w:rPr>
-        <w:rFonts w:asciiTheme="majorHAnsi" w:cstheme="majorBidi" w:eastAsiaTheme="majorEastAsia" w:hAnsiTheme="majorHAnsi"/>
+        <w:rFonts w:asciiTheme="majorHAnsi" w:cstheme="majorBidi" w:hAnsiTheme="majorHAnsi" w:eastAsia="黑体"/>
         <w:b/>
         <w:bCs/>
       </w:rPr>
@@ -5226,7 +5555,7 @@
         <w:spacing w:after="0" w:before="0" w:line="240" w:lineRule="auto"/>
       </w:pPr>
       <w:rPr>
-        <w:rFonts w:asciiTheme="majorHAnsi" w:cstheme="majorBidi" w:eastAsiaTheme="majorEastAsia" w:hAnsiTheme="majorHAnsi"/>
+        <w:rFonts w:asciiTheme="majorHAnsi" w:cstheme="majorBidi" w:hAnsiTheme="majorHAnsi" w:eastAsia="黑体"/>
         <w:b/>
         <w:bCs/>
       </w:rPr>
@@ -5247,7 +5576,7 @@
         <w:spacing w:after="0" w:before="0" w:line="240" w:lineRule="auto"/>
       </w:pPr>
       <w:rPr>
-        <w:rFonts w:asciiTheme="majorHAnsi" w:cstheme="majorBidi" w:eastAsiaTheme="majorEastAsia" w:hAnsiTheme="majorHAnsi"/>
+        <w:rFonts w:asciiTheme="majorHAnsi" w:cstheme="majorBidi" w:hAnsiTheme="majorHAnsi" w:eastAsia="黑体"/>
         <w:b/>
         <w:bCs/>
       </w:rPr>
@@ -5265,14 +5594,14 @@
     </w:tblStylePr>
     <w:tblStylePr w:type="firstCol">
       <w:rPr>
-        <w:rFonts w:asciiTheme="majorHAnsi" w:cstheme="majorBidi" w:eastAsiaTheme="majorEastAsia" w:hAnsiTheme="majorHAnsi"/>
+        <w:rFonts w:asciiTheme="majorHAnsi" w:cstheme="majorBidi" w:hAnsiTheme="majorHAnsi" w:eastAsia="黑体"/>
         <w:b/>
         <w:bCs/>
       </w:rPr>
     </w:tblStylePr>
     <w:tblStylePr w:type="lastCol">
       <w:rPr>
-        <w:rFonts w:asciiTheme="majorHAnsi" w:cstheme="majorBidi" w:eastAsiaTheme="majorEastAsia" w:hAnsiTheme="majorHAnsi"/>
+        <w:rFonts w:asciiTheme="majorHAnsi" w:cstheme="majorBidi" w:hAnsiTheme="majorHAnsi" w:eastAsia="黑体"/>
         <w:b/>
         <w:bCs/>
       </w:rPr>
@@ -5356,7 +5685,7 @@
         <w:spacing w:after="0" w:before="0" w:line="240" w:lineRule="auto"/>
       </w:pPr>
       <w:rPr>
-        <w:rFonts w:asciiTheme="majorHAnsi" w:cstheme="majorBidi" w:eastAsiaTheme="majorEastAsia" w:hAnsiTheme="majorHAnsi"/>
+        <w:rFonts w:asciiTheme="majorHAnsi" w:cstheme="majorBidi" w:hAnsiTheme="majorHAnsi" w:eastAsia="黑体"/>
         <w:b/>
         <w:bCs/>
       </w:rPr>
@@ -5377,7 +5706,7 @@
         <w:spacing w:after="0" w:before="0" w:line="240" w:lineRule="auto"/>
       </w:pPr>
       <w:rPr>
-        <w:rFonts w:asciiTheme="majorHAnsi" w:cstheme="majorBidi" w:eastAsiaTheme="majorEastAsia" w:hAnsiTheme="majorHAnsi"/>
+        <w:rFonts w:asciiTheme="majorHAnsi" w:cstheme="majorBidi" w:hAnsiTheme="majorHAnsi" w:eastAsia="黑体"/>
         <w:b/>
         <w:bCs/>
       </w:rPr>
@@ -5395,14 +5724,14 @@
     </w:tblStylePr>
     <w:tblStylePr w:type="firstCol">
       <w:rPr>
-        <w:rFonts w:asciiTheme="majorHAnsi" w:cstheme="majorBidi" w:eastAsiaTheme="majorEastAsia" w:hAnsiTheme="majorHAnsi"/>
+        <w:rFonts w:asciiTheme="majorHAnsi" w:cstheme="majorBidi" w:hAnsiTheme="majorHAnsi" w:eastAsia="黑体"/>
         <w:b/>
         <w:bCs/>
       </w:rPr>
     </w:tblStylePr>
     <w:tblStylePr w:type="lastCol">
       <w:rPr>
-        <w:rFonts w:asciiTheme="majorHAnsi" w:cstheme="majorBidi" w:eastAsiaTheme="majorEastAsia" w:hAnsiTheme="majorHAnsi"/>
+        <w:rFonts w:asciiTheme="majorHAnsi" w:cstheme="majorBidi" w:hAnsiTheme="majorHAnsi" w:eastAsia="黑体"/>
         <w:b/>
         <w:bCs/>
       </w:rPr>
@@ -5486,7 +5815,7 @@
         <w:spacing w:after="0" w:before="0" w:line="240" w:lineRule="auto"/>
       </w:pPr>
       <w:rPr>
-        <w:rFonts w:asciiTheme="majorHAnsi" w:cstheme="majorBidi" w:eastAsiaTheme="majorEastAsia" w:hAnsiTheme="majorHAnsi"/>
+        <w:rFonts w:asciiTheme="majorHAnsi" w:cstheme="majorBidi" w:hAnsiTheme="majorHAnsi" w:eastAsia="黑体"/>
         <w:b/>
         <w:bCs/>
       </w:rPr>
@@ -5507,7 +5836,7 @@
         <w:spacing w:after="0" w:before="0" w:line="240" w:lineRule="auto"/>
       </w:pPr>
       <w:rPr>
-        <w:rFonts w:asciiTheme="majorHAnsi" w:cstheme="majorBidi" w:eastAsiaTheme="majorEastAsia" w:hAnsiTheme="majorHAnsi"/>
+        <w:rFonts w:asciiTheme="majorHAnsi" w:cstheme="majorBidi" w:hAnsiTheme="majorHAnsi" w:eastAsia="黑体"/>
         <w:b/>
         <w:bCs/>
       </w:rPr>
@@ -5525,14 +5854,14 @@
     </w:tblStylePr>
     <w:tblStylePr w:type="firstCol">
       <w:rPr>
-        <w:rFonts w:asciiTheme="majorHAnsi" w:cstheme="majorBidi" w:eastAsiaTheme="majorEastAsia" w:hAnsiTheme="majorHAnsi"/>
+        <w:rFonts w:asciiTheme="majorHAnsi" w:cstheme="majorBidi" w:hAnsiTheme="majorHAnsi" w:eastAsia="黑体"/>
         <w:b/>
         <w:bCs/>
       </w:rPr>
     </w:tblStylePr>
     <w:tblStylePr w:type="lastCol">
       <w:rPr>
-        <w:rFonts w:asciiTheme="majorHAnsi" w:cstheme="majorBidi" w:eastAsiaTheme="majorEastAsia" w:hAnsiTheme="majorHAnsi"/>
+        <w:rFonts w:asciiTheme="majorHAnsi" w:cstheme="majorBidi" w:hAnsiTheme="majorHAnsi" w:eastAsia="黑体"/>
         <w:b/>
         <w:bCs/>
       </w:rPr>
@@ -5616,7 +5945,7 @@
         <w:spacing w:after="0" w:before="0" w:line="240" w:lineRule="auto"/>
       </w:pPr>
       <w:rPr>
-        <w:rFonts w:asciiTheme="majorHAnsi" w:cstheme="majorBidi" w:eastAsiaTheme="majorEastAsia" w:hAnsiTheme="majorHAnsi"/>
+        <w:rFonts w:asciiTheme="majorHAnsi" w:cstheme="majorBidi" w:hAnsiTheme="majorHAnsi" w:eastAsia="黑体"/>
         <w:b/>
         <w:bCs/>
       </w:rPr>
@@ -5637,7 +5966,7 @@
         <w:spacing w:after="0" w:before="0" w:line="240" w:lineRule="auto"/>
       </w:pPr>
       <w:rPr>
-        <w:rFonts w:asciiTheme="majorHAnsi" w:cstheme="majorBidi" w:eastAsiaTheme="majorEastAsia" w:hAnsiTheme="majorHAnsi"/>
+        <w:rFonts w:asciiTheme="majorHAnsi" w:cstheme="majorBidi" w:hAnsiTheme="majorHAnsi" w:eastAsia="黑体"/>
         <w:b/>
         <w:bCs/>
       </w:rPr>
@@ -5655,14 +5984,14 @@
     </w:tblStylePr>
     <w:tblStylePr w:type="firstCol">
       <w:rPr>
-        <w:rFonts w:asciiTheme="majorHAnsi" w:cstheme="majorBidi" w:eastAsiaTheme="majorEastAsia" w:hAnsiTheme="majorHAnsi"/>
+        <w:rFonts w:asciiTheme="majorHAnsi" w:cstheme="majorBidi" w:hAnsiTheme="majorHAnsi" w:eastAsia="黑体"/>
         <w:b/>
         <w:bCs/>
       </w:rPr>
     </w:tblStylePr>
     <w:tblStylePr w:type="lastCol">
       <w:rPr>
-        <w:rFonts w:asciiTheme="majorHAnsi" w:cstheme="majorBidi" w:eastAsiaTheme="majorEastAsia" w:hAnsiTheme="majorHAnsi"/>
+        <w:rFonts w:asciiTheme="majorHAnsi" w:cstheme="majorBidi" w:hAnsiTheme="majorHAnsi" w:eastAsia="黑体"/>
         <w:b/>
         <w:bCs/>
       </w:rPr>
@@ -5746,7 +6075,7 @@
         <w:spacing w:after="0" w:before="0" w:line="240" w:lineRule="auto"/>
       </w:pPr>
       <w:rPr>
-        <w:rFonts w:asciiTheme="majorHAnsi" w:cstheme="majorBidi" w:eastAsiaTheme="majorEastAsia" w:hAnsiTheme="majorHAnsi"/>
+        <w:rFonts w:asciiTheme="majorHAnsi" w:cstheme="majorBidi" w:hAnsiTheme="majorHAnsi" w:eastAsia="黑体"/>
         <w:b/>
         <w:bCs/>
       </w:rPr>
@@ -5767,7 +6096,7 @@
         <w:spacing w:after="0" w:before="0" w:line="240" w:lineRule="auto"/>
       </w:pPr>
       <w:rPr>
-        <w:rFonts w:asciiTheme="majorHAnsi" w:cstheme="majorBidi" w:eastAsiaTheme="majorEastAsia" w:hAnsiTheme="majorHAnsi"/>
+        <w:rFonts w:asciiTheme="majorHAnsi" w:cstheme="majorBidi" w:hAnsiTheme="majorHAnsi" w:eastAsia="黑体"/>
         <w:b/>
         <w:bCs/>
       </w:rPr>
@@ -5785,14 +6114,14 @@
     </w:tblStylePr>
     <w:tblStylePr w:type="firstCol">
       <w:rPr>
-        <w:rFonts w:asciiTheme="majorHAnsi" w:cstheme="majorBidi" w:eastAsiaTheme="majorEastAsia" w:hAnsiTheme="majorHAnsi"/>
+        <w:rFonts w:asciiTheme="majorHAnsi" w:cstheme="majorBidi" w:hAnsiTheme="majorHAnsi" w:eastAsia="黑体"/>
         <w:b/>
         <w:bCs/>
       </w:rPr>
     </w:tblStylePr>
     <w:tblStylePr w:type="lastCol">
       <w:rPr>
-        <w:rFonts w:asciiTheme="majorHAnsi" w:cstheme="majorBidi" w:eastAsiaTheme="majorEastAsia" w:hAnsiTheme="majorHAnsi"/>
+        <w:rFonts w:asciiTheme="majorHAnsi" w:cstheme="majorBidi" w:hAnsiTheme="majorHAnsi" w:eastAsia="黑体"/>
         <w:b/>
         <w:bCs/>
       </w:rPr>
@@ -5875,6 +6204,7 @@
         <w:spacing w:after="0" w:before="0" w:line="240" w:lineRule="auto"/>
       </w:pPr>
       <w:rPr>
+        <w:rFonts w:eastAsia="黑体"/>
         <w:b/>
         <w:bCs/>
         <w:color w:themeColor="background1" w:val="FFFFFF"/>
@@ -5897,6 +6227,7 @@
         <w:spacing w:after="0" w:before="0" w:line="240" w:lineRule="auto"/>
       </w:pPr>
       <w:rPr>
+        <w:rFonts w:eastAsia="黑体"/>
         <w:b/>
         <w:bCs/>
       </w:rPr>
@@ -5914,12 +6245,14 @@
     </w:tblStylePr>
     <w:tblStylePr w:type="firstCol">
       <w:rPr>
+        <w:rFonts w:eastAsia="黑体"/>
         <w:b/>
         <w:bCs/>
       </w:rPr>
     </w:tblStylePr>
     <w:tblStylePr w:type="lastCol">
       <w:rPr>
+        <w:rFonts w:eastAsia="黑体"/>
         <w:b/>
         <w:bCs/>
       </w:rPr>
@@ -5981,6 +6314,7 @@
         <w:spacing w:after="0" w:before="0" w:line="240" w:lineRule="auto"/>
       </w:pPr>
       <w:rPr>
+        <w:rFonts w:eastAsia="黑体"/>
         <w:b/>
         <w:bCs/>
         <w:color w:themeColor="background1" w:val="FFFFFF"/>
@@ -6003,6 +6337,7 @@
         <w:spacing w:after="0" w:before="0" w:line="240" w:lineRule="auto"/>
       </w:pPr>
       <w:rPr>
+        <w:rFonts w:eastAsia="黑体"/>
         <w:b/>
         <w:bCs/>
       </w:rPr>
@@ -6020,12 +6355,14 @@
     </w:tblStylePr>
     <w:tblStylePr w:type="firstCol">
       <w:rPr>
+        <w:rFonts w:eastAsia="黑体"/>
         <w:b/>
         <w:bCs/>
       </w:rPr>
     </w:tblStylePr>
     <w:tblStylePr w:type="lastCol">
       <w:rPr>
+        <w:rFonts w:eastAsia="黑体"/>
         <w:b/>
         <w:bCs/>
       </w:rPr>
@@ -6087,6 +6424,7 @@
         <w:spacing w:after="0" w:before="0" w:line="240" w:lineRule="auto"/>
       </w:pPr>
       <w:rPr>
+        <w:rFonts w:eastAsia="黑体"/>
         <w:b/>
         <w:bCs/>
         <w:color w:themeColor="background1" w:val="FFFFFF"/>
@@ -6109,6 +6447,7 @@
         <w:spacing w:after="0" w:before="0" w:line="240" w:lineRule="auto"/>
       </w:pPr>
       <w:rPr>
+        <w:rFonts w:eastAsia="黑体"/>
         <w:b/>
         <w:bCs/>
       </w:rPr>
@@ -6126,12 +6465,14 @@
     </w:tblStylePr>
     <w:tblStylePr w:type="firstCol">
       <w:rPr>
+        <w:rFonts w:eastAsia="黑体"/>
         <w:b/>
         <w:bCs/>
       </w:rPr>
     </w:tblStylePr>
     <w:tblStylePr w:type="lastCol">
       <w:rPr>
+        <w:rFonts w:eastAsia="黑体"/>
         <w:b/>
         <w:bCs/>
       </w:rPr>
@@ -6193,6 +6534,7 @@
         <w:spacing w:after="0" w:before="0" w:line="240" w:lineRule="auto"/>
       </w:pPr>
       <w:rPr>
+        <w:rFonts w:eastAsia="黑体"/>
         <w:b/>
         <w:bCs/>
         <w:color w:themeColor="background1" w:val="FFFFFF"/>
@@ -6215,6 +6557,7 @@
         <w:spacing w:after="0" w:before="0" w:line="240" w:lineRule="auto"/>
       </w:pPr>
       <w:rPr>
+        <w:rFonts w:eastAsia="黑体"/>
         <w:b/>
         <w:bCs/>
       </w:rPr>
@@ -6232,12 +6575,14 @@
     </w:tblStylePr>
     <w:tblStylePr w:type="firstCol">
       <w:rPr>
+        <w:rFonts w:eastAsia="黑体"/>
         <w:b/>
         <w:bCs/>
       </w:rPr>
     </w:tblStylePr>
     <w:tblStylePr w:type="lastCol">
       <w:rPr>
+        <w:rFonts w:eastAsia="黑体"/>
         <w:b/>
         <w:bCs/>
       </w:rPr>
@@ -6299,6 +6644,7 @@
         <w:spacing w:after="0" w:before="0" w:line="240" w:lineRule="auto"/>
       </w:pPr>
       <w:rPr>
+        <w:rFonts w:eastAsia="黑体"/>
         <w:b/>
         <w:bCs/>
         <w:color w:themeColor="background1" w:val="FFFFFF"/>
@@ -6321,6 +6667,7 @@
         <w:spacing w:after="0" w:before="0" w:line="240" w:lineRule="auto"/>
       </w:pPr>
       <w:rPr>
+        <w:rFonts w:eastAsia="黑体"/>
         <w:b/>
         <w:bCs/>
       </w:rPr>
@@ -6338,12 +6685,14 @@
     </w:tblStylePr>
     <w:tblStylePr w:type="firstCol">
       <w:rPr>
+        <w:rFonts w:eastAsia="黑体"/>
         <w:b/>
         <w:bCs/>
       </w:rPr>
     </w:tblStylePr>
     <w:tblStylePr w:type="lastCol">
       <w:rPr>
+        <w:rFonts w:eastAsia="黑体"/>
         <w:b/>
         <w:bCs/>
       </w:rPr>
@@ -6405,6 +6754,7 @@
         <w:spacing w:after="0" w:before="0" w:line="240" w:lineRule="auto"/>
       </w:pPr>
       <w:rPr>
+        <w:rFonts w:eastAsia="黑体"/>
         <w:b/>
         <w:bCs/>
         <w:color w:themeColor="background1" w:val="FFFFFF"/>
@@ -6427,6 +6777,7 @@
         <w:spacing w:after="0" w:before="0" w:line="240" w:lineRule="auto"/>
       </w:pPr>
       <w:rPr>
+        <w:rFonts w:eastAsia="黑体"/>
         <w:b/>
         <w:bCs/>
       </w:rPr>
@@ -6444,12 +6795,14 @@
     </w:tblStylePr>
     <w:tblStylePr w:type="firstCol">
       <w:rPr>
+        <w:rFonts w:eastAsia="黑体"/>
         <w:b/>
         <w:bCs/>
       </w:rPr>
     </w:tblStylePr>
     <w:tblStylePr w:type="lastCol">
       <w:rPr>
+        <w:rFonts w:eastAsia="黑体"/>
         <w:b/>
         <w:bCs/>
       </w:rPr>
@@ -6511,6 +6864,7 @@
         <w:spacing w:after="0" w:before="0" w:line="240" w:lineRule="auto"/>
       </w:pPr>
       <w:rPr>
+        <w:rFonts w:eastAsia="黑体"/>
         <w:b/>
         <w:bCs/>
         <w:color w:themeColor="background1" w:val="FFFFFF"/>
@@ -6533,6 +6887,7 @@
         <w:spacing w:after="0" w:before="0" w:line="240" w:lineRule="auto"/>
       </w:pPr>
       <w:rPr>
+        <w:rFonts w:eastAsia="黑体"/>
         <w:b/>
         <w:bCs/>
       </w:rPr>
@@ -6550,12 +6905,14 @@
     </w:tblStylePr>
     <w:tblStylePr w:type="firstCol">
       <w:rPr>
+        <w:rFonts w:eastAsia="黑体"/>
         <w:b/>
         <w:bCs/>
       </w:rPr>
     </w:tblStylePr>
     <w:tblStylePr w:type="lastCol">
       <w:rPr>
+        <w:rFonts w:eastAsia="黑体"/>
         <w:b/>
         <w:bCs/>
       </w:rPr>
@@ -6614,6 +6971,7 @@
         <w:spacing w:after="0" w:before="0" w:line="240" w:lineRule="auto"/>
       </w:pPr>
       <w:rPr>
+        <w:rFonts w:eastAsia="黑体"/>
         <w:b/>
         <w:bCs/>
         <w:color w:themeColor="background1" w:val="FFFFFF"/>
@@ -6636,6 +6994,7 @@
         <w:spacing w:after="0" w:before="0" w:line="240" w:lineRule="auto"/>
       </w:pPr>
       <w:rPr>
+        <w:rFonts w:eastAsia="黑体"/>
         <w:color w:val="auto"/>
       </w:rPr>
       <w:tblPr/>
@@ -6653,6 +7012,7 @@
     </w:tblStylePr>
     <w:tblStylePr w:type="firstCol">
       <w:rPr>
+        <w:rFonts w:eastAsia="黑体"/>
         <w:b/>
         <w:bCs/>
         <w:color w:themeColor="background1" w:val="FFFFFF"/>
@@ -6672,6 +7032,7 @@
     </w:tblStylePr>
     <w:tblStylePr w:type="lastCol">
       <w:rPr>
+        <w:rFonts w:eastAsia="黑体"/>
         <w:b/>
         <w:bCs/>
         <w:color w:themeColor="background1" w:val="FFFFFF"/>
@@ -6720,6 +7081,7 @@
     </w:tblStylePr>
     <w:tblStylePr w:type="nwCell">
       <w:rPr>
+        <w:rFonts w:eastAsia="黑体"/>
         <w:color w:themeColor="background1" w:val="FFFFFF"/>
       </w:rPr>
       <w:tblPr/>
@@ -6763,6 +7125,7 @@
         <w:spacing w:after="0" w:before="0" w:line="240" w:lineRule="auto"/>
       </w:pPr>
       <w:rPr>
+        <w:rFonts w:eastAsia="黑体"/>
         <w:b/>
         <w:bCs/>
         <w:color w:themeColor="background1" w:val="FFFFFF"/>
@@ -6785,6 +7148,7 @@
         <w:spacing w:after="0" w:before="0" w:line="240" w:lineRule="auto"/>
       </w:pPr>
       <w:rPr>
+        <w:rFonts w:eastAsia="黑体"/>
         <w:color w:val="auto"/>
       </w:rPr>
       <w:tblPr/>
@@ -6802,6 +7166,7 @@
     </w:tblStylePr>
     <w:tblStylePr w:type="firstCol">
       <w:rPr>
+        <w:rFonts w:eastAsia="黑体"/>
         <w:b/>
         <w:bCs/>
         <w:color w:themeColor="background1" w:val="FFFFFF"/>
@@ -6821,6 +7186,7 @@
     </w:tblStylePr>
     <w:tblStylePr w:type="lastCol">
       <w:rPr>
+        <w:rFonts w:eastAsia="黑体"/>
         <w:b/>
         <w:bCs/>
         <w:color w:themeColor="background1" w:val="FFFFFF"/>
@@ -6869,6 +7235,7 @@
     </w:tblStylePr>
     <w:tblStylePr w:type="nwCell">
       <w:rPr>
+        <w:rFonts w:eastAsia="黑体"/>
         <w:color w:themeColor="background1" w:val="FFFFFF"/>
       </w:rPr>
       <w:tblPr/>
@@ -6912,6 +7279,7 @@
         <w:spacing w:after="0" w:before="0" w:line="240" w:lineRule="auto"/>
       </w:pPr>
       <w:rPr>
+        <w:rFonts w:eastAsia="黑体"/>
         <w:b/>
         <w:bCs/>
         <w:color w:themeColor="background1" w:val="FFFFFF"/>
@@ -6934,6 +7302,7 @@
         <w:spacing w:after="0" w:before="0" w:line="240" w:lineRule="auto"/>
       </w:pPr>
       <w:rPr>
+        <w:rFonts w:eastAsia="黑体"/>
         <w:color w:val="auto"/>
       </w:rPr>
       <w:tblPr/>
@@ -6951,6 +7320,7 @@
     </w:tblStylePr>
     <w:tblStylePr w:type="firstCol">
       <w:rPr>
+        <w:rFonts w:eastAsia="黑体"/>
         <w:b/>
         <w:bCs/>
         <w:color w:themeColor="background1" w:val="FFFFFF"/>
@@ -6970,6 +7340,7 @@
     </w:tblStylePr>
     <w:tblStylePr w:type="lastCol">
       <w:rPr>
+        <w:rFonts w:eastAsia="黑体"/>
         <w:b/>
         <w:bCs/>
         <w:color w:themeColor="background1" w:val="FFFFFF"/>
@@ -7018,6 +7389,7 @@
     </w:tblStylePr>
     <w:tblStylePr w:type="nwCell">
       <w:rPr>
+        <w:rFonts w:eastAsia="黑体"/>
         <w:color w:themeColor="background1" w:val="FFFFFF"/>
       </w:rPr>
       <w:tblPr/>
@@ -7061,6 +7433,7 @@
         <w:spacing w:after="0" w:before="0" w:line="240" w:lineRule="auto"/>
       </w:pPr>
       <w:rPr>
+        <w:rFonts w:eastAsia="黑体"/>
         <w:b/>
         <w:bCs/>
         <w:color w:themeColor="background1" w:val="FFFFFF"/>
@@ -7083,6 +7456,7 @@
         <w:spacing w:after="0" w:before="0" w:line="240" w:lineRule="auto"/>
       </w:pPr>
       <w:rPr>
+        <w:rFonts w:eastAsia="黑体"/>
         <w:color w:val="auto"/>
       </w:rPr>
       <w:tblPr/>
@@ -7100,6 +7474,7 @@
     </w:tblStylePr>
     <w:tblStylePr w:type="firstCol">
       <w:rPr>
+        <w:rFonts w:eastAsia="黑体"/>
         <w:b/>
         <w:bCs/>
         <w:color w:themeColor="background1" w:val="FFFFFF"/>
@@ -7119,6 +7494,7 @@
     </w:tblStylePr>
     <w:tblStylePr w:type="lastCol">
       <w:rPr>
+        <w:rFonts w:eastAsia="黑体"/>
         <w:b/>
         <w:bCs/>
         <w:color w:themeColor="background1" w:val="FFFFFF"/>
@@ -7167,6 +7543,7 @@
     </w:tblStylePr>
     <w:tblStylePr w:type="nwCell">
       <w:rPr>
+        <w:rFonts w:eastAsia="黑体"/>
         <w:color w:themeColor="background1" w:val="FFFFFF"/>
       </w:rPr>
       <w:tblPr/>
@@ -7210,6 +7587,7 @@
         <w:spacing w:after="0" w:before="0" w:line="240" w:lineRule="auto"/>
       </w:pPr>
       <w:rPr>
+        <w:rFonts w:eastAsia="黑体"/>
         <w:b/>
         <w:bCs/>
         <w:color w:themeColor="background1" w:val="FFFFFF"/>
@@ -7232,6 +7610,7 @@
         <w:spacing w:after="0" w:before="0" w:line="240" w:lineRule="auto"/>
       </w:pPr>
       <w:rPr>
+        <w:rFonts w:eastAsia="黑体"/>
         <w:color w:val="auto"/>
       </w:rPr>
       <w:tblPr/>
@@ -7249,6 +7628,7 @@
     </w:tblStylePr>
     <w:tblStylePr w:type="firstCol">
       <w:rPr>
+        <w:rFonts w:eastAsia="黑体"/>
         <w:b/>
         <w:bCs/>
         <w:color w:themeColor="background1" w:val="FFFFFF"/>
@@ -7268,6 +7648,7 @@
     </w:tblStylePr>
     <w:tblStylePr w:type="lastCol">
       <w:rPr>
+        <w:rFonts w:eastAsia="黑体"/>
         <w:b/>
         <w:bCs/>
         <w:color w:themeColor="background1" w:val="FFFFFF"/>
@@ -7316,6 +7697,7 @@
     </w:tblStylePr>
     <w:tblStylePr w:type="nwCell">
       <w:rPr>
+        <w:rFonts w:eastAsia="黑体"/>
         <w:color w:themeColor="background1" w:val="FFFFFF"/>
       </w:rPr>
       <w:tblPr/>
@@ -7359,6 +7741,7 @@
         <w:spacing w:after="0" w:before="0" w:line="240" w:lineRule="auto"/>
       </w:pPr>
       <w:rPr>
+        <w:rFonts w:eastAsia="黑体"/>
         <w:b/>
         <w:bCs/>
         <w:color w:themeColor="background1" w:val="FFFFFF"/>
@@ -7381,6 +7764,7 @@
         <w:spacing w:after="0" w:before="0" w:line="240" w:lineRule="auto"/>
       </w:pPr>
       <w:rPr>
+        <w:rFonts w:eastAsia="黑体"/>
         <w:color w:val="auto"/>
       </w:rPr>
       <w:tblPr/>
@@ -7398,6 +7782,7 @@
     </w:tblStylePr>
     <w:tblStylePr w:type="firstCol">
       <w:rPr>
+        <w:rFonts w:eastAsia="黑体"/>
         <w:b/>
         <w:bCs/>
         <w:color w:themeColor="background1" w:val="FFFFFF"/>
@@ -7417,6 +7802,7 @@
     </w:tblStylePr>
     <w:tblStylePr w:type="lastCol">
       <w:rPr>
+        <w:rFonts w:eastAsia="黑体"/>
         <w:b/>
         <w:bCs/>
         <w:color w:themeColor="background1" w:val="FFFFFF"/>
@@ -7465,6 +7851,7 @@
     </w:tblStylePr>
     <w:tblStylePr w:type="nwCell">
       <w:rPr>
+        <w:rFonts w:eastAsia="黑体"/>
         <w:color w:themeColor="background1" w:val="FFFFFF"/>
       </w:rPr>
       <w:tblPr/>
@@ -7508,6 +7895,7 @@
         <w:spacing w:after="0" w:before="0" w:line="240" w:lineRule="auto"/>
       </w:pPr>
       <w:rPr>
+        <w:rFonts w:eastAsia="黑体"/>
         <w:b/>
         <w:bCs/>
         <w:color w:themeColor="background1" w:val="FFFFFF"/>
@@ -7530,6 +7918,7 @@
         <w:spacing w:after="0" w:before="0" w:line="240" w:lineRule="auto"/>
       </w:pPr>
       <w:rPr>
+        <w:rFonts w:eastAsia="黑体"/>
         <w:color w:val="auto"/>
       </w:rPr>
       <w:tblPr/>
@@ -7547,6 +7936,7 @@
     </w:tblStylePr>
     <w:tblStylePr w:type="firstCol">
       <w:rPr>
+        <w:rFonts w:eastAsia="黑体"/>
         <w:b/>
         <w:bCs/>
         <w:color w:themeColor="background1" w:val="FFFFFF"/>
@@ -7566,6 +7956,7 @@
     </w:tblStylePr>
     <w:tblStylePr w:type="lastCol">
       <w:rPr>
+        <w:rFonts w:eastAsia="黑体"/>
         <w:b/>
         <w:bCs/>
         <w:color w:themeColor="background1" w:val="FFFFFF"/>
@@ -7614,6 +8005,7 @@
     </w:tblStylePr>
     <w:tblStylePr w:type="nwCell">
       <w:rPr>
+        <w:rFonts w:eastAsia="黑体"/>
         <w:color w:themeColor="background1" w:val="FFFFFF"/>
       </w:rPr>
       <w:tblPr/>
@@ -7638,6 +8030,7 @@
       <w:spacing w:after="0" w:line="240" w:lineRule="auto"/>
     </w:pPr>
     <w:rPr>
+      <w:rFonts w:eastAsia="黑体"/>
       <w:color w:themeColor="text1" w:val="000000"/>
     </w:rPr>
     <w:tblPr>
@@ -7657,7 +8050,7 @@
     </w:tblPr>
     <w:tblStylePr w:type="firstRow">
       <w:rPr>
-        <w:rFonts w:asciiTheme="majorHAnsi" w:cstheme="majorBidi" w:eastAsiaTheme="majorEastAsia" w:hAnsiTheme="majorHAnsi"/>
+        <w:rFonts w:asciiTheme="majorHAnsi" w:cstheme="majorBidi" w:hAnsiTheme="majorHAnsi" w:eastAsia="黑体"/>
       </w:rPr>
       <w:tblPr/>
       <w:tcPr>
@@ -7669,6 +8062,7 @@
     </w:tblStylePr>
     <w:tblStylePr w:type="lastRow">
       <w:rPr>
+        <w:rFonts w:eastAsia="黑体"/>
         <w:b/>
         <w:bCs/>
         <w:color w:themeColor="text2" w:val="1F497D"/>
@@ -7683,12 +8077,14 @@
     </w:tblStylePr>
     <w:tblStylePr w:type="firstCol">
       <w:rPr>
+        <w:rFonts w:eastAsia="黑体"/>
         <w:b/>
         <w:bCs/>
       </w:rPr>
     </w:tblStylePr>
     <w:tblStylePr w:type="lastCol">
       <w:rPr>
+        <w:rFonts w:eastAsia="黑体"/>
         <w:b/>
         <w:bCs/>
       </w:rPr>
@@ -7722,6 +8118,7 @@
       <w:spacing w:after="0" w:line="240" w:lineRule="auto"/>
     </w:pPr>
     <w:rPr>
+      <w:rFonts w:eastAsia="黑体"/>
       <w:color w:themeColor="text1" w:val="000000"/>
     </w:rPr>
     <w:tblPr>
@@ -7741,7 +8138,7 @@
     </w:tblPr>
     <w:tblStylePr w:type="firstRow">
       <w:rPr>
-        <w:rFonts w:asciiTheme="majorHAnsi" w:cstheme="majorBidi" w:eastAsiaTheme="majorEastAsia" w:hAnsiTheme="majorHAnsi"/>
+        <w:rFonts w:asciiTheme="majorHAnsi" w:cstheme="majorBidi" w:hAnsiTheme="majorHAnsi" w:eastAsia="黑体"/>
       </w:rPr>
       <w:tblPr/>
       <w:tcPr>
@@ -7753,6 +8150,7 @@
     </w:tblStylePr>
     <w:tblStylePr w:type="lastRow">
       <w:rPr>
+        <w:rFonts w:eastAsia="黑体"/>
         <w:b/>
         <w:bCs/>
         <w:color w:themeColor="text2" w:val="1F497D"/>
@@ -7767,12 +8165,14 @@
     </w:tblStylePr>
     <w:tblStylePr w:type="firstCol">
       <w:rPr>
+        <w:rFonts w:eastAsia="黑体"/>
         <w:b/>
         <w:bCs/>
       </w:rPr>
     </w:tblStylePr>
     <w:tblStylePr w:type="lastCol">
       <w:rPr>
+        <w:rFonts w:eastAsia="黑体"/>
         <w:b/>
         <w:bCs/>
       </w:rPr>
@@ -7806,6 +8206,7 @@
       <w:spacing w:after="0" w:line="240" w:lineRule="auto"/>
     </w:pPr>
     <w:rPr>
+      <w:rFonts w:eastAsia="黑体"/>
       <w:color w:themeColor="text1" w:val="000000"/>
     </w:rPr>
     <w:tblPr>
@@ -7825,7 +8226,7 @@
     </w:tblPr>
     <w:tblStylePr w:type="firstRow">
       <w:rPr>
-        <w:rFonts w:asciiTheme="majorHAnsi" w:cstheme="majorBidi" w:eastAsiaTheme="majorEastAsia" w:hAnsiTheme="majorHAnsi"/>
+        <w:rFonts w:asciiTheme="majorHAnsi" w:cstheme="majorBidi" w:hAnsiTheme="majorHAnsi" w:eastAsia="黑体"/>
       </w:rPr>
       <w:tblPr/>
       <w:tcPr>
@@ -7837,6 +8238,7 @@
     </w:tblStylePr>
     <w:tblStylePr w:type="lastRow">
       <w:rPr>
+        <w:rFonts w:eastAsia="黑体"/>
         <w:b/>
         <w:bCs/>
         <w:color w:themeColor="text2" w:val="1F497D"/>
@@ -7851,12 +8253,14 @@
     </w:tblStylePr>
     <w:tblStylePr w:type="firstCol">
       <w:rPr>
+        <w:rFonts w:eastAsia="黑体"/>
         <w:b/>
         <w:bCs/>
       </w:rPr>
     </w:tblStylePr>
     <w:tblStylePr w:type="lastCol">
       <w:rPr>
+        <w:rFonts w:eastAsia="黑体"/>
         <w:b/>
         <w:bCs/>
       </w:rPr>
@@ -7890,6 +8294,7 @@
       <w:spacing w:after="0" w:line="240" w:lineRule="auto"/>
     </w:pPr>
     <w:rPr>
+      <w:rFonts w:eastAsia="黑体"/>
       <w:color w:themeColor="text1" w:val="000000"/>
     </w:rPr>
     <w:tblPr>
@@ -7909,7 +8314,7 @@
     </w:tblPr>
     <w:tblStylePr w:type="firstRow">
       <w:rPr>
-        <w:rFonts w:asciiTheme="majorHAnsi" w:cstheme="majorBidi" w:eastAsiaTheme="majorEastAsia" w:hAnsiTheme="majorHAnsi"/>
+        <w:rFonts w:asciiTheme="majorHAnsi" w:cstheme="majorBidi" w:hAnsiTheme="majorHAnsi" w:eastAsia="黑体"/>
       </w:rPr>
       <w:tblPr/>
       <w:tcPr>
@@ -7921,6 +8326,7 @@
     </w:tblStylePr>
     <w:tblStylePr w:type="lastRow">
       <w:rPr>
+        <w:rFonts w:eastAsia="黑体"/>
         <w:b/>
         <w:bCs/>
         <w:color w:themeColor="text2" w:val="1F497D"/>
@@ -7935,12 +8341,14 @@
     </w:tblStylePr>
     <w:tblStylePr w:type="firstCol">
       <w:rPr>
+        <w:rFonts w:eastAsia="黑体"/>
         <w:b/>
         <w:bCs/>
       </w:rPr>
     </w:tblStylePr>
     <w:tblStylePr w:type="lastCol">
       <w:rPr>
+        <w:rFonts w:eastAsia="黑体"/>
         <w:b/>
         <w:bCs/>
       </w:rPr>
@@ -7974,6 +8382,7 @@
       <w:spacing w:after="0" w:line="240" w:lineRule="auto"/>
     </w:pPr>
     <w:rPr>
+      <w:rFonts w:eastAsia="黑体"/>
       <w:color w:themeColor="text1" w:val="000000"/>
     </w:rPr>
     <w:tblPr>
@@ -7993,7 +8402,7 @@
     </w:tblPr>
     <w:tblStylePr w:type="firstRow">
       <w:rPr>
-        <w:rFonts w:asciiTheme="majorHAnsi" w:cstheme="majorBidi" w:eastAsiaTheme="majorEastAsia" w:hAnsiTheme="majorHAnsi"/>
+        <w:rFonts w:asciiTheme="majorHAnsi" w:cstheme="majorBidi" w:hAnsiTheme="majorHAnsi" w:eastAsia="黑体"/>
       </w:rPr>
       <w:tblPr/>
       <w:tcPr>
@@ -8005,6 +8414,7 @@
     </w:tblStylePr>
     <w:tblStylePr w:type="lastRow">
       <w:rPr>
+        <w:rFonts w:eastAsia="黑体"/>
         <w:b/>
         <w:bCs/>
         <w:color w:themeColor="text2" w:val="1F497D"/>
@@ -8019,12 +8429,14 @@
     </w:tblStylePr>
     <w:tblStylePr w:type="firstCol">
       <w:rPr>
+        <w:rFonts w:eastAsia="黑体"/>
         <w:b/>
         <w:bCs/>
       </w:rPr>
     </w:tblStylePr>
     <w:tblStylePr w:type="lastCol">
       <w:rPr>
+        <w:rFonts w:eastAsia="黑体"/>
         <w:b/>
         <w:bCs/>
       </w:rPr>
@@ -8058,6 +8470,7 @@
       <w:spacing w:after="0" w:line="240" w:lineRule="auto"/>
     </w:pPr>
     <w:rPr>
+      <w:rFonts w:eastAsia="黑体"/>
       <w:color w:themeColor="text1" w:val="000000"/>
     </w:rPr>
     <w:tblPr>
@@ -8077,7 +8490,7 @@
     </w:tblPr>
     <w:tblStylePr w:type="firstRow">
       <w:rPr>
-        <w:rFonts w:asciiTheme="majorHAnsi" w:cstheme="majorBidi" w:eastAsiaTheme="majorEastAsia" w:hAnsiTheme="majorHAnsi"/>
+        <w:rFonts w:asciiTheme="majorHAnsi" w:cstheme="majorBidi" w:hAnsiTheme="majorHAnsi" w:eastAsia="黑体"/>
       </w:rPr>
       <w:tblPr/>
       <w:tcPr>
@@ -8089,6 +8502,7 @@
     </w:tblStylePr>
     <w:tblStylePr w:type="lastRow">
       <w:rPr>
+        <w:rFonts w:eastAsia="黑体"/>
         <w:b/>
         <w:bCs/>
         <w:color w:themeColor="text2" w:val="1F497D"/>
@@ -8103,12 +8517,14 @@
     </w:tblStylePr>
     <w:tblStylePr w:type="firstCol">
       <w:rPr>
+        <w:rFonts w:eastAsia="黑体"/>
         <w:b/>
         <w:bCs/>
       </w:rPr>
     </w:tblStylePr>
     <w:tblStylePr w:type="lastCol">
       <w:rPr>
+        <w:rFonts w:eastAsia="黑体"/>
         <w:b/>
         <w:bCs/>
       </w:rPr>
@@ -8142,6 +8558,7 @@
       <w:spacing w:after="0" w:line="240" w:lineRule="auto"/>
     </w:pPr>
     <w:rPr>
+      <w:rFonts w:eastAsia="黑体"/>
       <w:color w:themeColor="text1" w:val="000000"/>
     </w:rPr>
     <w:tblPr>
@@ -8161,7 +8578,7 @@
     </w:tblPr>
     <w:tblStylePr w:type="firstRow">
       <w:rPr>
-        <w:rFonts w:asciiTheme="majorHAnsi" w:cstheme="majorBidi" w:eastAsiaTheme="majorEastAsia" w:hAnsiTheme="majorHAnsi"/>
+        <w:rFonts w:asciiTheme="majorHAnsi" w:cstheme="majorBidi" w:hAnsiTheme="majorHAnsi" w:eastAsia="黑体"/>
       </w:rPr>
       <w:tblPr/>
       <w:tcPr>
@@ -8173,6 +8590,7 @@
     </w:tblStylePr>
     <w:tblStylePr w:type="lastRow">
       <w:rPr>
+        <w:rFonts w:eastAsia="黑体"/>
         <w:b/>
         <w:bCs/>
         <w:color w:themeColor="text2" w:val="1F497D"/>
@@ -8187,12 +8605,14 @@
     </w:tblStylePr>
     <w:tblStylePr w:type="firstCol">
       <w:rPr>
+        <w:rFonts w:eastAsia="黑体"/>
         <w:b/>
         <w:bCs/>
       </w:rPr>
     </w:tblStylePr>
     <w:tblStylePr w:type="lastCol">
       <w:rPr>
+        <w:rFonts w:eastAsia="黑体"/>
         <w:b/>
         <w:bCs/>
       </w:rPr>
@@ -8226,7 +8646,7 @@
       <w:spacing w:after="0" w:line="240" w:lineRule="auto"/>
     </w:pPr>
     <w:rPr>
-      <w:rFonts w:asciiTheme="majorHAnsi" w:cstheme="majorBidi" w:eastAsiaTheme="majorEastAsia" w:hAnsiTheme="majorHAnsi"/>
+      <w:rFonts w:asciiTheme="majorHAnsi" w:cstheme="majorBidi" w:hAnsiTheme="majorHAnsi" w:eastAsia="黑体"/>
       <w:color w:themeColor="text1" w:val="000000"/>
     </w:rPr>
     <w:tblPr>
@@ -8248,6 +8668,7 @@
     </w:tblPr>
     <w:tblStylePr w:type="firstRow">
       <w:rPr>
+        <w:rFonts w:eastAsia="黑体"/>
         <w:sz w:val="24"/>
         <w:szCs w:val="24"/>
       </w:rPr>
@@ -8354,7 +8775,7 @@
       <w:spacing w:after="0" w:line="240" w:lineRule="auto"/>
     </w:pPr>
     <w:rPr>
-      <w:rFonts w:asciiTheme="majorHAnsi" w:cstheme="majorBidi" w:eastAsiaTheme="majorEastAsia" w:hAnsiTheme="majorHAnsi"/>
+      <w:rFonts w:asciiTheme="majorHAnsi" w:cstheme="majorBidi" w:hAnsiTheme="majorHAnsi" w:eastAsia="黑体"/>
       <w:color w:themeColor="text1" w:val="000000"/>
     </w:rPr>
     <w:tblPr>
@@ -8376,6 +8797,7 @@
     </w:tblPr>
     <w:tblStylePr w:type="firstRow">
       <w:rPr>
+        <w:rFonts w:eastAsia="黑体"/>
         <w:sz w:val="24"/>
         <w:szCs w:val="24"/>
       </w:rPr>
@@ -8482,7 +8904,7 @@
       <w:spacing w:after="0" w:line="240" w:lineRule="auto"/>
     </w:pPr>
     <w:rPr>
-      <w:rFonts w:asciiTheme="majorHAnsi" w:cstheme="majorBidi" w:eastAsiaTheme="majorEastAsia" w:hAnsiTheme="majorHAnsi"/>
+      <w:rFonts w:asciiTheme="majorHAnsi" w:cstheme="majorBidi" w:hAnsiTheme="majorHAnsi" w:eastAsia="黑体"/>
       <w:color w:themeColor="text1" w:val="000000"/>
     </w:rPr>
     <w:tblPr>
@@ -8504,6 +8926,7 @@
     </w:tblPr>
     <w:tblStylePr w:type="firstRow">
       <w:rPr>
+        <w:rFonts w:eastAsia="黑体"/>
         <w:sz w:val="24"/>
         <w:szCs w:val="24"/>
       </w:rPr>
@@ -8610,7 +9033,7 @@
       <w:spacing w:after="0" w:line="240" w:lineRule="auto"/>
     </w:pPr>
     <w:rPr>
-      <w:rFonts w:asciiTheme="majorHAnsi" w:cstheme="majorBidi" w:eastAsiaTheme="majorEastAsia" w:hAnsiTheme="majorHAnsi"/>
+      <w:rFonts w:asciiTheme="majorHAnsi" w:cstheme="majorBidi" w:hAnsiTheme="majorHAnsi" w:eastAsia="黑体"/>
       <w:color w:themeColor="text1" w:val="000000"/>
     </w:rPr>
     <w:tblPr>
@@ -8632,6 +9055,7 @@
     </w:tblPr>
     <w:tblStylePr w:type="firstRow">
       <w:rPr>
+        <w:rFonts w:eastAsia="黑体"/>
         <w:sz w:val="24"/>
         <w:szCs w:val="24"/>
       </w:rPr>
@@ -8738,7 +9162,7 @@
       <w:spacing w:after="0" w:line="240" w:lineRule="auto"/>
     </w:pPr>
     <w:rPr>
-      <w:rFonts w:asciiTheme="majorHAnsi" w:cstheme="majorBidi" w:eastAsiaTheme="majorEastAsia" w:hAnsiTheme="majorHAnsi"/>
+      <w:rFonts w:asciiTheme="majorHAnsi" w:cstheme="majorBidi" w:hAnsiTheme="majorHAnsi" w:eastAsia="黑体"/>
       <w:color w:themeColor="text1" w:val="000000"/>
     </w:rPr>
     <w:tblPr>
@@ -8760,6 +9184,7 @@
     </w:tblPr>
     <w:tblStylePr w:type="firstRow">
       <w:rPr>
+        <w:rFonts w:eastAsia="黑体"/>
         <w:sz w:val="24"/>
         <w:szCs w:val="24"/>
       </w:rPr>
@@ -8866,7 +9291,7 @@
       <w:spacing w:after="0" w:line="240" w:lineRule="auto"/>
     </w:pPr>
     <w:rPr>
-      <w:rFonts w:asciiTheme="majorHAnsi" w:cstheme="majorBidi" w:eastAsiaTheme="majorEastAsia" w:hAnsiTheme="majorHAnsi"/>
+      <w:rFonts w:asciiTheme="majorHAnsi" w:cstheme="majorBidi" w:hAnsiTheme="majorHAnsi" w:eastAsia="黑体"/>
       <w:color w:themeColor="text1" w:val="000000"/>
     </w:rPr>
     <w:tblPr>
@@ -8888,6 +9313,7 @@
     </w:tblPr>
     <w:tblStylePr w:type="firstRow">
       <w:rPr>
+        <w:rFonts w:eastAsia="黑体"/>
         <w:sz w:val="24"/>
         <w:szCs w:val="24"/>
       </w:rPr>
@@ -8994,7 +9420,7 @@
       <w:spacing w:after="0" w:line="240" w:lineRule="auto"/>
     </w:pPr>
     <w:rPr>
-      <w:rFonts w:asciiTheme="majorHAnsi" w:cstheme="majorBidi" w:eastAsiaTheme="majorEastAsia" w:hAnsiTheme="majorHAnsi"/>
+      <w:rFonts w:asciiTheme="majorHAnsi" w:cstheme="majorBidi" w:hAnsiTheme="majorHAnsi" w:eastAsia="黑体"/>
       <w:color w:themeColor="text1" w:val="000000"/>
     </w:rPr>
     <w:tblPr>
@@ -9016,6 +9442,7 @@
     </w:tblPr>
     <w:tblStylePr w:type="firstRow">
       <w:rPr>
+        <w:rFonts w:eastAsia="黑体"/>
         <w:sz w:val="24"/>
         <w:szCs w:val="24"/>
       </w:rPr>
@@ -9145,12 +9572,14 @@
     </w:tcPr>
     <w:tblStylePr w:type="firstRow">
       <w:rPr>
+        <w:rFonts w:eastAsia="黑体"/>
         <w:b/>
         <w:bCs/>
       </w:rPr>
     </w:tblStylePr>
     <w:tblStylePr w:type="lastRow">
       <w:rPr>
+        <w:rFonts w:eastAsia="黑体"/>
         <w:b/>
         <w:bCs/>
       </w:rPr>
@@ -9163,12 +9592,14 @@
     </w:tblStylePr>
     <w:tblStylePr w:type="firstCol">
       <w:rPr>
+        <w:rFonts w:eastAsia="黑体"/>
         <w:b/>
         <w:bCs/>
       </w:rPr>
     </w:tblStylePr>
     <w:tblStylePr w:type="lastCol">
       <w:rPr>
+        <w:rFonts w:eastAsia="黑体"/>
         <w:b/>
         <w:bCs/>
       </w:rPr>
@@ -9218,12 +9649,14 @@
     </w:tcPr>
     <w:tblStylePr w:type="firstRow">
       <w:rPr>
+        <w:rFonts w:eastAsia="黑体"/>
         <w:b/>
         <w:bCs/>
       </w:rPr>
     </w:tblStylePr>
     <w:tblStylePr w:type="lastRow">
       <w:rPr>
+        <w:rFonts w:eastAsia="黑体"/>
         <w:b/>
         <w:bCs/>
       </w:rPr>
@@ -9236,12 +9669,14 @@
     </w:tblStylePr>
     <w:tblStylePr w:type="firstCol">
       <w:rPr>
+        <w:rFonts w:eastAsia="黑体"/>
         <w:b/>
         <w:bCs/>
       </w:rPr>
     </w:tblStylePr>
     <w:tblStylePr w:type="lastCol">
       <w:rPr>
+        <w:rFonts w:eastAsia="黑体"/>
         <w:b/>
         <w:bCs/>
       </w:rPr>
@@ -9291,12 +9726,14 @@
     </w:tcPr>
     <w:tblStylePr w:type="firstRow">
       <w:rPr>
+        <w:rFonts w:eastAsia="黑体"/>
         <w:b/>
         <w:bCs/>
       </w:rPr>
     </w:tblStylePr>
     <w:tblStylePr w:type="lastRow">
       <w:rPr>
+        <w:rFonts w:eastAsia="黑体"/>
         <w:b/>
         <w:bCs/>
       </w:rPr>
@@ -9309,12 +9746,14 @@
     </w:tblStylePr>
     <w:tblStylePr w:type="firstCol">
       <w:rPr>
+        <w:rFonts w:eastAsia="黑体"/>
         <w:b/>
         <w:bCs/>
       </w:rPr>
     </w:tblStylePr>
     <w:tblStylePr w:type="lastCol">
       <w:rPr>
+        <w:rFonts w:eastAsia="黑体"/>
         <w:b/>
         <w:bCs/>
       </w:rPr>
@@ -9364,12 +9803,14 @@
     </w:tcPr>
     <w:tblStylePr w:type="firstRow">
       <w:rPr>
+        <w:rFonts w:eastAsia="黑体"/>
         <w:b/>
         <w:bCs/>
       </w:rPr>
     </w:tblStylePr>
     <w:tblStylePr w:type="lastRow">
       <w:rPr>
+        <w:rFonts w:eastAsia="黑体"/>
         <w:b/>
         <w:bCs/>
       </w:rPr>
@@ -9382,12 +9823,14 @@
     </w:tblStylePr>
     <w:tblStylePr w:type="firstCol">
       <w:rPr>
+        <w:rFonts w:eastAsia="黑体"/>
         <w:b/>
         <w:bCs/>
       </w:rPr>
     </w:tblStylePr>
     <w:tblStylePr w:type="lastCol">
       <w:rPr>
+        <w:rFonts w:eastAsia="黑体"/>
         <w:b/>
         <w:bCs/>
       </w:rPr>
@@ -9437,12 +9880,14 @@
     </w:tcPr>
     <w:tblStylePr w:type="firstRow">
       <w:rPr>
+        <w:rFonts w:eastAsia="黑体"/>
         <w:b/>
         <w:bCs/>
       </w:rPr>
     </w:tblStylePr>
     <w:tblStylePr w:type="lastRow">
       <w:rPr>
+        <w:rFonts w:eastAsia="黑体"/>
         <w:b/>
         <w:bCs/>
       </w:rPr>
@@ -9455,12 +9900,14 @@
     </w:tblStylePr>
     <w:tblStylePr w:type="firstCol">
       <w:rPr>
+        <w:rFonts w:eastAsia="黑体"/>
         <w:b/>
         <w:bCs/>
       </w:rPr>
     </w:tblStylePr>
     <w:tblStylePr w:type="lastCol">
       <w:rPr>
+        <w:rFonts w:eastAsia="黑体"/>
         <w:b/>
         <w:bCs/>
       </w:rPr>
@@ -9510,12 +9957,14 @@
     </w:tcPr>
     <w:tblStylePr w:type="firstRow">
       <w:rPr>
+        <w:rFonts w:eastAsia="黑体"/>
         <w:b/>
         <w:bCs/>
       </w:rPr>
     </w:tblStylePr>
     <w:tblStylePr w:type="lastRow">
       <w:rPr>
+        <w:rFonts w:eastAsia="黑体"/>
         <w:b/>
         <w:bCs/>
       </w:rPr>
@@ -9528,12 +9977,14 @@
     </w:tblStylePr>
     <w:tblStylePr w:type="firstCol">
       <w:rPr>
+        <w:rFonts w:eastAsia="黑体"/>
         <w:b/>
         <w:bCs/>
       </w:rPr>
     </w:tblStylePr>
     <w:tblStylePr w:type="lastCol">
       <w:rPr>
+        <w:rFonts w:eastAsia="黑体"/>
         <w:b/>
         <w:bCs/>
       </w:rPr>
@@ -9583,12 +10034,14 @@
     </w:tcPr>
     <w:tblStylePr w:type="firstRow">
       <w:rPr>
+        <w:rFonts w:eastAsia="黑体"/>
         <w:b/>
         <w:bCs/>
       </w:rPr>
     </w:tblStylePr>
     <w:tblStylePr w:type="lastRow">
       <w:rPr>
+        <w:rFonts w:eastAsia="黑体"/>
         <w:b/>
         <w:bCs/>
       </w:rPr>
@@ -9601,12 +10054,14 @@
     </w:tblStylePr>
     <w:tblStylePr w:type="firstCol">
       <w:rPr>
+        <w:rFonts w:eastAsia="黑体"/>
         <w:b/>
         <w:bCs/>
       </w:rPr>
     </w:tblStylePr>
     <w:tblStylePr w:type="lastCol">
       <w:rPr>
+        <w:rFonts w:eastAsia="黑体"/>
         <w:b/>
         <w:bCs/>
       </w:rPr>
@@ -9633,7 +10088,7 @@
       <w:spacing w:after="0" w:line="240" w:lineRule="auto"/>
     </w:pPr>
     <w:rPr>
-      <w:rFonts w:asciiTheme="majorHAnsi" w:cstheme="majorBidi" w:eastAsiaTheme="majorEastAsia" w:hAnsiTheme="majorHAnsi"/>
+      <w:rFonts w:asciiTheme="majorHAnsi" w:cstheme="majorBidi" w:hAnsiTheme="majorHAnsi" w:eastAsia="黑体"/>
       <w:color w:themeColor="text1" w:val="000000"/>
     </w:rPr>
     <w:tblPr>
@@ -9660,6 +10115,7 @@
     </w:tcPr>
     <w:tblStylePr w:type="firstRow">
       <w:rPr>
+        <w:rFonts w:eastAsia="黑体"/>
         <w:b/>
         <w:bCs/>
         <w:color w:themeColor="text1" w:val="000000"/>
@@ -9671,6 +10127,7 @@
     </w:tblStylePr>
     <w:tblStylePr w:type="lastRow">
       <w:rPr>
+        <w:rFonts w:eastAsia="黑体"/>
         <w:b/>
         <w:bCs/>
         <w:color w:themeColor="text1" w:val="000000"/>
@@ -9690,6 +10147,7 @@
     </w:tblStylePr>
     <w:tblStylePr w:type="firstCol">
       <w:rPr>
+        <w:rFonts w:eastAsia="黑体"/>
         <w:b/>
         <w:bCs/>
         <w:color w:themeColor="text1" w:val="000000"/>
@@ -9709,6 +10167,7 @@
     </w:tblStylePr>
     <w:tblStylePr w:type="lastCol">
       <w:rPr>
+        <w:rFonts w:eastAsia="黑体"/>
         <w:b w:val="0"/>
         <w:bCs w:val="0"/>
         <w:color w:themeColor="text1" w:val="000000"/>
@@ -9758,7 +10217,7 @@
       <w:spacing w:after="0" w:line="240" w:lineRule="auto"/>
     </w:pPr>
     <w:rPr>
-      <w:rFonts w:asciiTheme="majorHAnsi" w:cstheme="majorBidi" w:eastAsiaTheme="majorEastAsia" w:hAnsiTheme="majorHAnsi"/>
+      <w:rFonts w:asciiTheme="majorHAnsi" w:cstheme="majorBidi" w:hAnsiTheme="majorHAnsi" w:eastAsia="黑体"/>
       <w:color w:themeColor="text1" w:val="000000"/>
     </w:rPr>
     <w:tblPr>
@@ -9785,6 +10244,7 @@
     </w:tcPr>
     <w:tblStylePr w:type="firstRow">
       <w:rPr>
+        <w:rFonts w:eastAsia="黑体"/>
         <w:b/>
         <w:bCs/>
         <w:color w:themeColor="text1" w:val="000000"/>
@@ -9796,6 +10256,7 @@
     </w:tblStylePr>
     <w:tblStylePr w:type="lastRow">
       <w:rPr>
+        <w:rFonts w:eastAsia="黑体"/>
         <w:b/>
         <w:bCs/>
         <w:color w:themeColor="text1" w:val="000000"/>
@@ -9815,6 +10276,7 @@
     </w:tblStylePr>
     <w:tblStylePr w:type="firstCol">
       <w:rPr>
+        <w:rFonts w:eastAsia="黑体"/>
         <w:b/>
         <w:bCs/>
         <w:color w:themeColor="text1" w:val="000000"/>
@@ -9834,6 +10296,7 @@
     </w:tblStylePr>
     <w:tblStylePr w:type="lastCol">
       <w:rPr>
+        <w:rFonts w:eastAsia="黑体"/>
         <w:b w:val="0"/>
         <w:bCs w:val="0"/>
         <w:color w:themeColor="text1" w:val="000000"/>
@@ -9883,7 +10346,7 @@
       <w:spacing w:after="0" w:line="240" w:lineRule="auto"/>
     </w:pPr>
     <w:rPr>
-      <w:rFonts w:asciiTheme="majorHAnsi" w:cstheme="majorBidi" w:eastAsiaTheme="majorEastAsia" w:hAnsiTheme="majorHAnsi"/>
+      <w:rFonts w:asciiTheme="majorHAnsi" w:cstheme="majorBidi" w:hAnsiTheme="majorHAnsi" w:eastAsia="黑体"/>
       <w:color w:themeColor="text1" w:val="000000"/>
     </w:rPr>
     <w:tblPr>
@@ -9910,6 +10373,7 @@
     </w:tcPr>
     <w:tblStylePr w:type="firstRow">
       <w:rPr>
+        <w:rFonts w:eastAsia="黑体"/>
         <w:b/>
         <w:bCs/>
         <w:color w:themeColor="text1" w:val="000000"/>
@@ -9921,6 +10385,7 @@
     </w:tblStylePr>
     <w:tblStylePr w:type="lastRow">
       <w:rPr>
+        <w:rFonts w:eastAsia="黑体"/>
         <w:b/>
         <w:bCs/>
         <w:color w:themeColor="text1" w:val="000000"/>
@@ -9940,6 +10405,7 @@
     </w:tblStylePr>
     <w:tblStylePr w:type="firstCol">
       <w:rPr>
+        <w:rFonts w:eastAsia="黑体"/>
         <w:b/>
         <w:bCs/>
         <w:color w:themeColor="text1" w:val="000000"/>
@@ -9959,6 +10425,7 @@
     </w:tblStylePr>
     <w:tblStylePr w:type="lastCol">
       <w:rPr>
+        <w:rFonts w:eastAsia="黑体"/>
         <w:b w:val="0"/>
         <w:bCs w:val="0"/>
         <w:color w:themeColor="text1" w:val="000000"/>
@@ -10008,7 +10475,7 @@
       <w:spacing w:after="0" w:line="240" w:lineRule="auto"/>
     </w:pPr>
     <w:rPr>
-      <w:rFonts w:asciiTheme="majorHAnsi" w:cstheme="majorBidi" w:eastAsiaTheme="majorEastAsia" w:hAnsiTheme="majorHAnsi"/>
+      <w:rFonts w:asciiTheme="majorHAnsi" w:cstheme="majorBidi" w:hAnsiTheme="majorHAnsi" w:eastAsia="黑体"/>
       <w:color w:themeColor="text1" w:val="000000"/>
     </w:rPr>
     <w:tblPr>
@@ -10035,6 +10502,7 @@
     </w:tcPr>
     <w:tblStylePr w:type="firstRow">
       <w:rPr>
+        <w:rFonts w:eastAsia="黑体"/>
         <w:b/>
         <w:bCs/>
         <w:color w:themeColor="text1" w:val="000000"/>
@@ -10046,6 +10514,7 @@
     </w:tblStylePr>
     <w:tblStylePr w:type="lastRow">
       <w:rPr>
+        <w:rFonts w:eastAsia="黑体"/>
         <w:b/>
         <w:bCs/>
         <w:color w:themeColor="text1" w:val="000000"/>
@@ -10065,6 +10534,7 @@
     </w:tblStylePr>
     <w:tblStylePr w:type="firstCol">
       <w:rPr>
+        <w:rFonts w:eastAsia="黑体"/>
         <w:b/>
         <w:bCs/>
         <w:color w:themeColor="text1" w:val="000000"/>
@@ -10084,6 +10554,7 @@
     </w:tblStylePr>
     <w:tblStylePr w:type="lastCol">
       <w:rPr>
+        <w:rFonts w:eastAsia="黑体"/>
         <w:b w:val="0"/>
         <w:bCs w:val="0"/>
         <w:color w:themeColor="text1" w:val="000000"/>
@@ -10133,7 +10604,7 @@
       <w:spacing w:after="0" w:line="240" w:lineRule="auto"/>
     </w:pPr>
     <w:rPr>
-      <w:rFonts w:asciiTheme="majorHAnsi" w:cstheme="majorBidi" w:eastAsiaTheme="majorEastAsia" w:hAnsiTheme="majorHAnsi"/>
+      <w:rFonts w:asciiTheme="majorHAnsi" w:cstheme="majorBidi" w:hAnsiTheme="majorHAnsi" w:eastAsia="黑体"/>
       <w:color w:themeColor="text1" w:val="000000"/>
     </w:rPr>
     <w:tblPr>
@@ -10160,6 +10631,7 @@
     </w:tcPr>
     <w:tblStylePr w:type="firstRow">
       <w:rPr>
+        <w:rFonts w:eastAsia="黑体"/>
         <w:b/>
         <w:bCs/>
         <w:color w:themeColor="text1" w:val="000000"/>
@@ -10171,6 +10643,7 @@
     </w:tblStylePr>
     <w:tblStylePr w:type="lastRow">
       <w:rPr>
+        <w:rFonts w:eastAsia="黑体"/>
         <w:b/>
         <w:bCs/>
         <w:color w:themeColor="text1" w:val="000000"/>
@@ -10190,6 +10663,7 @@
     </w:tblStylePr>
     <w:tblStylePr w:type="firstCol">
       <w:rPr>
+        <w:rFonts w:eastAsia="黑体"/>
         <w:b/>
         <w:bCs/>
         <w:color w:themeColor="text1" w:val="000000"/>
@@ -10209,6 +10683,7 @@
     </w:tblStylePr>
     <w:tblStylePr w:type="lastCol">
       <w:rPr>
+        <w:rFonts w:eastAsia="黑体"/>
         <w:b w:val="0"/>
         <w:bCs w:val="0"/>
         <w:color w:themeColor="text1" w:val="000000"/>
@@ -10258,7 +10733,7 @@
       <w:spacing w:after="0" w:line="240" w:lineRule="auto"/>
     </w:pPr>
     <w:rPr>
-      <w:rFonts w:asciiTheme="majorHAnsi" w:cstheme="majorBidi" w:eastAsiaTheme="majorEastAsia" w:hAnsiTheme="majorHAnsi"/>
+      <w:rFonts w:asciiTheme="majorHAnsi" w:cstheme="majorBidi" w:hAnsiTheme="majorHAnsi" w:eastAsia="黑体"/>
       <w:color w:themeColor="text1" w:val="000000"/>
     </w:rPr>
     <w:tblPr>
@@ -10285,6 +10760,7 @@
     </w:tcPr>
     <w:tblStylePr w:type="firstRow">
       <w:rPr>
+        <w:rFonts w:eastAsia="黑体"/>
         <w:b/>
         <w:bCs/>
         <w:color w:themeColor="text1" w:val="000000"/>
@@ -10296,6 +10772,7 @@
     </w:tblStylePr>
     <w:tblStylePr w:type="lastRow">
       <w:rPr>
+        <w:rFonts w:eastAsia="黑体"/>
         <w:b/>
         <w:bCs/>
         <w:color w:themeColor="text1" w:val="000000"/>
@@ -10315,6 +10792,7 @@
     </w:tblStylePr>
     <w:tblStylePr w:type="firstCol">
       <w:rPr>
+        <w:rFonts w:eastAsia="黑体"/>
         <w:b/>
         <w:bCs/>
         <w:color w:themeColor="text1" w:val="000000"/>
@@ -10334,6 +10812,7 @@
     </w:tblStylePr>
     <w:tblStylePr w:type="lastCol">
       <w:rPr>
+        <w:rFonts w:eastAsia="黑体"/>
         <w:b w:val="0"/>
         <w:bCs w:val="0"/>
         <w:color w:themeColor="text1" w:val="000000"/>
@@ -10383,7 +10862,7 @@
       <w:spacing w:after="0" w:line="240" w:lineRule="auto"/>
     </w:pPr>
     <w:rPr>
-      <w:rFonts w:asciiTheme="majorHAnsi" w:cstheme="majorBidi" w:eastAsiaTheme="majorEastAsia" w:hAnsiTheme="majorHAnsi"/>
+      <w:rFonts w:asciiTheme="majorHAnsi" w:cstheme="majorBidi" w:hAnsiTheme="majorHAnsi" w:eastAsia="黑体"/>
       <w:color w:themeColor="text1" w:val="000000"/>
     </w:rPr>
     <w:tblPr>
@@ -10410,6 +10889,7 @@
     </w:tcPr>
     <w:tblStylePr w:type="firstRow">
       <w:rPr>
+        <w:rFonts w:eastAsia="黑体"/>
         <w:b/>
         <w:bCs/>
         <w:color w:themeColor="text1" w:val="000000"/>
@@ -10421,6 +10901,7 @@
     </w:tblStylePr>
     <w:tblStylePr w:type="lastRow">
       <w:rPr>
+        <w:rFonts w:eastAsia="黑体"/>
         <w:b/>
         <w:bCs/>
         <w:color w:themeColor="text1" w:val="000000"/>
@@ -10440,6 +10921,7 @@
     </w:tblStylePr>
     <w:tblStylePr w:type="firstCol">
       <w:rPr>
+        <w:rFonts w:eastAsia="黑体"/>
         <w:b/>
         <w:bCs/>
         <w:color w:themeColor="text1" w:val="000000"/>
@@ -10459,6 +10941,7 @@
     </w:tblStylePr>
     <w:tblStylePr w:type="lastCol">
       <w:rPr>
+        <w:rFonts w:eastAsia="黑体"/>
         <w:b w:val="0"/>
         <w:bCs w:val="0"/>
         <w:color w:themeColor="text1" w:val="000000"/>
@@ -10531,6 +11014,7 @@
     </w:tcPr>
     <w:tblStylePr w:type="firstRow">
       <w:rPr>
+        <w:rFonts w:eastAsia="黑体"/>
         <w:b/>
         <w:bCs/>
         <w:i w:val="0"/>
@@ -10552,6 +11036,7 @@
     </w:tblStylePr>
     <w:tblStylePr w:type="lastRow">
       <w:rPr>
+        <w:rFonts w:eastAsia="黑体"/>
         <w:b/>
         <w:bCs/>
         <w:i w:val="0"/>
@@ -10573,6 +11058,7 @@
     </w:tblStylePr>
     <w:tblStylePr w:type="firstCol">
       <w:rPr>
+        <w:rFonts w:eastAsia="黑体"/>
         <w:b/>
         <w:bCs/>
         <w:i w:val="0"/>
@@ -10592,6 +11078,7 @@
     </w:tblStylePr>
     <w:tblStylePr w:type="lastCol">
       <w:rPr>
+        <w:rFonts w:eastAsia="黑体"/>
         <w:b/>
         <w:bCs/>
         <w:i w:val="0"/>
@@ -10672,6 +11159,7 @@
     </w:tcPr>
     <w:tblStylePr w:type="firstRow">
       <w:rPr>
+        <w:rFonts w:eastAsia="黑体"/>
         <w:b/>
         <w:bCs/>
         <w:i w:val="0"/>
@@ -10693,6 +11181,7 @@
     </w:tblStylePr>
     <w:tblStylePr w:type="lastRow">
       <w:rPr>
+        <w:rFonts w:eastAsia="黑体"/>
         <w:b/>
         <w:bCs/>
         <w:i w:val="0"/>
@@ -10714,6 +11203,7 @@
     </w:tblStylePr>
     <w:tblStylePr w:type="firstCol">
       <w:rPr>
+        <w:rFonts w:eastAsia="黑体"/>
         <w:b/>
         <w:bCs/>
         <w:i w:val="0"/>
@@ -10733,6 +11223,7 @@
     </w:tblStylePr>
     <w:tblStylePr w:type="lastCol">
       <w:rPr>
+        <w:rFonts w:eastAsia="黑体"/>
         <w:b/>
         <w:bCs/>
         <w:i w:val="0"/>
@@ -10813,6 +11304,7 @@
     </w:tcPr>
     <w:tblStylePr w:type="firstRow">
       <w:rPr>
+        <w:rFonts w:eastAsia="黑体"/>
         <w:b/>
         <w:bCs/>
         <w:i w:val="0"/>
@@ -10834,6 +11326,7 @@
     </w:tblStylePr>
     <w:tblStylePr w:type="lastRow">
       <w:rPr>
+        <w:rFonts w:eastAsia="黑体"/>
         <w:b/>
         <w:bCs/>
         <w:i w:val="0"/>
@@ -10855,6 +11348,7 @@
     </w:tblStylePr>
     <w:tblStylePr w:type="firstCol">
       <w:rPr>
+        <w:rFonts w:eastAsia="黑体"/>
         <w:b/>
         <w:bCs/>
         <w:i w:val="0"/>
@@ -10874,6 +11368,7 @@
     </w:tblStylePr>
     <w:tblStylePr w:type="lastCol">
       <w:rPr>
+        <w:rFonts w:eastAsia="黑体"/>
         <w:b/>
         <w:bCs/>
         <w:i w:val="0"/>
@@ -10954,6 +11449,7 @@
     </w:tcPr>
     <w:tblStylePr w:type="firstRow">
       <w:rPr>
+        <w:rFonts w:eastAsia="黑体"/>
         <w:b/>
         <w:bCs/>
         <w:i w:val="0"/>
@@ -10975,6 +11471,7 @@
     </w:tblStylePr>
     <w:tblStylePr w:type="lastRow">
       <w:rPr>
+        <w:rFonts w:eastAsia="黑体"/>
         <w:b/>
         <w:bCs/>
         <w:i w:val="0"/>
@@ -10996,6 +11493,7 @@
     </w:tblStylePr>
     <w:tblStylePr w:type="firstCol">
       <w:rPr>
+        <w:rFonts w:eastAsia="黑体"/>
         <w:b/>
         <w:bCs/>
         <w:i w:val="0"/>
@@ -11015,6 +11513,7 @@
     </w:tblStylePr>
     <w:tblStylePr w:type="lastCol">
       <w:rPr>
+        <w:rFonts w:eastAsia="黑体"/>
         <w:b/>
         <w:bCs/>
         <w:i w:val="0"/>
@@ -11095,6 +11594,7 @@
     </w:tcPr>
     <w:tblStylePr w:type="firstRow">
       <w:rPr>
+        <w:rFonts w:eastAsia="黑体"/>
         <w:b/>
         <w:bCs/>
         <w:i w:val="0"/>
@@ -11116,6 +11616,7 @@
     </w:tblStylePr>
     <w:tblStylePr w:type="lastRow">
       <w:rPr>
+        <w:rFonts w:eastAsia="黑体"/>
         <w:b/>
         <w:bCs/>
         <w:i w:val="0"/>
@@ -11137,6 +11638,7 @@
     </w:tblStylePr>
     <w:tblStylePr w:type="firstCol">
       <w:rPr>
+        <w:rFonts w:eastAsia="黑体"/>
         <w:b/>
         <w:bCs/>
         <w:i w:val="0"/>
@@ -11156,6 +11658,7 @@
     </w:tblStylePr>
     <w:tblStylePr w:type="lastCol">
       <w:rPr>
+        <w:rFonts w:eastAsia="黑体"/>
         <w:b/>
         <w:bCs/>
         <w:i w:val="0"/>
@@ -11236,6 +11739,7 @@
     </w:tcPr>
     <w:tblStylePr w:type="firstRow">
       <w:rPr>
+        <w:rFonts w:eastAsia="黑体"/>
         <w:b/>
         <w:bCs/>
         <w:i w:val="0"/>
@@ -11257,6 +11761,7 @@
     </w:tblStylePr>
     <w:tblStylePr w:type="lastRow">
       <w:rPr>
+        <w:rFonts w:eastAsia="黑体"/>
         <w:b/>
         <w:bCs/>
         <w:i w:val="0"/>
@@ -11278,6 +11783,7 @@
     </w:tblStylePr>
     <w:tblStylePr w:type="firstCol">
       <w:rPr>
+        <w:rFonts w:eastAsia="黑体"/>
         <w:b/>
         <w:bCs/>
         <w:i w:val="0"/>
@@ -11297,6 +11803,7 @@
     </w:tblStylePr>
     <w:tblStylePr w:type="lastCol">
       <w:rPr>
+        <w:rFonts w:eastAsia="黑体"/>
         <w:b/>
         <w:bCs/>
         <w:i w:val="0"/>
@@ -11377,6 +11884,7 @@
     </w:tcPr>
     <w:tblStylePr w:type="firstRow">
       <w:rPr>
+        <w:rFonts w:eastAsia="黑体"/>
         <w:b/>
         <w:bCs/>
         <w:i w:val="0"/>
@@ -11398,6 +11906,7 @@
     </w:tblStylePr>
     <w:tblStylePr w:type="lastRow">
       <w:rPr>
+        <w:rFonts w:eastAsia="黑体"/>
         <w:b/>
         <w:bCs/>
         <w:i w:val="0"/>
@@ -11419,6 +11928,7 @@
     </w:tblStylePr>
     <w:tblStylePr w:type="firstCol">
       <w:rPr>
+        <w:rFonts w:eastAsia="黑体"/>
         <w:b/>
         <w:bCs/>
         <w:i w:val="0"/>
@@ -11438,6 +11948,7 @@
     </w:tblStylePr>
     <w:tblStylePr w:type="lastCol">
       <w:rPr>
+        <w:rFonts w:eastAsia="黑体"/>
         <w:b/>
         <w:bCs/>
         <w:i w:val="0"/>
@@ -11495,6 +12006,7 @@
       <w:spacing w:after="0" w:line="240" w:lineRule="auto"/>
     </w:pPr>
     <w:rPr>
+      <w:rFonts w:eastAsia="黑体"/>
       <w:color w:themeColor="background1" w:val="FFFFFF"/>
     </w:rPr>
     <w:tblPr>
@@ -11513,6 +12025,7 @@
     </w:tcPr>
     <w:tblStylePr w:type="firstRow">
       <w:rPr>
+        <w:rFonts w:eastAsia="黑体"/>
         <w:b/>
         <w:bCs/>
       </w:rPr>
@@ -11609,6 +12122,7 @@
       <w:spacing w:after="0" w:line="240" w:lineRule="auto"/>
     </w:pPr>
     <w:rPr>
+      <w:rFonts w:eastAsia="黑体"/>
       <w:color w:themeColor="background1" w:val="FFFFFF"/>
     </w:rPr>
     <w:tblPr>
@@ -11627,6 +12141,7 @@
     </w:tcPr>
     <w:tblStylePr w:type="firstRow">
       <w:rPr>
+        <w:rFonts w:eastAsia="黑体"/>
         <w:b/>
         <w:bCs/>
       </w:rPr>
@@ -11723,6 +12238,7 @@
       <w:spacing w:after="0" w:line="240" w:lineRule="auto"/>
     </w:pPr>
     <w:rPr>
+      <w:rFonts w:eastAsia="黑体"/>
       <w:color w:themeColor="background1" w:val="FFFFFF"/>
     </w:rPr>
     <w:tblPr>
@@ -11741,6 +12257,7 @@
     </w:tcPr>
     <w:tblStylePr w:type="firstRow">
       <w:rPr>
+        <w:rFonts w:eastAsia="黑体"/>
         <w:b/>
         <w:bCs/>
       </w:rPr>
@@ -11837,6 +12354,7 @@
       <w:spacing w:after="0" w:line="240" w:lineRule="auto"/>
     </w:pPr>
     <w:rPr>
+      <w:rFonts w:eastAsia="黑体"/>
       <w:color w:themeColor="background1" w:val="FFFFFF"/>
     </w:rPr>
     <w:tblPr>
@@ -11855,6 +12373,7 @@
     </w:tcPr>
     <w:tblStylePr w:type="firstRow">
       <w:rPr>
+        <w:rFonts w:eastAsia="黑体"/>
         <w:b/>
         <w:bCs/>
       </w:rPr>
@@ -11951,6 +12470,7 @@
       <w:spacing w:after="0" w:line="240" w:lineRule="auto"/>
     </w:pPr>
     <w:rPr>
+      <w:rFonts w:eastAsia="黑体"/>
       <w:color w:themeColor="background1" w:val="FFFFFF"/>
     </w:rPr>
     <w:tblPr>
@@ -11969,6 +12489,7 @@
     </w:tcPr>
     <w:tblStylePr w:type="firstRow">
       <w:rPr>
+        <w:rFonts w:eastAsia="黑体"/>
         <w:b/>
         <w:bCs/>
       </w:rPr>
@@ -12065,6 +12586,7 @@
       <w:spacing w:after="0" w:line="240" w:lineRule="auto"/>
     </w:pPr>
     <w:rPr>
+      <w:rFonts w:eastAsia="黑体"/>
       <w:color w:themeColor="background1" w:val="FFFFFF"/>
     </w:rPr>
     <w:tblPr>
@@ -12083,6 +12605,7 @@
     </w:tcPr>
     <w:tblStylePr w:type="firstRow">
       <w:rPr>
+        <w:rFonts w:eastAsia="黑体"/>
         <w:b/>
         <w:bCs/>
       </w:rPr>
@@ -12179,6 +12702,7 @@
       <w:spacing w:after="0" w:line="240" w:lineRule="auto"/>
     </w:pPr>
     <w:rPr>
+      <w:rFonts w:eastAsia="黑体"/>
       <w:color w:themeColor="background1" w:val="FFFFFF"/>
     </w:rPr>
     <w:tblPr>
@@ -12197,6 +12721,7 @@
     </w:tcPr>
     <w:tblStylePr w:type="firstRow">
       <w:rPr>
+        <w:rFonts w:eastAsia="黑体"/>
         <w:b/>
         <w:bCs/>
       </w:rPr>
@@ -12293,6 +12818,7 @@
       <w:spacing w:after="0" w:line="240" w:lineRule="auto"/>
     </w:pPr>
     <w:rPr>
+      <w:rFonts w:eastAsia="黑体"/>
       <w:color w:themeColor="text1" w:val="000000"/>
     </w:rPr>
     <w:tblPr>
@@ -12319,6 +12845,7 @@
     </w:tcPr>
     <w:tblStylePr w:type="firstRow">
       <w:rPr>
+        <w:rFonts w:eastAsia="黑体"/>
         <w:b/>
         <w:bCs/>
       </w:rPr>
@@ -12337,6 +12864,7 @@
     </w:tblStylePr>
     <w:tblStylePr w:type="lastRow">
       <w:rPr>
+        <w:rFonts w:eastAsia="黑体"/>
         <w:b/>
         <w:bCs/>
         <w:color w:themeColor="background1" w:val="FFFFFF"/>
@@ -12351,6 +12879,7 @@
     </w:tblStylePr>
     <w:tblStylePr w:type="firstCol">
       <w:rPr>
+        <w:rFonts w:eastAsia="黑体"/>
         <w:color w:themeColor="background1" w:val="FFFFFF"/>
       </w:rPr>
       <w:tblPr/>
@@ -12368,6 +12897,7 @@
     </w:tblStylePr>
     <w:tblStylePr w:type="lastCol">
       <w:rPr>
+        <w:rFonts w:eastAsia="黑体"/>
         <w:color w:themeColor="background1" w:val="FFFFFF"/>
       </w:rPr>
       <w:tblPr/>
@@ -12397,11 +12927,13 @@
     </w:tblStylePr>
     <w:tblStylePr w:type="neCell">
       <w:rPr>
+        <w:rFonts w:eastAsia="黑体"/>
         <w:color w:themeColor="text1" w:val="000000"/>
       </w:rPr>
     </w:tblStylePr>
     <w:tblStylePr w:type="nwCell">
       <w:rPr>
+        <w:rFonts w:eastAsia="黑体"/>
         <w:color w:themeColor="text1" w:val="000000"/>
       </w:rPr>
     </w:tblStylePr>
@@ -12415,6 +12947,7 @@
       <w:spacing w:after="0" w:line="240" w:lineRule="auto"/>
     </w:pPr>
     <w:rPr>
+      <w:rFonts w:eastAsia="黑体"/>
       <w:color w:themeColor="text1" w:val="000000"/>
     </w:rPr>
     <w:tblPr>
@@ -12441,6 +12974,7 @@
     </w:tcPr>
     <w:tblStylePr w:type="firstRow">
       <w:rPr>
+        <w:rFonts w:eastAsia="黑体"/>
         <w:b/>
         <w:bCs/>
       </w:rPr>
@@ -12459,6 +12993,7 @@
     </w:tblStylePr>
     <w:tblStylePr w:type="lastRow">
       <w:rPr>
+        <w:rFonts w:eastAsia="黑体"/>
         <w:b/>
         <w:bCs/>
         <w:color w:themeColor="background1" w:val="FFFFFF"/>
@@ -12473,6 +13008,7 @@
     </w:tblStylePr>
     <w:tblStylePr w:type="firstCol">
       <w:rPr>
+        <w:rFonts w:eastAsia="黑体"/>
         <w:color w:themeColor="background1" w:val="FFFFFF"/>
       </w:rPr>
       <w:tblPr/>
@@ -12490,6 +13026,7 @@
     </w:tblStylePr>
     <w:tblStylePr w:type="lastCol">
       <w:rPr>
+        <w:rFonts w:eastAsia="黑体"/>
         <w:color w:themeColor="background1" w:val="FFFFFF"/>
       </w:rPr>
       <w:tblPr/>
@@ -12519,11 +13056,13 @@
     </w:tblStylePr>
     <w:tblStylePr w:type="neCell">
       <w:rPr>
+        <w:rFonts w:eastAsia="黑体"/>
         <w:color w:themeColor="text1" w:val="000000"/>
       </w:rPr>
     </w:tblStylePr>
     <w:tblStylePr w:type="nwCell">
       <w:rPr>
+        <w:rFonts w:eastAsia="黑体"/>
         <w:color w:themeColor="text1" w:val="000000"/>
       </w:rPr>
     </w:tblStylePr>
@@ -12537,6 +13076,7 @@
       <w:spacing w:after="0" w:line="240" w:lineRule="auto"/>
     </w:pPr>
     <w:rPr>
+      <w:rFonts w:eastAsia="黑体"/>
       <w:color w:themeColor="text1" w:val="000000"/>
     </w:rPr>
     <w:tblPr>
@@ -12563,6 +13103,7 @@
     </w:tcPr>
     <w:tblStylePr w:type="firstRow">
       <w:rPr>
+        <w:rFonts w:eastAsia="黑体"/>
         <w:b/>
         <w:bCs/>
       </w:rPr>
@@ -12581,6 +13122,7 @@
     </w:tblStylePr>
     <w:tblStylePr w:type="lastRow">
       <w:rPr>
+        <w:rFonts w:eastAsia="黑体"/>
         <w:b/>
         <w:bCs/>
         <w:color w:themeColor="background1" w:val="FFFFFF"/>
@@ -12595,6 +13137,7 @@
     </w:tblStylePr>
     <w:tblStylePr w:type="firstCol">
       <w:rPr>
+        <w:rFonts w:eastAsia="黑体"/>
         <w:color w:themeColor="background1" w:val="FFFFFF"/>
       </w:rPr>
       <w:tblPr/>
@@ -12612,6 +13155,7 @@
     </w:tblStylePr>
     <w:tblStylePr w:type="lastCol">
       <w:rPr>
+        <w:rFonts w:eastAsia="黑体"/>
         <w:color w:themeColor="background1" w:val="FFFFFF"/>
       </w:rPr>
       <w:tblPr/>
@@ -12641,11 +13185,13 @@
     </w:tblStylePr>
     <w:tblStylePr w:type="neCell">
       <w:rPr>
+        <w:rFonts w:eastAsia="黑体"/>
         <w:color w:themeColor="text1" w:val="000000"/>
       </w:rPr>
     </w:tblStylePr>
     <w:tblStylePr w:type="nwCell">
       <w:rPr>
+        <w:rFonts w:eastAsia="黑体"/>
         <w:color w:themeColor="text1" w:val="000000"/>
       </w:rPr>
     </w:tblStylePr>
@@ -12659,6 +13205,7 @@
       <w:spacing w:after="0" w:line="240" w:lineRule="auto"/>
     </w:pPr>
     <w:rPr>
+      <w:rFonts w:eastAsia="黑体"/>
       <w:color w:themeColor="text1" w:val="000000"/>
     </w:rPr>
     <w:tblPr>
@@ -12685,6 +13232,7 @@
     </w:tcPr>
     <w:tblStylePr w:type="firstRow">
       <w:rPr>
+        <w:rFonts w:eastAsia="黑体"/>
         <w:b/>
         <w:bCs/>
       </w:rPr>
@@ -12703,6 +13251,7 @@
     </w:tblStylePr>
     <w:tblStylePr w:type="lastRow">
       <w:rPr>
+        <w:rFonts w:eastAsia="黑体"/>
         <w:b/>
         <w:bCs/>
         <w:color w:themeColor="background1" w:val="FFFFFF"/>
@@ -12717,6 +13266,7 @@
     </w:tblStylePr>
     <w:tblStylePr w:type="firstCol">
       <w:rPr>
+        <w:rFonts w:eastAsia="黑体"/>
         <w:color w:themeColor="background1" w:val="FFFFFF"/>
       </w:rPr>
       <w:tblPr/>
@@ -12734,6 +13284,7 @@
     </w:tblStylePr>
     <w:tblStylePr w:type="lastCol">
       <w:rPr>
+        <w:rFonts w:eastAsia="黑体"/>
         <w:color w:themeColor="background1" w:val="FFFFFF"/>
       </w:rPr>
       <w:tblPr/>
@@ -12771,6 +13322,7 @@
       <w:spacing w:after="0" w:line="240" w:lineRule="auto"/>
     </w:pPr>
     <w:rPr>
+      <w:rFonts w:eastAsia="黑体"/>
       <w:color w:themeColor="text1" w:val="000000"/>
     </w:rPr>
     <w:tblPr>
@@ -12797,6 +13349,7 @@
     </w:tcPr>
     <w:tblStylePr w:type="firstRow">
       <w:rPr>
+        <w:rFonts w:eastAsia="黑体"/>
         <w:b/>
         <w:bCs/>
       </w:rPr>
@@ -12815,6 +13368,7 @@
     </w:tblStylePr>
     <w:tblStylePr w:type="lastRow">
       <w:rPr>
+        <w:rFonts w:eastAsia="黑体"/>
         <w:b/>
         <w:bCs/>
         <w:color w:themeColor="background1" w:val="FFFFFF"/>
@@ -12829,6 +13383,7 @@
     </w:tblStylePr>
     <w:tblStylePr w:type="firstCol">
       <w:rPr>
+        <w:rFonts w:eastAsia="黑体"/>
         <w:color w:themeColor="background1" w:val="FFFFFF"/>
       </w:rPr>
       <w:tblPr/>
@@ -12846,6 +13401,7 @@
     </w:tblStylePr>
     <w:tblStylePr w:type="lastCol">
       <w:rPr>
+        <w:rFonts w:eastAsia="黑体"/>
         <w:color w:themeColor="background1" w:val="FFFFFF"/>
       </w:rPr>
       <w:tblPr/>
@@ -12875,11 +13431,13 @@
     </w:tblStylePr>
     <w:tblStylePr w:type="neCell">
       <w:rPr>
+        <w:rFonts w:eastAsia="黑体"/>
         <w:color w:themeColor="text1" w:val="000000"/>
       </w:rPr>
     </w:tblStylePr>
     <w:tblStylePr w:type="nwCell">
       <w:rPr>
+        <w:rFonts w:eastAsia="黑体"/>
         <w:color w:themeColor="text1" w:val="000000"/>
       </w:rPr>
     </w:tblStylePr>
@@ -12893,6 +13451,7 @@
       <w:spacing w:after="0" w:line="240" w:lineRule="auto"/>
     </w:pPr>
     <w:rPr>
+      <w:rFonts w:eastAsia="黑体"/>
       <w:color w:themeColor="text1" w:val="000000"/>
     </w:rPr>
     <w:tblPr>
@@ -12919,6 +13478,7 @@
     </w:tcPr>
     <w:tblStylePr w:type="firstRow">
       <w:rPr>
+        <w:rFonts w:eastAsia="黑体"/>
         <w:b/>
         <w:bCs/>
       </w:rPr>
@@ -12937,6 +13497,7 @@
     </w:tblStylePr>
     <w:tblStylePr w:type="lastRow">
       <w:rPr>
+        <w:rFonts w:eastAsia="黑体"/>
         <w:b/>
         <w:bCs/>
         <w:color w:themeColor="background1" w:val="FFFFFF"/>
@@ -12951,6 +13512,7 @@
     </w:tblStylePr>
     <w:tblStylePr w:type="firstCol">
       <w:rPr>
+        <w:rFonts w:eastAsia="黑体"/>
         <w:color w:themeColor="background1" w:val="FFFFFF"/>
       </w:rPr>
       <w:tblPr/>
@@ -12968,6 +13530,7 @@
     </w:tblStylePr>
     <w:tblStylePr w:type="lastCol">
       <w:rPr>
+        <w:rFonts w:eastAsia="黑体"/>
         <w:color w:themeColor="background1" w:val="FFFFFF"/>
       </w:rPr>
       <w:tblPr/>
@@ -12997,11 +13560,13 @@
     </w:tblStylePr>
     <w:tblStylePr w:type="neCell">
       <w:rPr>
+        <w:rFonts w:eastAsia="黑体"/>
         <w:color w:themeColor="text1" w:val="000000"/>
       </w:rPr>
     </w:tblStylePr>
     <w:tblStylePr w:type="nwCell">
       <w:rPr>
+        <w:rFonts w:eastAsia="黑体"/>
         <w:color w:themeColor="text1" w:val="000000"/>
       </w:rPr>
     </w:tblStylePr>
@@ -13015,6 +13580,7 @@
       <w:spacing w:after="0" w:line="240" w:lineRule="auto"/>
     </w:pPr>
     <w:rPr>
+      <w:rFonts w:eastAsia="黑体"/>
       <w:color w:themeColor="text1" w:val="000000"/>
     </w:rPr>
     <w:tblPr>
@@ -13041,6 +13607,7 @@
     </w:tcPr>
     <w:tblStylePr w:type="firstRow">
       <w:rPr>
+        <w:rFonts w:eastAsia="黑体"/>
         <w:b/>
         <w:bCs/>
       </w:rPr>
@@ -13059,6 +13626,7 @@
     </w:tblStylePr>
     <w:tblStylePr w:type="lastRow">
       <w:rPr>
+        <w:rFonts w:eastAsia="黑体"/>
         <w:b/>
         <w:bCs/>
         <w:color w:themeColor="background1" w:val="FFFFFF"/>
@@ -13073,6 +13641,7 @@
     </w:tblStylePr>
     <w:tblStylePr w:type="firstCol">
       <w:rPr>
+        <w:rFonts w:eastAsia="黑体"/>
         <w:color w:themeColor="background1" w:val="FFFFFF"/>
       </w:rPr>
       <w:tblPr/>
@@ -13090,6 +13659,7 @@
     </w:tblStylePr>
     <w:tblStylePr w:type="lastCol">
       <w:rPr>
+        <w:rFonts w:eastAsia="黑体"/>
         <w:color w:themeColor="background1" w:val="FFFFFF"/>
       </w:rPr>
       <w:tblPr/>
@@ -13119,11 +13689,13 @@
     </w:tblStylePr>
     <w:tblStylePr w:type="neCell">
       <w:rPr>
+        <w:rFonts w:eastAsia="黑体"/>
         <w:color w:themeColor="text1" w:val="000000"/>
       </w:rPr>
     </w:tblStylePr>
     <w:tblStylePr w:type="nwCell">
       <w:rPr>
+        <w:rFonts w:eastAsia="黑体"/>
         <w:color w:themeColor="text1" w:val="000000"/>
       </w:rPr>
     </w:tblStylePr>
@@ -13137,6 +13709,7 @@
       <w:spacing w:after="0" w:line="240" w:lineRule="auto"/>
     </w:pPr>
     <w:rPr>
+      <w:rFonts w:eastAsia="黑体"/>
       <w:color w:themeColor="text1" w:val="000000"/>
     </w:rPr>
     <w:tblPr>
@@ -13155,6 +13728,7 @@
     </w:tcPr>
     <w:tblStylePr w:type="firstRow">
       <w:rPr>
+        <w:rFonts w:eastAsia="黑体"/>
         <w:b/>
         <w:bCs/>
         <w:color w:themeColor="background1" w:val="FFFFFF"/>
@@ -13169,6 +13743,7 @@
     </w:tblStylePr>
     <w:tblStylePr w:type="lastRow">
       <w:rPr>
+        <w:rFonts w:eastAsia="黑体"/>
         <w:b/>
         <w:bCs/>
         <w:color w:themeColor="accent2" w:themeShade="CC" w:val="9E3A38"/>
@@ -13183,12 +13758,14 @@
     </w:tblStylePr>
     <w:tblStylePr w:type="firstCol">
       <w:rPr>
+        <w:rFonts w:eastAsia="黑体"/>
         <w:b/>
         <w:bCs/>
       </w:rPr>
     </w:tblStylePr>
     <w:tblStylePr w:type="lastCol">
       <w:rPr>
+        <w:rFonts w:eastAsia="黑体"/>
         <w:b/>
         <w:bCs/>
       </w:rPr>
@@ -13223,6 +13800,7 @@
       <w:spacing w:after="0" w:line="240" w:lineRule="auto"/>
     </w:pPr>
     <w:rPr>
+      <w:rFonts w:eastAsia="黑体"/>
       <w:color w:themeColor="text1" w:val="000000"/>
     </w:rPr>
     <w:tblPr>
@@ -13241,6 +13819,7 @@
     </w:tcPr>
     <w:tblStylePr w:type="firstRow">
       <w:rPr>
+        <w:rFonts w:eastAsia="黑体"/>
         <w:b/>
         <w:bCs/>
         <w:color w:themeColor="background1" w:val="FFFFFF"/>
@@ -13255,6 +13834,7 @@
     </w:tblStylePr>
     <w:tblStylePr w:type="lastRow">
       <w:rPr>
+        <w:rFonts w:eastAsia="黑体"/>
         <w:b/>
         <w:bCs/>
         <w:color w:themeColor="accent2" w:themeShade="CC" w:val="9E3A38"/>
@@ -13269,12 +13849,14 @@
     </w:tblStylePr>
     <w:tblStylePr w:type="firstCol">
       <w:rPr>
+        <w:rFonts w:eastAsia="黑体"/>
         <w:b/>
         <w:bCs/>
       </w:rPr>
     </w:tblStylePr>
     <w:tblStylePr w:type="lastCol">
       <w:rPr>
+        <w:rFonts w:eastAsia="黑体"/>
         <w:b/>
         <w:bCs/>
       </w:rPr>
@@ -13309,6 +13891,7 @@
       <w:spacing w:after="0" w:line="240" w:lineRule="auto"/>
     </w:pPr>
     <w:rPr>
+      <w:rFonts w:eastAsia="黑体"/>
       <w:color w:themeColor="text1" w:val="000000"/>
     </w:rPr>
     <w:tblPr>
@@ -13327,6 +13910,7 @@
     </w:tcPr>
     <w:tblStylePr w:type="firstRow">
       <w:rPr>
+        <w:rFonts w:eastAsia="黑体"/>
         <w:b/>
         <w:bCs/>
         <w:color w:themeColor="background1" w:val="FFFFFF"/>
@@ -13341,6 +13925,7 @@
     </w:tblStylePr>
     <w:tblStylePr w:type="lastRow">
       <w:rPr>
+        <w:rFonts w:eastAsia="黑体"/>
         <w:b/>
         <w:bCs/>
         <w:color w:themeColor="accent2" w:themeShade="CC" w:val="9E3A38"/>
@@ -13355,12 +13940,14 @@
     </w:tblStylePr>
     <w:tblStylePr w:type="firstCol">
       <w:rPr>
+        <w:rFonts w:eastAsia="黑体"/>
         <w:b/>
         <w:bCs/>
       </w:rPr>
     </w:tblStylePr>
     <w:tblStylePr w:type="lastCol">
       <w:rPr>
+        <w:rFonts w:eastAsia="黑体"/>
         <w:b/>
         <w:bCs/>
       </w:rPr>
@@ -13395,6 +13982,7 @@
       <w:spacing w:after="0" w:line="240" w:lineRule="auto"/>
     </w:pPr>
     <w:rPr>
+      <w:rFonts w:eastAsia="黑体"/>
       <w:color w:themeColor="text1" w:val="000000"/>
     </w:rPr>
     <w:tblPr>
@@ -13413,6 +14001,7 @@
     </w:tcPr>
     <w:tblStylePr w:type="firstRow">
       <w:rPr>
+        <w:rFonts w:eastAsia="黑体"/>
         <w:b/>
         <w:bCs/>
         <w:color w:themeColor="background1" w:val="FFFFFF"/>
@@ -13427,6 +14016,7 @@
     </w:tblStylePr>
     <w:tblStylePr w:type="lastRow">
       <w:rPr>
+        <w:rFonts w:eastAsia="黑体"/>
         <w:b/>
         <w:bCs/>
         <w:color w:themeColor="accent4" w:themeShade="CC" w:val="664E82"/>
@@ -13441,12 +14031,14 @@
     </w:tblStylePr>
     <w:tblStylePr w:type="firstCol">
       <w:rPr>
+        <w:rFonts w:eastAsia="黑体"/>
         <w:b/>
         <w:bCs/>
       </w:rPr>
     </w:tblStylePr>
     <w:tblStylePr w:type="lastCol">
       <w:rPr>
+        <w:rFonts w:eastAsia="黑体"/>
         <w:b/>
         <w:bCs/>
       </w:rPr>
@@ -13481,6 +14073,7 @@
       <w:spacing w:after="0" w:line="240" w:lineRule="auto"/>
     </w:pPr>
     <w:rPr>
+      <w:rFonts w:eastAsia="黑体"/>
       <w:color w:themeColor="text1" w:val="000000"/>
     </w:rPr>
     <w:tblPr>
@@ -13499,6 +14092,7 @@
     </w:tcPr>
     <w:tblStylePr w:type="firstRow">
       <w:rPr>
+        <w:rFonts w:eastAsia="黑体"/>
         <w:b/>
         <w:bCs/>
         <w:color w:themeColor="background1" w:val="FFFFFF"/>
@@ -13513,6 +14107,7 @@
     </w:tblStylePr>
     <w:tblStylePr w:type="lastRow">
       <w:rPr>
+        <w:rFonts w:eastAsia="黑体"/>
         <w:b/>
         <w:bCs/>
         <w:color w:themeColor="accent3" w:themeShade="CC" w:val="7E9C40"/>
@@ -13527,12 +14122,14 @@
     </w:tblStylePr>
     <w:tblStylePr w:type="firstCol">
       <w:rPr>
+        <w:rFonts w:eastAsia="黑体"/>
         <w:b/>
         <w:bCs/>
       </w:rPr>
     </w:tblStylePr>
     <w:tblStylePr w:type="lastCol">
       <w:rPr>
+        <w:rFonts w:eastAsia="黑体"/>
         <w:b/>
         <w:bCs/>
       </w:rPr>
@@ -13567,6 +14164,7 @@
       <w:spacing w:after="0" w:line="240" w:lineRule="auto"/>
     </w:pPr>
     <w:rPr>
+      <w:rFonts w:eastAsia="黑体"/>
       <w:color w:themeColor="text1" w:val="000000"/>
     </w:rPr>
     <w:tblPr>
@@ -13585,6 +14183,7 @@
     </w:tcPr>
     <w:tblStylePr w:type="firstRow">
       <w:rPr>
+        <w:rFonts w:eastAsia="黑体"/>
         <w:b/>
         <w:bCs/>
         <w:color w:themeColor="background1" w:val="FFFFFF"/>
@@ -13599,6 +14198,7 @@
     </w:tblStylePr>
     <w:tblStylePr w:type="lastRow">
       <w:rPr>
+        <w:rFonts w:eastAsia="黑体"/>
         <w:b/>
         <w:bCs/>
         <w:color w:themeColor="accent6" w:themeShade="CC" w:val="F2730A"/>
@@ -13613,12 +14213,14 @@
     </w:tblStylePr>
     <w:tblStylePr w:type="firstCol">
       <w:rPr>
+        <w:rFonts w:eastAsia="黑体"/>
         <w:b/>
         <w:bCs/>
       </w:rPr>
     </w:tblStylePr>
     <w:tblStylePr w:type="lastCol">
       <w:rPr>
+        <w:rFonts w:eastAsia="黑体"/>
         <w:b/>
         <w:bCs/>
       </w:rPr>
@@ -13653,6 +14255,7 @@
       <w:spacing w:after="0" w:line="240" w:lineRule="auto"/>
     </w:pPr>
     <w:rPr>
+      <w:rFonts w:eastAsia="黑体"/>
       <w:color w:themeColor="text1" w:val="000000"/>
     </w:rPr>
     <w:tblPr>
@@ -13671,6 +14274,7 @@
     </w:tcPr>
     <w:tblStylePr w:type="firstRow">
       <w:rPr>
+        <w:rFonts w:eastAsia="黑体"/>
         <w:b/>
         <w:bCs/>
         <w:color w:themeColor="background1" w:val="FFFFFF"/>
@@ -13685,6 +14289,7 @@
     </w:tblStylePr>
     <w:tblStylePr w:type="lastRow">
       <w:rPr>
+        <w:rFonts w:eastAsia="黑体"/>
         <w:b/>
         <w:bCs/>
         <w:color w:themeColor="accent5" w:themeShade="CC" w:val="348DA5"/>
@@ -13699,12 +14304,14 @@
     </w:tblStylePr>
     <w:tblStylePr w:type="firstCol">
       <w:rPr>
+        <w:rFonts w:eastAsia="黑体"/>
         <w:b/>
         <w:bCs/>
       </w:rPr>
     </w:tblStylePr>
     <w:tblStylePr w:type="lastCol">
       <w:rPr>
+        <w:rFonts w:eastAsia="黑体"/>
         <w:b/>
         <w:bCs/>
       </w:rPr>
@@ -13739,6 +14346,7 @@
       <w:spacing w:after="0" w:line="240" w:lineRule="auto"/>
     </w:pPr>
     <w:rPr>
+      <w:rFonts w:eastAsia="黑体"/>
       <w:color w:themeColor="text1" w:val="000000"/>
     </w:rPr>
     <w:tblPr>
@@ -13760,6 +14368,7 @@
     </w:tcPr>
     <w:tblStylePr w:type="firstRow">
       <w:rPr>
+        <w:rFonts w:eastAsia="黑体"/>
         <w:b/>
         <w:bCs/>
       </w:rPr>
@@ -13770,6 +14379,7 @@
     </w:tblStylePr>
     <w:tblStylePr w:type="lastRow">
       <w:rPr>
+        <w:rFonts w:eastAsia="黑体"/>
         <w:b/>
         <w:bCs/>
         <w:color w:themeColor="text1" w:val="000000"/>
@@ -13781,6 +14391,7 @@
     </w:tblStylePr>
     <w:tblStylePr w:type="firstCol">
       <w:rPr>
+        <w:rFonts w:eastAsia="黑体"/>
         <w:color w:themeColor="background1" w:val="FFFFFF"/>
       </w:rPr>
       <w:tblPr/>
@@ -13790,6 +14401,7 @@
     </w:tblStylePr>
     <w:tblStylePr w:type="lastCol">
       <w:rPr>
+        <w:rFonts w:eastAsia="黑体"/>
         <w:color w:themeColor="background1" w:val="FFFFFF"/>
       </w:rPr>
       <w:tblPr/>
@@ -13819,6 +14431,7 @@
       <w:spacing w:after="0" w:line="240" w:lineRule="auto"/>
     </w:pPr>
     <w:rPr>
+      <w:rFonts w:eastAsia="黑体"/>
       <w:color w:themeColor="text1" w:val="000000"/>
     </w:rPr>
     <w:tblPr>
@@ -13840,6 +14453,7 @@
     </w:tcPr>
     <w:tblStylePr w:type="firstRow">
       <w:rPr>
+        <w:rFonts w:eastAsia="黑体"/>
         <w:b/>
         <w:bCs/>
       </w:rPr>
@@ -13850,6 +14464,7 @@
     </w:tblStylePr>
     <w:tblStylePr w:type="lastRow">
       <w:rPr>
+        <w:rFonts w:eastAsia="黑体"/>
         <w:b/>
         <w:bCs/>
         <w:color w:themeColor="text1" w:val="000000"/>
@@ -13861,6 +14476,7 @@
     </w:tblStylePr>
     <w:tblStylePr w:type="firstCol">
       <w:rPr>
+        <w:rFonts w:eastAsia="黑体"/>
         <w:color w:themeColor="background1" w:val="FFFFFF"/>
       </w:rPr>
       <w:tblPr/>
@@ -13870,6 +14486,7 @@
     </w:tblStylePr>
     <w:tblStylePr w:type="lastCol">
       <w:rPr>
+        <w:rFonts w:eastAsia="黑体"/>
         <w:color w:themeColor="background1" w:val="FFFFFF"/>
       </w:rPr>
       <w:tblPr/>
@@ -13899,6 +14516,7 @@
       <w:spacing w:after="0" w:line="240" w:lineRule="auto"/>
     </w:pPr>
     <w:rPr>
+      <w:rFonts w:eastAsia="黑体"/>
       <w:color w:themeColor="text1" w:val="000000"/>
     </w:rPr>
     <w:tblPr>
@@ -13920,6 +14538,7 @@
     </w:tcPr>
     <w:tblStylePr w:type="firstRow">
       <w:rPr>
+        <w:rFonts w:eastAsia="黑体"/>
         <w:b/>
         <w:bCs/>
       </w:rPr>
@@ -13930,6 +14549,7 @@
     </w:tblStylePr>
     <w:tblStylePr w:type="lastRow">
       <w:rPr>
+        <w:rFonts w:eastAsia="黑体"/>
         <w:b/>
         <w:bCs/>
         <w:color w:themeColor="text1" w:val="000000"/>
@@ -13941,6 +14561,7 @@
     </w:tblStylePr>
     <w:tblStylePr w:type="firstCol">
       <w:rPr>
+        <w:rFonts w:eastAsia="黑体"/>
         <w:color w:themeColor="background1" w:val="FFFFFF"/>
       </w:rPr>
       <w:tblPr/>
@@ -13950,6 +14571,7 @@
     </w:tblStylePr>
     <w:tblStylePr w:type="lastCol">
       <w:rPr>
+        <w:rFonts w:eastAsia="黑体"/>
         <w:color w:themeColor="background1" w:val="FFFFFF"/>
       </w:rPr>
       <w:tblPr/>
@@ -13979,6 +14601,7 @@
       <w:spacing w:after="0" w:line="240" w:lineRule="auto"/>
     </w:pPr>
     <w:rPr>
+      <w:rFonts w:eastAsia="黑体"/>
       <w:color w:themeColor="text1" w:val="000000"/>
     </w:rPr>
     <w:tblPr>
@@ -14000,6 +14623,7 @@
     </w:tcPr>
     <w:tblStylePr w:type="firstRow">
       <w:rPr>
+        <w:rFonts w:eastAsia="黑体"/>
         <w:b/>
         <w:bCs/>
       </w:rPr>
@@ -14010,6 +14634,7 @@
     </w:tblStylePr>
     <w:tblStylePr w:type="lastRow">
       <w:rPr>
+        <w:rFonts w:eastAsia="黑体"/>
         <w:b/>
         <w:bCs/>
         <w:color w:themeColor="text1" w:val="000000"/>
@@ -14021,6 +14646,7 @@
     </w:tblStylePr>
     <w:tblStylePr w:type="firstCol">
       <w:rPr>
+        <w:rFonts w:eastAsia="黑体"/>
         <w:color w:themeColor="background1" w:val="FFFFFF"/>
       </w:rPr>
       <w:tblPr/>
@@ -14030,6 +14656,7 @@
     </w:tblStylePr>
     <w:tblStylePr w:type="lastCol">
       <w:rPr>
+        <w:rFonts w:eastAsia="黑体"/>
         <w:color w:themeColor="background1" w:val="FFFFFF"/>
       </w:rPr>
       <w:tblPr/>
@@ -14059,6 +14686,7 @@
       <w:spacing w:after="0" w:line="240" w:lineRule="auto"/>
     </w:pPr>
     <w:rPr>
+      <w:rFonts w:eastAsia="黑体"/>
       <w:color w:themeColor="text1" w:val="000000"/>
     </w:rPr>
     <w:tblPr>
@@ -14080,6 +14708,7 @@
     </w:tcPr>
     <w:tblStylePr w:type="firstRow">
       <w:rPr>
+        <w:rFonts w:eastAsia="黑体"/>
         <w:b/>
         <w:bCs/>
       </w:rPr>
@@ -14090,6 +14719,7 @@
     </w:tblStylePr>
     <w:tblStylePr w:type="lastRow">
       <w:rPr>
+        <w:rFonts w:eastAsia="黑体"/>
         <w:b/>
         <w:bCs/>
         <w:color w:themeColor="text1" w:val="000000"/>
@@ -14101,6 +14731,7 @@
     </w:tblStylePr>
     <w:tblStylePr w:type="firstCol">
       <w:rPr>
+        <w:rFonts w:eastAsia="黑体"/>
         <w:color w:themeColor="background1" w:val="FFFFFF"/>
       </w:rPr>
       <w:tblPr/>
@@ -14110,6 +14741,7 @@
     </w:tblStylePr>
     <w:tblStylePr w:type="lastCol">
       <w:rPr>
+        <w:rFonts w:eastAsia="黑体"/>
         <w:color w:themeColor="background1" w:val="FFFFFF"/>
       </w:rPr>
       <w:tblPr/>
@@ -14139,6 +14771,7 @@
       <w:spacing w:after="0" w:line="240" w:lineRule="auto"/>
     </w:pPr>
     <w:rPr>
+      <w:rFonts w:eastAsia="黑体"/>
       <w:color w:themeColor="text1" w:val="000000"/>
     </w:rPr>
     <w:tblPr>
@@ -14160,6 +14793,7 @@
     </w:tcPr>
     <w:tblStylePr w:type="firstRow">
       <w:rPr>
+        <w:rFonts w:eastAsia="黑体"/>
         <w:b/>
         <w:bCs/>
       </w:rPr>
@@ -14170,6 +14804,7 @@
     </w:tblStylePr>
     <w:tblStylePr w:type="lastRow">
       <w:rPr>
+        <w:rFonts w:eastAsia="黑体"/>
         <w:b/>
         <w:bCs/>
         <w:color w:themeColor="text1" w:val="000000"/>
@@ -14181,6 +14816,7 @@
     </w:tblStylePr>
     <w:tblStylePr w:type="firstCol">
       <w:rPr>
+        <w:rFonts w:eastAsia="黑体"/>
         <w:color w:themeColor="background1" w:val="FFFFFF"/>
       </w:rPr>
       <w:tblPr/>
@@ -14190,6 +14826,7 @@
     </w:tblStylePr>
     <w:tblStylePr w:type="lastCol">
       <w:rPr>
+        <w:rFonts w:eastAsia="黑体"/>
         <w:color w:themeColor="background1" w:val="FFFFFF"/>
       </w:rPr>
       <w:tblPr/>
@@ -14219,6 +14856,7 @@
       <w:spacing w:after="0" w:line="240" w:lineRule="auto"/>
     </w:pPr>
     <w:rPr>
+      <w:rFonts w:eastAsia="黑体"/>
       <w:color w:themeColor="text1" w:val="000000"/>
     </w:rPr>
     <w:tblPr>
@@ -14240,6 +14878,7 @@
     </w:tcPr>
     <w:tblStylePr w:type="firstRow">
       <w:rPr>
+        <w:rFonts w:eastAsia="黑体"/>
         <w:b/>
         <w:bCs/>
       </w:rPr>
@@ -14250,6 +14889,7 @@
     </w:tblStylePr>
     <w:tblStylePr w:type="lastRow">
       <w:rPr>
+        <w:rFonts w:eastAsia="黑体"/>
         <w:b/>
         <w:bCs/>
         <w:color w:themeColor="text1" w:val="000000"/>
@@ -14261,6 +14901,7 @@
     </w:tblStylePr>
     <w:tblStylePr w:type="firstCol">
       <w:rPr>
+        <w:rFonts w:eastAsia="黑体"/>
         <w:color w:themeColor="background1" w:val="FFFFFF"/>
       </w:rPr>
       <w:tblPr/>
@@ -14270,6 +14911,7 @@
     </w:tblStylePr>
     <w:tblStylePr w:type="lastCol">
       <w:rPr>
+        <w:rFonts w:eastAsia="黑体"/>
         <w:color w:themeColor="background1" w:val="FFFFFF"/>
       </w:rPr>
       <w:tblPr/>
@@ -14302,6 +14944,7 @@
     <w:name w:val="KeywordTok"/>
     <w:basedOn w:val="VerbatimChar"/>
     <w:rPr>
+      <w:rFonts w:eastAsia="黑体"/>
       <w:b/>
       <w:color w:val="007020"/>
     </w:rPr>
@@ -14310,6 +14953,7 @@
     <w:name w:val="DataTypeTok"/>
     <w:basedOn w:val="VerbatimChar"/>
     <w:rPr>
+      <w:rFonts w:eastAsia="黑体"/>
       <w:color w:val="902000"/>
     </w:rPr>
   </w:style>
@@ -14317,6 +14961,7 @@
     <w:name w:val="DecValTok"/>
     <w:basedOn w:val="VerbatimChar"/>
     <w:rPr>
+      <w:rFonts w:eastAsia="黑体"/>
       <w:color w:val="40a070"/>
     </w:rPr>
   </w:style>
@@ -14324,6 +14969,7 @@
     <w:name w:val="BaseNTok"/>
     <w:basedOn w:val="VerbatimChar"/>
     <w:rPr>
+      <w:rFonts w:eastAsia="黑体"/>
       <w:color w:val="40a070"/>
     </w:rPr>
   </w:style>
@@ -14331,6 +14977,7 @@
     <w:name w:val="FloatTok"/>
     <w:basedOn w:val="VerbatimChar"/>
     <w:rPr>
+      <w:rFonts w:eastAsia="黑体"/>
       <w:color w:val="40a070"/>
     </w:rPr>
   </w:style>
@@ -14338,6 +14985,7 @@
     <w:name w:val="ConstantTok"/>
     <w:basedOn w:val="VerbatimChar"/>
     <w:rPr>
+      <w:rFonts w:eastAsia="黑体"/>
       <w:color w:val="880000"/>
     </w:rPr>
   </w:style>
@@ -14345,6 +14993,7 @@
     <w:name w:val="CharTok"/>
     <w:basedOn w:val="VerbatimChar"/>
     <w:rPr>
+      <w:rFonts w:eastAsia="黑体"/>
       <w:color w:val="4070a0"/>
     </w:rPr>
   </w:style>
@@ -14352,6 +15001,7 @@
     <w:name w:val="SpecialCharTok"/>
     <w:basedOn w:val="VerbatimChar"/>
     <w:rPr>
+      <w:rFonts w:eastAsia="黑体"/>
       <w:color w:val="4070a0"/>
     </w:rPr>
   </w:style>
@@ -14359,6 +15009,7 @@
     <w:name w:val="StringTok"/>
     <w:basedOn w:val="VerbatimChar"/>
     <w:rPr>
+      <w:rFonts w:eastAsia="黑体"/>
       <w:color w:val="4070a0"/>
     </w:rPr>
   </w:style>
@@ -14366,6 +15017,7 @@
     <w:name w:val="VerbatimStringTok"/>
     <w:basedOn w:val="VerbatimChar"/>
     <w:rPr>
+      <w:rFonts w:eastAsia="黑体"/>
       <w:color w:val="4070a0"/>
     </w:rPr>
   </w:style>
@@ -14373,6 +15025,7 @@
     <w:name w:val="SpecialStringTok"/>
     <w:basedOn w:val="VerbatimChar"/>
     <w:rPr>
+      <w:rFonts w:eastAsia="黑体"/>
       <w:color w:val="bb6688"/>
     </w:rPr>
   </w:style>
@@ -14380,6 +15033,7 @@
     <w:name w:val="ImportTok"/>
     <w:basedOn w:val="VerbatimChar"/>
     <w:rPr>
+      <w:rFonts w:eastAsia="黑体"/>
       <w:b/>
       <w:color w:val="008000"/>
     </w:rPr>
@@ -14388,6 +15042,7 @@
     <w:name w:val="CommentTok"/>
     <w:basedOn w:val="VerbatimChar"/>
     <w:rPr>
+      <w:rFonts w:eastAsia="黑体"/>
       <w:i/>
       <w:color w:val="60a0b0"/>
     </w:rPr>
@@ -14396,6 +15051,7 @@
     <w:name w:val="DocumentationTok"/>
     <w:basedOn w:val="VerbatimChar"/>
     <w:rPr>
+      <w:rFonts w:eastAsia="黑体"/>
       <w:i/>
       <w:color w:val="ba2121"/>
     </w:rPr>
@@ -14404,6 +15060,7 @@
     <w:name w:val="AnnotationTok"/>
     <w:basedOn w:val="VerbatimChar"/>
     <w:rPr>
+      <w:rFonts w:eastAsia="黑体"/>
       <w:b/>
       <w:i/>
       <w:color w:val="60a0b0"/>
@@ -14413,6 +15070,7 @@
     <w:name w:val="CommentVarTok"/>
     <w:basedOn w:val="VerbatimChar"/>
     <w:rPr>
+      <w:rFonts w:eastAsia="黑体"/>
       <w:b/>
       <w:i/>
       <w:color w:val="60a0b0"/>
@@ -14422,6 +15080,7 @@
     <w:name w:val="OtherTok"/>
     <w:basedOn w:val="VerbatimChar"/>
     <w:rPr>
+      <w:rFonts w:eastAsia="黑体"/>
       <w:color w:val="007020"/>
     </w:rPr>
   </w:style>
@@ -14429,6 +15088,7 @@
     <w:name w:val="FunctionTok"/>
     <w:basedOn w:val="VerbatimChar"/>
     <w:rPr>
+      <w:rFonts w:eastAsia="黑体"/>
       <w:color w:val="06287e"/>
     </w:rPr>
   </w:style>
@@ -14436,6 +15096,7 @@
     <w:name w:val="VariableTok"/>
     <w:basedOn w:val="VerbatimChar"/>
     <w:rPr>
+      <w:rFonts w:eastAsia="黑体"/>
       <w:color w:val="19177c"/>
     </w:rPr>
   </w:style>
@@ -14443,6 +15104,7 @@
     <w:name w:val="ControlFlowTok"/>
     <w:basedOn w:val="VerbatimChar"/>
     <w:rPr>
+      <w:rFonts w:eastAsia="黑体"/>
       <w:b/>
       <w:color w:val="007020"/>
     </w:rPr>
@@ -14451,6 +15113,7 @@
     <w:name w:val="OperatorTok"/>
     <w:basedOn w:val="VerbatimChar"/>
     <w:rPr>
+      <w:rFonts w:eastAsia="黑体"/>
       <w:color w:val="666666"/>
     </w:rPr>
   </w:style>
@@ -14458,18 +15121,22 @@
     <w:name w:val="BuiltInTok"/>
     <w:basedOn w:val="VerbatimChar"/>
     <w:rPr>
+      <w:rFonts w:eastAsia="黑体"/>
       <w:color w:val="008000"/>
     </w:rPr>
   </w:style>
   <w:style w:type="character" w:customStyle="1" w:styleId="ExtensionTok">
     <w:name w:val="ExtensionTok"/>
     <w:basedOn w:val="VerbatimChar"/>
-    <w:rPr/>
+    <w:rPr>
+      <w:rFonts w:eastAsia="黑体"/>
+    </w:rPr>
   </w:style>
   <w:style w:type="character" w:customStyle="1" w:styleId="PreprocessorTok">
     <w:name w:val="PreprocessorTok"/>
     <w:basedOn w:val="VerbatimChar"/>
     <w:rPr>
+      <w:rFonts w:eastAsia="黑体"/>
       <w:color w:val="bc7a00"/>
     </w:rPr>
   </w:style>
@@ -14477,18 +15144,22 @@
     <w:name w:val="AttributeTok"/>
     <w:basedOn w:val="VerbatimChar"/>
     <w:rPr>
+      <w:rFonts w:eastAsia="黑体"/>
       <w:color w:val="7d9029"/>
     </w:rPr>
   </w:style>
   <w:style w:type="character" w:customStyle="1" w:styleId="RegionMarkerTok">
     <w:name w:val="RegionMarkerTok"/>
     <w:basedOn w:val="VerbatimChar"/>
-    <w:rPr/>
+    <w:rPr>
+      <w:rFonts w:eastAsia="黑体"/>
+    </w:rPr>
   </w:style>
   <w:style w:type="character" w:customStyle="1" w:styleId="InformationTok">
     <w:name w:val="InformationTok"/>
     <w:basedOn w:val="VerbatimChar"/>
     <w:rPr>
+      <w:rFonts w:eastAsia="黑体"/>
       <w:b/>
       <w:i/>
       <w:color w:val="60a0b0"/>
@@ -14498,6 +15169,7 @@
     <w:name w:val="WarningTok"/>
     <w:basedOn w:val="VerbatimChar"/>
     <w:rPr>
+      <w:rFonts w:eastAsia="黑体"/>
       <w:b/>
       <w:i/>
       <w:color w:val="60a0b0"/>
@@ -14507,6 +15179,7 @@
     <w:name w:val="AlertTok"/>
     <w:basedOn w:val="VerbatimChar"/>
     <w:rPr>
+      <w:rFonts w:eastAsia="黑体"/>
       <w:b/>
       <w:color w:val="ff0000"/>
     </w:rPr>
@@ -14515,6 +15188,7 @@
     <w:name w:val="ErrorTok"/>
     <w:basedOn w:val="VerbatimChar"/>
     <w:rPr>
+      <w:rFonts w:eastAsia="黑体"/>
       <w:b/>
       <w:color w:val="ff0000"/>
     </w:rPr>
@@ -14522,7 +15196,9 @@
   <w:style w:type="character" w:customStyle="1" w:styleId="NormalTok">
     <w:name w:val="NormalTok"/>
     <w:basedOn w:val="VerbatimChar"/>
-    <w:rPr/>
+    <w:rPr>
+      <w:rFonts w:eastAsia="黑体"/>
+    </w:rPr>
   </w:style>
 </w:styles>
 </file>
@@ -14571,12 +15247,12 @@
     <a:fontScheme name="Office">
       <a:majorFont>
         <a:latin typeface="Calibri"/>
-        <a:ea typeface=""/>
+        <a:ea typeface="黑体"/>
         <a:cs typeface=""/>
         <a:font script="Jpan" typeface="ＭＳ ゴシック"/>
         <a:font script="Hang" typeface="맑은 고딕"/>
-        <a:font script="Hans" typeface="宋体"/>
-        <a:font script="Hant" typeface="新細明體"/>
+        <a:font script="Hans" typeface="黑体"/>
+        <a:font script="Hant" typeface="黑体"/>
         <a:font script="Arab" typeface="Times New Roman"/>
         <a:font script="Hebr" typeface="Times New Roman"/>
         <a:font script="Thai" typeface="Angsana New"/>
@@ -14606,12 +15282,12 @@
       </a:majorFont>
       <a:minorFont>
         <a:latin typeface="Cambria"/>
-        <a:ea typeface=""/>
+        <a:ea typeface="黑体"/>
         <a:cs typeface=""/>
         <a:font script="Jpan" typeface="ＭＳ 明朝"/>
         <a:font script="Hang" typeface="맑은 고딕"/>
-        <a:font script="Hans" typeface="宋体"/>
-        <a:font script="Hant" typeface="新細明體"/>
+        <a:font script="Hans" typeface="黑体"/>
+        <a:font script="Hant" typeface="黑体"/>
         <a:font script="Arab" typeface="Arial"/>
         <a:font script="Hebr" typeface="Arial"/>
         <a:font script="Thai" typeface="Cordia New"/>

--- a/05-数字电路/01-组合逻辑电路/奇偶校验电路/奇偶校验电路.docx
+++ b/05-数字电路/01-组合逻辑电路/奇偶校验电路/奇偶校验电路.docx
@@ -2176,7 +2176,7 @@
           <w:color w:val="555555"/>
           <w:sz w:val="21"/>
         </w:rPr>
-        <w:t>材料收集者：杜文杰，WX手机：19519196569，QQ:3478827729</w:t>
+        <w:t>材料收集者：杜文杰，微信/手机：19519196569，QQ:3478827729</w:t>
       </w:r>
     </w:p>
     <w:sectPr>
